--- a/WebContent/docx/甲状腺癌17报告-单样本-重庆分子.docx
+++ b/WebContent/docx/甲状腺癌17报告-单样本-重庆分子.docx
@@ -320,12 +320,6 @@
             <w:insideH w:val="single" w:color="auto" w:sz="4" w:space="0"/>
             <w:insideV w:val="single" w:color="auto" w:sz="4" w:space="0"/>
           </w:tblBorders>
-          <w:tblCellMar>
-            <w:top w:w="0" w:type="dxa"/>
-            <w:left w:w="108" w:type="dxa"/>
-            <w:bottom w:w="0" w:type="dxa"/>
-            <w:right w:w="108" w:type="dxa"/>
-          </w:tblCellMar>
         </w:tblPrEx>
         <w:trPr>
           <w:trHeight w:val="667" w:hRule="atLeast"/>
@@ -3280,14 +3274,14 @@
           <w:cols w:space="0" w:num="1"/>
         </w:sectPr>
       </w:pPr>
-      <w:bookmarkStart w:id="0" w:name="_Toc24178_WPSOffice_Level1"/>
-      <w:bookmarkStart w:id="1" w:name="_Toc30143_WPSOffice_Level1"/>
-      <w:bookmarkStart w:id="2" w:name="_Toc13806"/>
+      <w:bookmarkStart w:id="0" w:name="_Toc21669"/>
+      <w:bookmarkStart w:id="1" w:name="_Toc21009_WPSOffice_Level1"/>
+      <w:bookmarkStart w:id="2" w:name="_Toc30143_WPSOffice_Level1"/>
       <w:bookmarkStart w:id="3" w:name="_Toc27500"/>
-      <w:bookmarkStart w:id="4" w:name="_Toc21009_WPSOffice_Level1"/>
-      <w:bookmarkStart w:id="5" w:name="_Toc24397"/>
-      <w:bookmarkStart w:id="6" w:name="_Toc32054"/>
-      <w:bookmarkStart w:id="7" w:name="_Toc21669"/>
+      <w:bookmarkStart w:id="4" w:name="_Toc24178_WPSOffice_Level1"/>
+      <w:bookmarkStart w:id="5" w:name="_Toc32054"/>
+      <w:bookmarkStart w:id="6" w:name="_Toc13806"/>
+      <w:bookmarkStart w:id="7" w:name="_Toc24397"/>
     </w:p>
     <w:p>
       <w:pPr>
@@ -3665,41 +3659,10 @@
                 <w:sz w:val="21"/>
                 <w:lang w:eastAsia="zh-CN"/>
               </w:rPr>
-              <w:t xml:space="preserve">{% if summaryOfRresults.type == </w:t>
-            </w:r>
-            <w:r>
-              <w:rPr>
-                <w:rFonts w:ascii="Times New Roman" w:hAnsi="Times New Roman" w:eastAsia="微软雅黑" w:cs="黑体"/>
-                <w:sz w:val="21"/>
-                <w:lang w:eastAsia="zh-CN"/>
-              </w:rPr>
-              <w:t>“tissue”</w:t>
-            </w:r>
-            <w:r>
-              <w:rPr>
-                <w:rFonts w:hint="eastAsia" w:ascii="Times New Roman" w:hAnsi="Times New Roman" w:eastAsia="微软雅黑" w:cs="黑体"/>
-                <w:sz w:val="21"/>
-                <w:lang w:eastAsia="zh-CN"/>
-              </w:rPr>
-              <w:t xml:space="preserve"> %}石蜡样本{% else %}</w:t>
-            </w:r>
-            <w:r>
-              <w:rPr>
-                <w:rFonts w:hint="eastAsia" w:ascii="微软雅黑" w:hAnsi="微软雅黑" w:eastAsia="微软雅黑" w:cs="微软雅黑"/>
-                <w:sz w:val="21"/>
-                <w:szCs w:val="21"/>
-                <w:lang w:val="en-US" w:eastAsia="zh-CN" w:bidi="ar"/>
-              </w:rPr>
-              <w:t>血液</w:t>
-            </w:r>
-            <w:r>
-              <w:rPr>
-                <w:rFonts w:hint="eastAsia" w:ascii="Times New Roman" w:hAnsi="Times New Roman" w:eastAsia="微软雅黑" w:cs="黑体"/>
-                <w:sz w:val="21"/>
-                <w:lang w:eastAsia="zh-CN"/>
-              </w:rPr>
-              <w:t>{% endif %}</w:t>
-            </w:r>
+              <w:t>{% if type == "tissue" %}{%if "胸腹水" in specimentype %}胸腹水{% else %}石蜡样本{% endif %}{% elif type == "blood" %}{%if "胸腹水(上清)" in specimentype %}胸腹水(上清){% else %}血液{% endif %}{% endif %}</w:t>
+            </w:r>
+            <w:bookmarkStart w:id="121" w:name="_GoBack"/>
+            <w:bookmarkEnd w:id="121"/>
           </w:p>
         </w:tc>
       </w:tr>
@@ -4047,11 +4010,11 @@
       <w:bookmarkStart w:id="9" w:name="_Toc17451"/>
       <w:bookmarkStart w:id="10" w:name="_Toc11465"/>
       <w:bookmarkStart w:id="11" w:name="_Toc19594"/>
-      <w:bookmarkStart w:id="12" w:name="_Toc1419"/>
-      <w:bookmarkStart w:id="13" w:name="_Toc10518"/>
+      <w:bookmarkStart w:id="12" w:name="_Toc11015_WPSOffice_Level1"/>
+      <w:bookmarkStart w:id="13" w:name="_Toc18062_WPSOffice_Level1"/>
       <w:bookmarkStart w:id="14" w:name="_Toc7021_WPSOffice_Level1"/>
-      <w:bookmarkStart w:id="15" w:name="_Toc18062_WPSOffice_Level1"/>
-      <w:bookmarkStart w:id="16" w:name="_Toc11015_WPSOffice_Level1"/>
+      <w:bookmarkStart w:id="15" w:name="_Toc1419"/>
+      <w:bookmarkStart w:id="16" w:name="_Toc10518"/>
       <w:bookmarkStart w:id="17" w:name="_Toc3823"/>
       <w:r>
         <w:rPr>
@@ -4409,6 +4372,12 @@
             <w:insideH w:val="single" w:color="auto" w:sz="4" w:space="0"/>
             <w:insideV w:val="single" w:color="auto" w:sz="4" w:space="0"/>
           </w:tblBorders>
+          <w:tblCellMar>
+            <w:top w:w="0" w:type="dxa"/>
+            <w:left w:w="108" w:type="dxa"/>
+            <w:bottom w:w="0" w:type="dxa"/>
+            <w:right w:w="108" w:type="dxa"/>
+          </w:tblCellMar>
         </w:tblPrEx>
         <w:tc>
           <w:tcPr>
@@ -4813,13 +4782,13 @@
           </w14:shadow>
         </w:rPr>
       </w:pPr>
-      <w:bookmarkStart w:id="20" w:name="_Toc23369_WPSOffice_Level1"/>
-      <w:bookmarkStart w:id="21" w:name="_Toc3871"/>
-      <w:bookmarkStart w:id="22" w:name="_Toc4088"/>
-      <w:bookmarkStart w:id="23" w:name="_Toc25920"/>
-      <w:bookmarkStart w:id="24" w:name="_Toc6221_WPSOffice_Level1"/>
-      <w:bookmarkStart w:id="25" w:name="_Toc1410"/>
-      <w:bookmarkStart w:id="26" w:name="_Toc18058"/>
+      <w:bookmarkStart w:id="20" w:name="_Toc1410"/>
+      <w:bookmarkStart w:id="21" w:name="_Toc25920"/>
+      <w:bookmarkStart w:id="22" w:name="_Toc18058"/>
+      <w:bookmarkStart w:id="23" w:name="_Toc23369_WPSOffice_Level1"/>
+      <w:bookmarkStart w:id="24" w:name="_Toc3871"/>
+      <w:bookmarkStart w:id="25" w:name="_Toc6221_WPSOffice_Level1"/>
+      <w:bookmarkStart w:id="26" w:name="_Toc4088"/>
       <w:bookmarkStart w:id="27" w:name="_Toc12177"/>
       <w:r>
         <w:rPr>
@@ -4884,10 +4853,10 @@
           <w:lang w:eastAsia="zh-CN"/>
         </w:rPr>
       </w:pPr>
-      <w:bookmarkStart w:id="28" w:name="_Toc11674"/>
+      <w:bookmarkStart w:id="28" w:name="_Toc149832728"/>
       <w:bookmarkStart w:id="29" w:name="_Toc149826003"/>
       <w:bookmarkStart w:id="30" w:name="_Toc23586"/>
-      <w:bookmarkStart w:id="31" w:name="_Toc149832728"/>
+      <w:bookmarkStart w:id="31" w:name="_Toc11674"/>
       <w:r>
         <w:rPr>
           <w:rFonts w:hint="eastAsia"/>
@@ -7414,14 +7383,14 @@
           <w:lang w:eastAsia="zh-CN"/>
         </w:rPr>
       </w:pPr>
-      <w:bookmarkStart w:id="34" w:name="_Toc9088"/>
-      <w:bookmarkStart w:id="35" w:name="_Toc24979"/>
+      <w:bookmarkStart w:id="34" w:name="_Toc28139"/>
+      <w:bookmarkStart w:id="35" w:name="_Toc30265"/>
       <w:bookmarkStart w:id="36" w:name="_Toc18062_WPSOffice_Level2"/>
-      <w:bookmarkStart w:id="37" w:name="_Toc28139"/>
-      <w:bookmarkStart w:id="38" w:name="_Toc22976"/>
-      <w:bookmarkStart w:id="39" w:name="_Toc30265"/>
+      <w:bookmarkStart w:id="37" w:name="_Toc23375"/>
+      <w:bookmarkStart w:id="38" w:name="_Toc9088"/>
+      <w:bookmarkStart w:id="39" w:name="_Toc22976"/>
       <w:bookmarkStart w:id="40" w:name="_Toc11015_WPSOffice_Level2"/>
-      <w:bookmarkStart w:id="41" w:name="_Toc23375"/>
+      <w:bookmarkStart w:id="41" w:name="_Toc24979"/>
       <w:r>
         <w:rPr>
           <w:rFonts w:hint="eastAsia"/>
@@ -12150,8 +12119,8 @@
       </w:pPr>
       <w:bookmarkStart w:id="42" w:name="_Toc149832733"/>
       <w:bookmarkStart w:id="43" w:name="_Toc1008"/>
-      <w:bookmarkStart w:id="44" w:name="_Toc149826009"/>
-      <w:bookmarkStart w:id="45" w:name="_Toc22117"/>
+      <w:bookmarkStart w:id="44" w:name="_Toc22117"/>
+      <w:bookmarkStart w:id="45" w:name="_Toc149826009"/>
       <w:r>
         <w:rPr>
           <w:rFonts w:hint="eastAsia"/>
@@ -12950,12 +12919,6 @@
             <w:insideH w:val="dotted" w:color="00B050" w:sz="4" w:space="0"/>
             <w:insideV w:val="dotted" w:color="00B050" w:sz="4" w:space="0"/>
           </w:tblBorders>
-          <w:tblCellMar>
-            <w:top w:w="0" w:type="dxa"/>
-            <w:left w:w="0" w:type="dxa"/>
-            <w:bottom w:w="0" w:type="dxa"/>
-            <w:right w:w="0" w:type="dxa"/>
-          </w:tblCellMar>
         </w:tblPrEx>
         <w:trPr>
           <w:cantSplit/>
@@ -13886,14 +13849,14 @@
           <w:lang w:eastAsia="zh-CN"/>
         </w:rPr>
       </w:pPr>
-      <w:bookmarkStart w:id="47" w:name="_Toc4331_WPSOffice_Level1"/>
-      <w:bookmarkStart w:id="48" w:name="_Toc5598"/>
-      <w:bookmarkStart w:id="49" w:name="_Toc25727"/>
-      <w:bookmarkStart w:id="50" w:name="_Toc28194"/>
-      <w:bookmarkStart w:id="51" w:name="_Toc23846_WPSOffice_Level1"/>
-      <w:bookmarkStart w:id="52" w:name="_Toc32443_WPSOffice_Level1"/>
-      <w:bookmarkStart w:id="53" w:name="_Toc23903"/>
-      <w:bookmarkStart w:id="54" w:name="_Toc32661"/>
+      <w:bookmarkStart w:id="47" w:name="_Toc5598"/>
+      <w:bookmarkStart w:id="48" w:name="_Toc23846_WPSOffice_Level1"/>
+      <w:bookmarkStart w:id="49" w:name="_Toc23903"/>
+      <w:bookmarkStart w:id="50" w:name="_Toc32661"/>
+      <w:bookmarkStart w:id="51" w:name="_Toc4331_WPSOffice_Level1"/>
+      <w:bookmarkStart w:id="52" w:name="_Toc25727"/>
+      <w:bookmarkStart w:id="53" w:name="_Toc28194"/>
+      <w:bookmarkStart w:id="54" w:name="_Toc32443_WPSOffice_Level1"/>
       <w:r>
         <w:rPr>
           <w:rFonts w:hint="eastAsia" w:ascii="Times New Roman" w:hAnsi="Times New Roman" w:eastAsia="微软雅黑" w:cs="Times New Roman"/>
@@ -16401,12 +16364,6 @@
             <w:insideH w:val="single" w:color="62B541" w:sz="4" w:space="0"/>
             <w:insideV w:val="single" w:color="62B541" w:sz="4" w:space="0"/>
           </w:tblBorders>
-          <w:tblCellMar>
-            <w:top w:w="0" w:type="dxa"/>
-            <w:left w:w="0" w:type="dxa"/>
-            <w:bottom w:w="0" w:type="dxa"/>
-            <w:right w:w="0" w:type="dxa"/>
-          </w:tblCellMar>
         </w:tblPrEx>
         <w:trPr>
           <w:trHeight w:val="510" w:hRule="atLeast"/>
@@ -17130,11 +17087,11 @@
         </w:numPr>
         <w:jc w:val="left"/>
       </w:pPr>
-      <w:bookmarkStart w:id="59" w:name="_Toc149826012"/>
+      <w:bookmarkStart w:id="59" w:name="_Toc149832736"/>
       <w:bookmarkStart w:id="60" w:name="_Toc28871"/>
-      <w:bookmarkStart w:id="61" w:name="_Toc180"/>
+      <w:bookmarkStart w:id="61" w:name="_Toc149826012"/>
       <w:bookmarkStart w:id="62" w:name="_Toc18793"/>
-      <w:bookmarkStart w:id="63" w:name="_Toc149832736"/>
+      <w:bookmarkStart w:id="63" w:name="_Toc180"/>
       <w:bookmarkStart w:id="64" w:name="_Toc2749"/>
       <w:r>
         <w:rPr>
@@ -17170,9 +17127,9 @@
       </w:pPr>
       <w:bookmarkStart w:id="65" w:name="OLE_LINK1"/>
       <w:bookmarkStart w:id="66" w:name="_Toc32302"/>
-      <w:bookmarkStart w:id="67" w:name="_Toc8516"/>
+      <w:bookmarkStart w:id="67" w:name="_Toc149826013"/>
       <w:bookmarkStart w:id="68" w:name="_Toc149832737"/>
-      <w:bookmarkStart w:id="69" w:name="_Toc149826013"/>
+      <w:bookmarkStart w:id="69" w:name="_Toc8516"/>
       <w:r>
         <w:rPr>
           <w:rFonts w:hint="eastAsia" w:ascii="Times New Roman" w:hAnsi="Times New Roman" w:eastAsia="微软雅黑" w:cs="Times New Roman"/>
@@ -26835,14 +26792,14 @@
           </w14:shadow>
         </w:rPr>
       </w:pPr>
-      <w:bookmarkStart w:id="79" w:name="_Toc13196_WPSOffice_Level1"/>
-      <w:bookmarkStart w:id="80" w:name="_Toc28240"/>
-      <w:bookmarkStart w:id="81" w:name="_Toc12505"/>
-      <w:bookmarkStart w:id="82" w:name="_Toc21764_WPSOffice_Level1"/>
-      <w:bookmarkStart w:id="83" w:name="_Toc1707_WPSOffice_Level1"/>
-      <w:bookmarkStart w:id="84" w:name="_Toc27302"/>
-      <w:bookmarkStart w:id="85" w:name="_Toc2409"/>
-      <w:bookmarkStart w:id="86" w:name="_Toc16594"/>
+      <w:bookmarkStart w:id="79" w:name="_Toc12505"/>
+      <w:bookmarkStart w:id="80" w:name="_Toc21764_WPSOffice_Level1"/>
+      <w:bookmarkStart w:id="81" w:name="_Toc16594"/>
+      <w:bookmarkStart w:id="82" w:name="_Toc2409"/>
+      <w:bookmarkStart w:id="83" w:name="_Toc27302"/>
+      <w:bookmarkStart w:id="84" w:name="_Toc28240"/>
+      <w:bookmarkStart w:id="85" w:name="_Toc1707_WPSOffice_Level1"/>
+      <w:bookmarkStart w:id="86" w:name="_Toc13196_WPSOffice_Level1"/>
       <w:bookmarkStart w:id="87" w:name="_Toc19587"/>
       <w:r>
         <w:rPr>
@@ -26884,11 +26841,11 @@
         </w:rPr>
       </w:pPr>
       <w:bookmarkStart w:id="88" w:name="_Toc24085_WPSOffice_Level1"/>
-      <w:bookmarkStart w:id="89" w:name="_Toc31490"/>
-      <w:bookmarkStart w:id="90" w:name="_Toc15840_WPSOffice_Level1"/>
-      <w:bookmarkStart w:id="91" w:name="_Toc6081"/>
+      <w:bookmarkStart w:id="89" w:name="_Toc27075"/>
+      <w:bookmarkStart w:id="90" w:name="_Toc31490"/>
+      <w:bookmarkStart w:id="91" w:name="_Toc15840_WPSOffice_Level1"/>
       <w:bookmarkStart w:id="92" w:name="_Toc14255_WPSOffice_Level1"/>
-      <w:bookmarkStart w:id="93" w:name="_Toc27075"/>
+      <w:bookmarkStart w:id="93" w:name="_Toc6081"/>
       <w:bookmarkStart w:id="94" w:name="_Toc4168"/>
       <w:r>
         <w:rPr>
@@ -29414,8 +29371,8 @@
       <w:bookmarkStart w:id="96" w:name="_Toc24247"/>
       <w:bookmarkStart w:id="97" w:name="_Toc22634"/>
       <w:bookmarkStart w:id="98" w:name="_Toc26449"/>
-      <w:bookmarkStart w:id="99" w:name="_Toc30346"/>
-      <w:bookmarkStart w:id="100" w:name="_Toc11406"/>
+      <w:bookmarkStart w:id="99" w:name="_Toc11406"/>
+      <w:bookmarkStart w:id="100" w:name="_Toc30346"/>
       <w:r>
         <w:rPr>
           <w:rFonts w:hint="eastAsia"/>
@@ -29489,6 +29446,7 @@
             <w:insideH w:val="none" w:color="auto" w:sz="0" w:space="0"/>
             <w:insideV w:val="none" w:color="auto" w:sz="0" w:space="0"/>
           </w:tblBorders>
+          <w:shd w:val="clear" w:color="auto" w:fill="auto"/>
           <w:tblCellMar>
             <w:top w:w="0" w:type="dxa"/>
             <w:left w:w="108" w:type="dxa"/>
@@ -30184,7 +30142,6 @@
             <w:insideH w:val="none" w:color="auto" w:sz="0" w:space="0"/>
             <w:insideV w:val="none" w:color="auto" w:sz="0" w:space="0"/>
           </w:tblBorders>
-          <w:shd w:val="clear" w:color="auto" w:fill="auto"/>
           <w:tblCellMar>
             <w:top w:w="0" w:type="dxa"/>
             <w:left w:w="108" w:type="dxa"/>
@@ -34910,7 +34867,6 @@
             <w:insideH w:val="none" w:color="auto" w:sz="0" w:space="0"/>
             <w:insideV w:val="none" w:color="auto" w:sz="0" w:space="0"/>
           </w:tblBorders>
-          <w:shd w:val="clear" w:color="auto" w:fill="auto"/>
           <w:tblCellMar>
             <w:top w:w="0" w:type="dxa"/>
             <w:left w:w="108" w:type="dxa"/>
@@ -35369,7 +35325,6 @@
             <w:insideH w:val="none" w:color="auto" w:sz="0" w:space="0"/>
             <w:insideV w:val="none" w:color="auto" w:sz="0" w:space="0"/>
           </w:tblBorders>
-          <w:shd w:val="clear" w:color="auto" w:fill="auto"/>
           <w:tblCellMar>
             <w:top w:w="0" w:type="dxa"/>
             <w:left w:w="108" w:type="dxa"/>
@@ -37463,7 +37418,6 @@
             <w:insideH w:val="none" w:color="auto" w:sz="0" w:space="0"/>
             <w:insideV w:val="none" w:color="auto" w:sz="0" w:space="0"/>
           </w:tblBorders>
-          <w:shd w:val="clear" w:color="auto" w:fill="auto"/>
           <w:tblCellMar>
             <w:top w:w="0" w:type="dxa"/>
             <w:left w:w="108" w:type="dxa"/>
@@ -37679,958 +37633,6 @@
                 <w:lang w:val="en-US" w:eastAsia="zh-CN" w:bidi="ar"/>
               </w:rPr>
               <w:t>p.G13V</w:t>
-            </w:r>
-          </w:p>
-        </w:tc>
-      </w:tr>
-      <w:tr>
-        <w:tblPrEx>
-          <w:tblBorders>
-            <w:top w:val="none" w:color="auto" w:sz="0" w:space="0"/>
-            <w:left w:val="none" w:color="auto" w:sz="0" w:space="0"/>
-            <w:bottom w:val="none" w:color="auto" w:sz="0" w:space="0"/>
-            <w:right w:val="none" w:color="auto" w:sz="0" w:space="0"/>
-            <w:insideH w:val="none" w:color="auto" w:sz="0" w:space="0"/>
-            <w:insideV w:val="none" w:color="auto" w:sz="0" w:space="0"/>
-          </w:tblBorders>
-          <w:shd w:val="clear" w:color="auto" w:fill="auto"/>
-          <w:tblCellMar>
-            <w:top w:w="0" w:type="dxa"/>
-            <w:left w:w="108" w:type="dxa"/>
-            <w:bottom w:w="0" w:type="dxa"/>
-            <w:right w:w="108" w:type="dxa"/>
-          </w:tblCellMar>
-        </w:tblPrEx>
-        <w:trPr>
-          <w:trHeight w:val="340" w:hRule="atLeast"/>
-        </w:trPr>
-        <w:tc>
-          <w:tcPr>
-            <w:tcW w:w="672" w:type="pct"/>
-            <w:tcBorders>
-              <w:top w:val="single" w:color="000000" w:sz="4" w:space="0"/>
-              <w:left w:val="single" w:color="000000" w:sz="4" w:space="0"/>
-              <w:bottom w:val="single" w:color="000000" w:sz="4" w:space="0"/>
-              <w:right w:val="single" w:color="000000" w:sz="4" w:space="0"/>
-            </w:tcBorders>
-            <w:shd w:val="clear" w:color="auto" w:fill="FFFFFF"/>
-            <w:vAlign w:val="center"/>
-          </w:tcPr>
-          <w:p>
-            <w:pPr>
-              <w:keepNext w:val="0"/>
-              <w:keepLines w:val="0"/>
-              <w:widowControl/>
-              <w:suppressLineNumbers w:val="0"/>
-              <w:jc w:val="left"/>
-              <w:textAlignment w:val="center"/>
-              <w:rPr>
-                <w:rFonts w:hint="default" w:ascii="Times New Roman" w:hAnsi="Times New Roman" w:eastAsia="宋体" w:cs="Times New Roman"/>
-                <w:b w:val="0"/>
-                <w:bCs w:val="0"/>
-                <w:i w:val="0"/>
-                <w:iCs w:val="0"/>
-                <w:color w:val="000000"/>
-                <w:kern w:val="0"/>
-                <w:sz w:val="20"/>
-                <w:szCs w:val="20"/>
-                <w:u w:val="none"/>
-                <w:lang w:val="en-US" w:eastAsia="zh-CN" w:bidi="ar"/>
-              </w:rPr>
-            </w:pPr>
-            <w:r>
-              <w:rPr>
-                <w:rFonts w:hint="eastAsia" w:ascii="Times New Roman" w:hAnsi="Times New Roman" w:eastAsia="宋体" w:cs="Times New Roman"/>
-                <w:b w:val="0"/>
-                <w:bCs w:val="0"/>
-                <w:i w:val="0"/>
-                <w:iCs w:val="0"/>
-                <w:color w:val="000000"/>
-                <w:kern w:val="0"/>
-                <w:sz w:val="20"/>
-                <w:szCs w:val="20"/>
-                <w:u w:val="none"/>
-                <w:lang w:val="en-US" w:eastAsia="zh-CN" w:bidi="ar"/>
-              </w:rPr>
-              <w:t>NRAS</w:t>
-            </w:r>
-          </w:p>
-        </w:tc>
-        <w:tc>
-          <w:tcPr>
-            <w:tcW w:w="792" w:type="pct"/>
-            <w:tcBorders>
-              <w:top w:val="single" w:color="000000" w:sz="4" w:space="0"/>
-              <w:left w:val="single" w:color="000000" w:sz="4" w:space="0"/>
-              <w:bottom w:val="single" w:color="000000" w:sz="4" w:space="0"/>
-              <w:right w:val="single" w:color="000000" w:sz="4" w:space="0"/>
-            </w:tcBorders>
-            <w:shd w:val="clear" w:color="auto" w:fill="FFFFFF"/>
-            <w:vAlign w:val="center"/>
-          </w:tcPr>
-          <w:p>
-            <w:pPr>
-              <w:keepNext w:val="0"/>
-              <w:keepLines w:val="0"/>
-              <w:widowControl/>
-              <w:suppressLineNumbers w:val="0"/>
-              <w:jc w:val="left"/>
-              <w:textAlignment w:val="center"/>
-              <w:rPr>
-                <w:rFonts w:hint="default" w:ascii="Times New Roman" w:hAnsi="Times New Roman" w:eastAsia="宋体" w:cs="Times New Roman"/>
-                <w:b w:val="0"/>
-                <w:bCs w:val="0"/>
-                <w:i w:val="0"/>
-                <w:iCs w:val="0"/>
-                <w:color w:val="000000"/>
-                <w:kern w:val="0"/>
-                <w:sz w:val="20"/>
-                <w:szCs w:val="20"/>
-                <w:u w:val="none"/>
-                <w:lang w:val="en-US" w:eastAsia="zh-CN" w:bidi="ar"/>
-              </w:rPr>
-            </w:pPr>
-            <w:r>
-              <w:rPr>
-                <w:rFonts w:hint="eastAsia" w:ascii="Times New Roman" w:hAnsi="Times New Roman" w:eastAsia="宋体" w:cs="Times New Roman"/>
-                <w:b w:val="0"/>
-                <w:bCs w:val="0"/>
-                <w:i w:val="0"/>
-                <w:iCs w:val="0"/>
-                <w:color w:val="000000"/>
-                <w:kern w:val="0"/>
-                <w:sz w:val="20"/>
-                <w:szCs w:val="20"/>
-                <w:u w:val="none"/>
-                <w:lang w:val="en-US" w:eastAsia="zh-CN" w:bidi="ar"/>
-              </w:rPr>
-              <w:t>3</w:t>
-            </w:r>
-          </w:p>
-        </w:tc>
-        <w:tc>
-          <w:tcPr>
-            <w:tcW w:w="1672" w:type="pct"/>
-            <w:tcBorders>
-              <w:top w:val="single" w:color="000000" w:sz="4" w:space="0"/>
-              <w:left w:val="single" w:color="000000" w:sz="4" w:space="0"/>
-              <w:bottom w:val="single" w:color="000000" w:sz="4" w:space="0"/>
-              <w:right w:val="single" w:color="000000" w:sz="4" w:space="0"/>
-            </w:tcBorders>
-            <w:shd w:val="clear" w:color="auto" w:fill="FFFFFF"/>
-            <w:vAlign w:val="center"/>
-          </w:tcPr>
-          <w:p>
-            <w:pPr>
-              <w:keepNext w:val="0"/>
-              <w:keepLines w:val="0"/>
-              <w:widowControl/>
-              <w:suppressLineNumbers w:val="0"/>
-              <w:jc w:val="left"/>
-              <w:textAlignment w:val="center"/>
-              <w:rPr>
-                <w:rFonts w:hint="default" w:ascii="Times New Roman" w:hAnsi="Times New Roman" w:eastAsia="宋体" w:cs="Times New Roman"/>
-                <w:b w:val="0"/>
-                <w:bCs w:val="0"/>
-                <w:i w:val="0"/>
-                <w:iCs w:val="0"/>
-                <w:color w:val="000000"/>
-                <w:kern w:val="0"/>
-                <w:sz w:val="20"/>
-                <w:szCs w:val="20"/>
-                <w:u w:val="none"/>
-                <w:lang w:val="en-US" w:eastAsia="zh-CN" w:bidi="ar"/>
-              </w:rPr>
-            </w:pPr>
-            <w:r>
-              <w:rPr>
-                <w:rFonts w:hint="default" w:ascii="Times New Roman" w:hAnsi="Times New Roman" w:eastAsia="宋体" w:cs="Times New Roman"/>
-                <w:b w:val="0"/>
-                <w:bCs w:val="0"/>
-                <w:i w:val="0"/>
-                <w:iCs w:val="0"/>
-                <w:color w:val="000000"/>
-                <w:kern w:val="0"/>
-                <w:sz w:val="20"/>
-                <w:szCs w:val="20"/>
-                <w:u w:val="none"/>
-                <w:lang w:val="en-US" w:eastAsia="zh-CN" w:bidi="ar"/>
-              </w:rPr>
-              <w:t>c.182A&gt;G</w:t>
-            </w:r>
-          </w:p>
-        </w:tc>
-        <w:tc>
-          <w:tcPr>
-            <w:tcW w:w="1862" w:type="pct"/>
-            <w:tcBorders>
-              <w:top w:val="single" w:color="000000" w:sz="4" w:space="0"/>
-              <w:left w:val="single" w:color="000000" w:sz="4" w:space="0"/>
-              <w:bottom w:val="single" w:color="000000" w:sz="4" w:space="0"/>
-              <w:right w:val="single" w:color="000000" w:sz="4" w:space="0"/>
-            </w:tcBorders>
-            <w:shd w:val="clear" w:color="auto" w:fill="FFFFFF"/>
-            <w:vAlign w:val="center"/>
-          </w:tcPr>
-          <w:p>
-            <w:pPr>
-              <w:keepNext w:val="0"/>
-              <w:keepLines w:val="0"/>
-              <w:widowControl/>
-              <w:suppressLineNumbers w:val="0"/>
-              <w:jc w:val="left"/>
-              <w:textAlignment w:val="center"/>
-              <w:rPr>
-                <w:rFonts w:hint="default" w:ascii="Times New Roman" w:hAnsi="Times New Roman" w:eastAsia="宋体" w:cs="Times New Roman"/>
-                <w:b w:val="0"/>
-                <w:bCs w:val="0"/>
-                <w:i w:val="0"/>
-                <w:iCs w:val="0"/>
-                <w:color w:val="000000"/>
-                <w:kern w:val="0"/>
-                <w:sz w:val="20"/>
-                <w:szCs w:val="20"/>
-                <w:u w:val="none"/>
-                <w:lang w:val="en-US" w:eastAsia="zh-CN" w:bidi="ar"/>
-              </w:rPr>
-            </w:pPr>
-            <w:r>
-              <w:rPr>
-                <w:rFonts w:hint="default" w:ascii="Times New Roman" w:hAnsi="Times New Roman" w:eastAsia="宋体" w:cs="Times New Roman"/>
-                <w:b w:val="0"/>
-                <w:bCs w:val="0"/>
-                <w:i w:val="0"/>
-                <w:iCs w:val="0"/>
-                <w:color w:val="000000"/>
-                <w:kern w:val="0"/>
-                <w:sz w:val="20"/>
-                <w:szCs w:val="20"/>
-                <w:u w:val="none"/>
-                <w:lang w:val="en-US" w:eastAsia="zh-CN" w:bidi="ar"/>
-              </w:rPr>
-              <w:t>p.Q61R</w:t>
-            </w:r>
-          </w:p>
-        </w:tc>
-      </w:tr>
-      <w:tr>
-        <w:tblPrEx>
-          <w:tblBorders>
-            <w:top w:val="none" w:color="auto" w:sz="0" w:space="0"/>
-            <w:left w:val="none" w:color="auto" w:sz="0" w:space="0"/>
-            <w:bottom w:val="none" w:color="auto" w:sz="0" w:space="0"/>
-            <w:right w:val="none" w:color="auto" w:sz="0" w:space="0"/>
-            <w:insideH w:val="none" w:color="auto" w:sz="0" w:space="0"/>
-            <w:insideV w:val="none" w:color="auto" w:sz="0" w:space="0"/>
-          </w:tblBorders>
-          <w:shd w:val="clear" w:color="auto" w:fill="auto"/>
-          <w:tblCellMar>
-            <w:top w:w="0" w:type="dxa"/>
-            <w:left w:w="108" w:type="dxa"/>
-            <w:bottom w:w="0" w:type="dxa"/>
-            <w:right w:w="108" w:type="dxa"/>
-          </w:tblCellMar>
-        </w:tblPrEx>
-        <w:trPr>
-          <w:trHeight w:val="340" w:hRule="atLeast"/>
-        </w:trPr>
-        <w:tc>
-          <w:tcPr>
-            <w:tcW w:w="672" w:type="pct"/>
-            <w:tcBorders>
-              <w:top w:val="single" w:color="000000" w:sz="4" w:space="0"/>
-              <w:left w:val="single" w:color="000000" w:sz="4" w:space="0"/>
-              <w:bottom w:val="single" w:color="000000" w:sz="4" w:space="0"/>
-              <w:right w:val="single" w:color="000000" w:sz="4" w:space="0"/>
-            </w:tcBorders>
-            <w:shd w:val="clear" w:color="auto" w:fill="FFFFFF"/>
-            <w:vAlign w:val="center"/>
-          </w:tcPr>
-          <w:p>
-            <w:pPr>
-              <w:keepNext w:val="0"/>
-              <w:keepLines w:val="0"/>
-              <w:widowControl/>
-              <w:suppressLineNumbers w:val="0"/>
-              <w:jc w:val="left"/>
-              <w:textAlignment w:val="center"/>
-              <w:rPr>
-                <w:rFonts w:hint="default" w:ascii="Times New Roman" w:hAnsi="Times New Roman" w:eastAsia="宋体" w:cs="Times New Roman"/>
-                <w:b w:val="0"/>
-                <w:bCs w:val="0"/>
-                <w:i w:val="0"/>
-                <w:iCs w:val="0"/>
-                <w:color w:val="000000"/>
-                <w:kern w:val="0"/>
-                <w:sz w:val="20"/>
-                <w:szCs w:val="20"/>
-                <w:u w:val="none"/>
-                <w:lang w:val="en-US" w:eastAsia="zh-CN" w:bidi="ar"/>
-              </w:rPr>
-            </w:pPr>
-            <w:r>
-              <w:rPr>
-                <w:rFonts w:hint="eastAsia" w:ascii="Times New Roman" w:hAnsi="Times New Roman" w:eastAsia="宋体" w:cs="Times New Roman"/>
-                <w:b w:val="0"/>
-                <w:bCs w:val="0"/>
-                <w:i w:val="0"/>
-                <w:iCs w:val="0"/>
-                <w:color w:val="000000"/>
-                <w:kern w:val="0"/>
-                <w:sz w:val="20"/>
-                <w:szCs w:val="20"/>
-                <w:u w:val="none"/>
-                <w:lang w:val="en-US" w:eastAsia="zh-CN" w:bidi="ar"/>
-              </w:rPr>
-              <w:t>NRAS</w:t>
-            </w:r>
-          </w:p>
-        </w:tc>
-        <w:tc>
-          <w:tcPr>
-            <w:tcW w:w="792" w:type="pct"/>
-            <w:tcBorders>
-              <w:top w:val="single" w:color="000000" w:sz="4" w:space="0"/>
-              <w:left w:val="single" w:color="000000" w:sz="4" w:space="0"/>
-              <w:bottom w:val="single" w:color="000000" w:sz="4" w:space="0"/>
-              <w:right w:val="single" w:color="000000" w:sz="4" w:space="0"/>
-            </w:tcBorders>
-            <w:shd w:val="clear" w:color="auto" w:fill="FFFFFF"/>
-            <w:vAlign w:val="center"/>
-          </w:tcPr>
-          <w:p>
-            <w:pPr>
-              <w:keepNext w:val="0"/>
-              <w:keepLines w:val="0"/>
-              <w:widowControl/>
-              <w:suppressLineNumbers w:val="0"/>
-              <w:jc w:val="left"/>
-              <w:textAlignment w:val="center"/>
-              <w:rPr>
-                <w:rFonts w:hint="default" w:ascii="Times New Roman" w:hAnsi="Times New Roman" w:eastAsia="宋体" w:cs="Times New Roman"/>
-                <w:b w:val="0"/>
-                <w:bCs w:val="0"/>
-                <w:i w:val="0"/>
-                <w:iCs w:val="0"/>
-                <w:color w:val="000000"/>
-                <w:kern w:val="0"/>
-                <w:sz w:val="20"/>
-                <w:szCs w:val="20"/>
-                <w:u w:val="none"/>
-                <w:lang w:val="en-US" w:eastAsia="zh-CN" w:bidi="ar"/>
-              </w:rPr>
-            </w:pPr>
-            <w:r>
-              <w:rPr>
-                <w:rFonts w:hint="eastAsia" w:ascii="Times New Roman" w:hAnsi="Times New Roman" w:eastAsia="宋体" w:cs="Times New Roman"/>
-                <w:b w:val="0"/>
-                <w:bCs w:val="0"/>
-                <w:i w:val="0"/>
-                <w:iCs w:val="0"/>
-                <w:color w:val="000000"/>
-                <w:kern w:val="0"/>
-                <w:sz w:val="20"/>
-                <w:szCs w:val="20"/>
-                <w:u w:val="none"/>
-                <w:lang w:val="en-US" w:eastAsia="zh-CN" w:bidi="ar"/>
-              </w:rPr>
-              <w:t>3</w:t>
-            </w:r>
-          </w:p>
-        </w:tc>
-        <w:tc>
-          <w:tcPr>
-            <w:tcW w:w="1672" w:type="pct"/>
-            <w:tcBorders>
-              <w:top w:val="single" w:color="000000" w:sz="4" w:space="0"/>
-              <w:left w:val="single" w:color="000000" w:sz="4" w:space="0"/>
-              <w:bottom w:val="single" w:color="000000" w:sz="4" w:space="0"/>
-              <w:right w:val="single" w:color="000000" w:sz="4" w:space="0"/>
-            </w:tcBorders>
-            <w:shd w:val="clear" w:color="auto" w:fill="FFFFFF"/>
-            <w:vAlign w:val="center"/>
-          </w:tcPr>
-          <w:p>
-            <w:pPr>
-              <w:keepNext w:val="0"/>
-              <w:keepLines w:val="0"/>
-              <w:widowControl/>
-              <w:suppressLineNumbers w:val="0"/>
-              <w:jc w:val="left"/>
-              <w:textAlignment w:val="center"/>
-              <w:rPr>
-                <w:rFonts w:hint="default" w:ascii="Times New Roman" w:hAnsi="Times New Roman" w:eastAsia="宋体" w:cs="Times New Roman"/>
-                <w:b w:val="0"/>
-                <w:bCs w:val="0"/>
-                <w:i w:val="0"/>
-                <w:iCs w:val="0"/>
-                <w:color w:val="000000"/>
-                <w:kern w:val="0"/>
-                <w:sz w:val="20"/>
-                <w:szCs w:val="20"/>
-                <w:u w:val="none"/>
-                <w:lang w:val="en-US" w:eastAsia="zh-CN" w:bidi="ar"/>
-              </w:rPr>
-            </w:pPr>
-            <w:r>
-              <w:rPr>
-                <w:rFonts w:hint="default" w:ascii="Times New Roman" w:hAnsi="Times New Roman" w:eastAsia="宋体" w:cs="Times New Roman"/>
-                <w:b w:val="0"/>
-                <w:bCs w:val="0"/>
-                <w:i w:val="0"/>
-                <w:iCs w:val="0"/>
-                <w:color w:val="000000"/>
-                <w:kern w:val="0"/>
-                <w:sz w:val="20"/>
-                <w:szCs w:val="20"/>
-                <w:u w:val="none"/>
-                <w:lang w:val="en-US" w:eastAsia="zh-CN" w:bidi="ar"/>
-              </w:rPr>
-              <w:t>c.181C&gt;A</w:t>
-            </w:r>
-          </w:p>
-        </w:tc>
-        <w:tc>
-          <w:tcPr>
-            <w:tcW w:w="1862" w:type="pct"/>
-            <w:tcBorders>
-              <w:top w:val="single" w:color="000000" w:sz="4" w:space="0"/>
-              <w:left w:val="single" w:color="000000" w:sz="4" w:space="0"/>
-              <w:bottom w:val="single" w:color="000000" w:sz="4" w:space="0"/>
-              <w:right w:val="single" w:color="000000" w:sz="4" w:space="0"/>
-            </w:tcBorders>
-            <w:shd w:val="clear" w:color="auto" w:fill="FFFFFF"/>
-            <w:vAlign w:val="center"/>
-          </w:tcPr>
-          <w:p>
-            <w:pPr>
-              <w:keepNext w:val="0"/>
-              <w:keepLines w:val="0"/>
-              <w:widowControl/>
-              <w:suppressLineNumbers w:val="0"/>
-              <w:jc w:val="left"/>
-              <w:textAlignment w:val="center"/>
-              <w:rPr>
-                <w:rFonts w:hint="default" w:ascii="Times New Roman" w:hAnsi="Times New Roman" w:eastAsia="宋体" w:cs="Times New Roman"/>
-                <w:b w:val="0"/>
-                <w:bCs w:val="0"/>
-                <w:i w:val="0"/>
-                <w:iCs w:val="0"/>
-                <w:color w:val="000000"/>
-                <w:kern w:val="0"/>
-                <w:sz w:val="20"/>
-                <w:szCs w:val="20"/>
-                <w:u w:val="none"/>
-                <w:lang w:val="en-US" w:eastAsia="zh-CN" w:bidi="ar"/>
-              </w:rPr>
-            </w:pPr>
-            <w:r>
-              <w:rPr>
-                <w:rFonts w:hint="default" w:ascii="Times New Roman" w:hAnsi="Times New Roman" w:eastAsia="宋体" w:cs="Times New Roman"/>
-                <w:b w:val="0"/>
-                <w:bCs w:val="0"/>
-                <w:i w:val="0"/>
-                <w:iCs w:val="0"/>
-                <w:color w:val="000000"/>
-                <w:kern w:val="0"/>
-                <w:sz w:val="20"/>
-                <w:szCs w:val="20"/>
-                <w:u w:val="none"/>
-                <w:lang w:val="en-US" w:eastAsia="zh-CN" w:bidi="ar"/>
-              </w:rPr>
-              <w:t>p.Q61K</w:t>
-            </w:r>
-          </w:p>
-        </w:tc>
-      </w:tr>
-      <w:tr>
-        <w:tblPrEx>
-          <w:tblBorders>
-            <w:top w:val="none" w:color="auto" w:sz="0" w:space="0"/>
-            <w:left w:val="none" w:color="auto" w:sz="0" w:space="0"/>
-            <w:bottom w:val="none" w:color="auto" w:sz="0" w:space="0"/>
-            <w:right w:val="none" w:color="auto" w:sz="0" w:space="0"/>
-            <w:insideH w:val="none" w:color="auto" w:sz="0" w:space="0"/>
-            <w:insideV w:val="none" w:color="auto" w:sz="0" w:space="0"/>
-          </w:tblBorders>
-          <w:shd w:val="clear" w:color="auto" w:fill="auto"/>
-          <w:tblCellMar>
-            <w:top w:w="0" w:type="dxa"/>
-            <w:left w:w="108" w:type="dxa"/>
-            <w:bottom w:w="0" w:type="dxa"/>
-            <w:right w:w="108" w:type="dxa"/>
-          </w:tblCellMar>
-        </w:tblPrEx>
-        <w:trPr>
-          <w:trHeight w:val="340" w:hRule="atLeast"/>
-        </w:trPr>
-        <w:tc>
-          <w:tcPr>
-            <w:tcW w:w="672" w:type="pct"/>
-            <w:tcBorders>
-              <w:top w:val="single" w:color="000000" w:sz="4" w:space="0"/>
-              <w:left w:val="single" w:color="000000" w:sz="4" w:space="0"/>
-              <w:bottom w:val="single" w:color="000000" w:sz="4" w:space="0"/>
-              <w:right w:val="single" w:color="000000" w:sz="4" w:space="0"/>
-            </w:tcBorders>
-            <w:shd w:val="clear" w:color="auto" w:fill="FFFFFF"/>
-            <w:vAlign w:val="center"/>
-          </w:tcPr>
-          <w:p>
-            <w:pPr>
-              <w:keepNext w:val="0"/>
-              <w:keepLines w:val="0"/>
-              <w:widowControl/>
-              <w:suppressLineNumbers w:val="0"/>
-              <w:jc w:val="left"/>
-              <w:textAlignment w:val="center"/>
-              <w:rPr>
-                <w:rFonts w:hint="default" w:ascii="Times New Roman" w:hAnsi="Times New Roman" w:eastAsia="宋体" w:cs="Times New Roman"/>
-                <w:b w:val="0"/>
-                <w:bCs w:val="0"/>
-                <w:i w:val="0"/>
-                <w:iCs w:val="0"/>
-                <w:color w:val="000000"/>
-                <w:kern w:val="0"/>
-                <w:sz w:val="20"/>
-                <w:szCs w:val="20"/>
-                <w:u w:val="none"/>
-                <w:lang w:val="en-US" w:eastAsia="zh-CN" w:bidi="ar"/>
-              </w:rPr>
-            </w:pPr>
-            <w:r>
-              <w:rPr>
-                <w:rFonts w:hint="eastAsia" w:ascii="Times New Roman" w:hAnsi="Times New Roman" w:eastAsia="宋体" w:cs="Times New Roman"/>
-                <w:b w:val="0"/>
-                <w:bCs w:val="0"/>
-                <w:i w:val="0"/>
-                <w:iCs w:val="0"/>
-                <w:color w:val="000000"/>
-                <w:kern w:val="0"/>
-                <w:sz w:val="20"/>
-                <w:szCs w:val="20"/>
-                <w:u w:val="none"/>
-                <w:lang w:val="en-US" w:eastAsia="zh-CN" w:bidi="ar"/>
-              </w:rPr>
-              <w:t>NRAS</w:t>
-            </w:r>
-          </w:p>
-        </w:tc>
-        <w:tc>
-          <w:tcPr>
-            <w:tcW w:w="792" w:type="pct"/>
-            <w:tcBorders>
-              <w:top w:val="single" w:color="000000" w:sz="4" w:space="0"/>
-              <w:left w:val="single" w:color="000000" w:sz="4" w:space="0"/>
-              <w:bottom w:val="single" w:color="000000" w:sz="4" w:space="0"/>
-              <w:right w:val="single" w:color="000000" w:sz="4" w:space="0"/>
-            </w:tcBorders>
-            <w:shd w:val="clear" w:color="auto" w:fill="FFFFFF"/>
-            <w:vAlign w:val="center"/>
-          </w:tcPr>
-          <w:p>
-            <w:pPr>
-              <w:keepNext w:val="0"/>
-              <w:keepLines w:val="0"/>
-              <w:widowControl/>
-              <w:suppressLineNumbers w:val="0"/>
-              <w:jc w:val="left"/>
-              <w:textAlignment w:val="center"/>
-              <w:rPr>
-                <w:rFonts w:hint="default" w:ascii="Times New Roman" w:hAnsi="Times New Roman" w:eastAsia="宋体" w:cs="Times New Roman"/>
-                <w:b w:val="0"/>
-                <w:bCs w:val="0"/>
-                <w:i w:val="0"/>
-                <w:iCs w:val="0"/>
-                <w:color w:val="000000"/>
-                <w:kern w:val="0"/>
-                <w:sz w:val="20"/>
-                <w:szCs w:val="20"/>
-                <w:u w:val="none"/>
-                <w:lang w:val="en-US" w:eastAsia="zh-CN" w:bidi="ar"/>
-              </w:rPr>
-            </w:pPr>
-            <w:r>
-              <w:rPr>
-                <w:rFonts w:hint="eastAsia" w:ascii="Times New Roman" w:hAnsi="Times New Roman" w:eastAsia="宋体" w:cs="Times New Roman"/>
-                <w:b w:val="0"/>
-                <w:bCs w:val="0"/>
-                <w:i w:val="0"/>
-                <w:iCs w:val="0"/>
-                <w:color w:val="000000"/>
-                <w:kern w:val="0"/>
-                <w:sz w:val="20"/>
-                <w:szCs w:val="20"/>
-                <w:u w:val="none"/>
-                <w:lang w:val="en-US" w:eastAsia="zh-CN" w:bidi="ar"/>
-              </w:rPr>
-              <w:t>4</w:t>
-            </w:r>
-          </w:p>
-        </w:tc>
-        <w:tc>
-          <w:tcPr>
-            <w:tcW w:w="1672" w:type="pct"/>
-            <w:tcBorders>
-              <w:top w:val="single" w:color="000000" w:sz="4" w:space="0"/>
-              <w:left w:val="single" w:color="000000" w:sz="4" w:space="0"/>
-              <w:bottom w:val="single" w:color="000000" w:sz="4" w:space="0"/>
-              <w:right w:val="single" w:color="000000" w:sz="4" w:space="0"/>
-            </w:tcBorders>
-            <w:shd w:val="clear" w:color="auto" w:fill="FFFFFF"/>
-            <w:vAlign w:val="center"/>
-          </w:tcPr>
-          <w:p>
-            <w:pPr>
-              <w:keepNext w:val="0"/>
-              <w:keepLines w:val="0"/>
-              <w:widowControl/>
-              <w:suppressLineNumbers w:val="0"/>
-              <w:jc w:val="left"/>
-              <w:textAlignment w:val="center"/>
-              <w:rPr>
-                <w:rFonts w:hint="default" w:ascii="Times New Roman" w:hAnsi="Times New Roman" w:eastAsia="宋体" w:cs="Times New Roman"/>
-                <w:b w:val="0"/>
-                <w:bCs w:val="0"/>
-                <w:i w:val="0"/>
-                <w:iCs w:val="0"/>
-                <w:color w:val="000000"/>
-                <w:kern w:val="0"/>
-                <w:sz w:val="20"/>
-                <w:szCs w:val="20"/>
-                <w:u w:val="none"/>
-                <w:lang w:val="en-US" w:eastAsia="zh-CN" w:bidi="ar"/>
-              </w:rPr>
-            </w:pPr>
-            <w:r>
-              <w:rPr>
-                <w:rFonts w:hint="default" w:ascii="Times New Roman" w:hAnsi="Times New Roman" w:eastAsia="宋体" w:cs="Times New Roman"/>
-                <w:b w:val="0"/>
-                <w:bCs w:val="0"/>
-                <w:i w:val="0"/>
-                <w:iCs w:val="0"/>
-                <w:color w:val="000000"/>
-                <w:kern w:val="0"/>
-                <w:sz w:val="20"/>
-                <w:szCs w:val="20"/>
-                <w:u w:val="none"/>
-                <w:lang w:val="en-US" w:eastAsia="zh-CN" w:bidi="ar"/>
-              </w:rPr>
-              <w:t>c.436G&gt;A</w:t>
-            </w:r>
-          </w:p>
-        </w:tc>
-        <w:tc>
-          <w:tcPr>
-            <w:tcW w:w="1862" w:type="pct"/>
-            <w:tcBorders>
-              <w:top w:val="single" w:color="000000" w:sz="4" w:space="0"/>
-              <w:left w:val="single" w:color="000000" w:sz="4" w:space="0"/>
-              <w:bottom w:val="single" w:color="000000" w:sz="4" w:space="0"/>
-              <w:right w:val="single" w:color="000000" w:sz="4" w:space="0"/>
-            </w:tcBorders>
-            <w:shd w:val="clear" w:color="auto" w:fill="FFFFFF"/>
-            <w:vAlign w:val="center"/>
-          </w:tcPr>
-          <w:p>
-            <w:pPr>
-              <w:keepNext w:val="0"/>
-              <w:keepLines w:val="0"/>
-              <w:widowControl/>
-              <w:suppressLineNumbers w:val="0"/>
-              <w:jc w:val="left"/>
-              <w:textAlignment w:val="center"/>
-              <w:rPr>
-                <w:rFonts w:hint="default" w:ascii="Times New Roman" w:hAnsi="Times New Roman" w:eastAsia="宋体" w:cs="Times New Roman"/>
-                <w:b w:val="0"/>
-                <w:bCs w:val="0"/>
-                <w:i w:val="0"/>
-                <w:iCs w:val="0"/>
-                <w:color w:val="000000"/>
-                <w:kern w:val="0"/>
-                <w:sz w:val="20"/>
-                <w:szCs w:val="20"/>
-                <w:u w:val="none"/>
-                <w:lang w:val="en-US" w:eastAsia="zh-CN" w:bidi="ar"/>
-              </w:rPr>
-            </w:pPr>
-            <w:r>
-              <w:rPr>
-                <w:rFonts w:hint="default" w:ascii="Times New Roman" w:hAnsi="Times New Roman" w:eastAsia="宋体" w:cs="Times New Roman"/>
-                <w:b w:val="0"/>
-                <w:bCs w:val="0"/>
-                <w:i w:val="0"/>
-                <w:iCs w:val="0"/>
-                <w:color w:val="000000"/>
-                <w:kern w:val="0"/>
-                <w:sz w:val="20"/>
-                <w:szCs w:val="20"/>
-                <w:u w:val="none"/>
-                <w:lang w:val="en-US" w:eastAsia="zh-CN" w:bidi="ar"/>
-              </w:rPr>
-              <w:t>p.A146T</w:t>
-            </w:r>
-          </w:p>
-        </w:tc>
-      </w:tr>
-      <w:tr>
-        <w:tblPrEx>
-          <w:tblBorders>
-            <w:top w:val="none" w:color="auto" w:sz="0" w:space="0"/>
-            <w:left w:val="none" w:color="auto" w:sz="0" w:space="0"/>
-            <w:bottom w:val="none" w:color="auto" w:sz="0" w:space="0"/>
-            <w:right w:val="none" w:color="auto" w:sz="0" w:space="0"/>
-            <w:insideH w:val="none" w:color="auto" w:sz="0" w:space="0"/>
-            <w:insideV w:val="none" w:color="auto" w:sz="0" w:space="0"/>
-          </w:tblBorders>
-          <w:shd w:val="clear" w:color="auto" w:fill="auto"/>
-          <w:tblCellMar>
-            <w:top w:w="0" w:type="dxa"/>
-            <w:left w:w="108" w:type="dxa"/>
-            <w:bottom w:w="0" w:type="dxa"/>
-            <w:right w:w="108" w:type="dxa"/>
-          </w:tblCellMar>
-        </w:tblPrEx>
-        <w:trPr>
-          <w:trHeight w:val="340" w:hRule="atLeast"/>
-        </w:trPr>
-        <w:tc>
-          <w:tcPr>
-            <w:tcW w:w="672" w:type="pct"/>
-            <w:tcBorders>
-              <w:top w:val="single" w:color="000000" w:sz="4" w:space="0"/>
-              <w:left w:val="single" w:color="000000" w:sz="4" w:space="0"/>
-              <w:bottom w:val="single" w:color="000000" w:sz="4" w:space="0"/>
-              <w:right w:val="single" w:color="000000" w:sz="4" w:space="0"/>
-            </w:tcBorders>
-            <w:shd w:val="clear" w:color="auto" w:fill="FFFFFF"/>
-            <w:vAlign w:val="center"/>
-          </w:tcPr>
-          <w:p>
-            <w:pPr>
-              <w:keepNext w:val="0"/>
-              <w:keepLines w:val="0"/>
-              <w:widowControl/>
-              <w:suppressLineNumbers w:val="0"/>
-              <w:jc w:val="left"/>
-              <w:textAlignment w:val="center"/>
-              <w:rPr>
-                <w:rFonts w:hint="default" w:ascii="Times New Roman" w:hAnsi="Times New Roman" w:eastAsia="宋体" w:cs="Times New Roman"/>
-                <w:b w:val="0"/>
-                <w:bCs w:val="0"/>
-                <w:i w:val="0"/>
-                <w:iCs w:val="0"/>
-                <w:color w:val="000000"/>
-                <w:kern w:val="0"/>
-                <w:sz w:val="20"/>
-                <w:szCs w:val="20"/>
-                <w:u w:val="none"/>
-                <w:lang w:val="en-US" w:eastAsia="zh-CN" w:bidi="ar"/>
-              </w:rPr>
-            </w:pPr>
-            <w:r>
-              <w:rPr>
-                <w:rFonts w:hint="eastAsia" w:ascii="Times New Roman" w:hAnsi="Times New Roman" w:eastAsia="宋体" w:cs="Times New Roman"/>
-                <w:b w:val="0"/>
-                <w:bCs w:val="0"/>
-                <w:i w:val="0"/>
-                <w:iCs w:val="0"/>
-                <w:color w:val="000000"/>
-                <w:kern w:val="0"/>
-                <w:sz w:val="20"/>
-                <w:szCs w:val="20"/>
-                <w:u w:val="none"/>
-                <w:lang w:val="en-US" w:eastAsia="zh-CN" w:bidi="ar"/>
-              </w:rPr>
-              <w:t>NTRK1</w:t>
-            </w:r>
-          </w:p>
-        </w:tc>
-        <w:tc>
-          <w:tcPr>
-            <w:tcW w:w="792" w:type="pct"/>
-            <w:tcBorders>
-              <w:top w:val="single" w:color="000000" w:sz="4" w:space="0"/>
-              <w:left w:val="single" w:color="000000" w:sz="4" w:space="0"/>
-              <w:bottom w:val="single" w:color="000000" w:sz="4" w:space="0"/>
-              <w:right w:val="single" w:color="000000" w:sz="4" w:space="0"/>
-            </w:tcBorders>
-            <w:shd w:val="clear" w:color="auto" w:fill="FFFFFF"/>
-            <w:vAlign w:val="center"/>
-          </w:tcPr>
-          <w:p>
-            <w:pPr>
-              <w:keepNext w:val="0"/>
-              <w:keepLines w:val="0"/>
-              <w:widowControl/>
-              <w:suppressLineNumbers w:val="0"/>
-              <w:jc w:val="left"/>
-              <w:textAlignment w:val="center"/>
-              <w:rPr>
-                <w:rFonts w:hint="default" w:ascii="Times New Roman" w:hAnsi="Times New Roman" w:eastAsia="宋体" w:cs="Times New Roman"/>
-                <w:b w:val="0"/>
-                <w:bCs w:val="0"/>
-                <w:i w:val="0"/>
-                <w:iCs w:val="0"/>
-                <w:color w:val="000000"/>
-                <w:kern w:val="0"/>
-                <w:sz w:val="20"/>
-                <w:szCs w:val="20"/>
-                <w:u w:val="none"/>
-                <w:lang w:val="en-US" w:eastAsia="zh-CN" w:bidi="ar"/>
-              </w:rPr>
-            </w:pPr>
-            <w:r>
-              <w:rPr>
-                <w:rFonts w:hint="default" w:ascii="Times New Roman" w:hAnsi="Times New Roman" w:eastAsia="宋体" w:cs="Times New Roman"/>
-                <w:b w:val="0"/>
-                <w:bCs w:val="0"/>
-                <w:i w:val="0"/>
-                <w:iCs w:val="0"/>
-                <w:color w:val="000000"/>
-                <w:kern w:val="0"/>
-                <w:sz w:val="20"/>
-                <w:szCs w:val="20"/>
-                <w:u w:val="none"/>
-                <w:lang w:val="en-US" w:eastAsia="zh-CN" w:bidi="ar"/>
-              </w:rPr>
-              <w:t>T21N10</w:t>
-            </w:r>
-          </w:p>
-        </w:tc>
-        <w:tc>
-          <w:tcPr>
-            <w:tcW w:w="1672" w:type="pct"/>
-            <w:tcBorders>
-              <w:top w:val="single" w:color="000000" w:sz="4" w:space="0"/>
-              <w:left w:val="single" w:color="000000" w:sz="4" w:space="0"/>
-              <w:bottom w:val="single" w:color="000000" w:sz="4" w:space="0"/>
-              <w:right w:val="single" w:color="000000" w:sz="4" w:space="0"/>
-            </w:tcBorders>
-            <w:shd w:val="clear" w:color="auto" w:fill="FFFFFF"/>
-            <w:vAlign w:val="center"/>
-          </w:tcPr>
-          <w:p>
-            <w:pPr>
-              <w:keepNext w:val="0"/>
-              <w:keepLines w:val="0"/>
-              <w:widowControl/>
-              <w:suppressLineNumbers w:val="0"/>
-              <w:jc w:val="left"/>
-              <w:textAlignment w:val="center"/>
-              <w:rPr>
-                <w:rFonts w:hint="default" w:ascii="Times New Roman" w:hAnsi="Times New Roman" w:eastAsia="宋体" w:cs="Times New Roman"/>
-                <w:b w:val="0"/>
-                <w:bCs w:val="0"/>
-                <w:i w:val="0"/>
-                <w:iCs w:val="0"/>
-                <w:color w:val="000000"/>
-                <w:kern w:val="0"/>
-                <w:sz w:val="20"/>
-                <w:szCs w:val="20"/>
-                <w:u w:val="none"/>
-                <w:lang w:val="en-US" w:eastAsia="zh-CN" w:bidi="ar"/>
-              </w:rPr>
-            </w:pPr>
-            <w:r>
-              <w:rPr>
-                <w:rFonts w:hint="default" w:ascii="Times New Roman" w:hAnsi="Times New Roman" w:eastAsia="宋体" w:cs="Times New Roman"/>
-                <w:b w:val="0"/>
-                <w:bCs w:val="0"/>
-                <w:i w:val="0"/>
-                <w:iCs w:val="0"/>
-                <w:color w:val="000000"/>
-                <w:kern w:val="0"/>
-                <w:sz w:val="20"/>
-                <w:szCs w:val="20"/>
-                <w:u w:val="none"/>
-                <w:lang w:val="en-US" w:eastAsia="zh-CN" w:bidi="ar"/>
-              </w:rPr>
-              <w:t>TPR-NTRK1</w:t>
-            </w:r>
-          </w:p>
-        </w:tc>
-        <w:tc>
-          <w:tcPr>
-            <w:tcW w:w="1862" w:type="pct"/>
-            <w:tcBorders>
-              <w:top w:val="single" w:color="000000" w:sz="4" w:space="0"/>
-              <w:left w:val="single" w:color="000000" w:sz="4" w:space="0"/>
-              <w:bottom w:val="single" w:color="000000" w:sz="4" w:space="0"/>
-              <w:right w:val="single" w:color="000000" w:sz="4" w:space="0"/>
-            </w:tcBorders>
-            <w:shd w:val="clear" w:color="auto" w:fill="FFFFFF"/>
-            <w:vAlign w:val="center"/>
-          </w:tcPr>
-          <w:p>
-            <w:pPr>
-              <w:keepNext w:val="0"/>
-              <w:keepLines w:val="0"/>
-              <w:widowControl/>
-              <w:suppressLineNumbers w:val="0"/>
-              <w:jc w:val="left"/>
-              <w:textAlignment w:val="center"/>
-              <w:rPr>
-                <w:rFonts w:hint="default" w:ascii="Times New Roman" w:hAnsi="Times New Roman" w:eastAsia="宋体" w:cs="Times New Roman"/>
-                <w:b w:val="0"/>
-                <w:bCs w:val="0"/>
-                <w:i w:val="0"/>
-                <w:iCs w:val="0"/>
-                <w:color w:val="000000"/>
-                <w:kern w:val="0"/>
-                <w:sz w:val="20"/>
-                <w:szCs w:val="20"/>
-                <w:u w:val="none"/>
-                <w:lang w:val="en-US" w:eastAsia="zh-CN" w:bidi="ar"/>
-              </w:rPr>
-            </w:pPr>
-            <w:r>
-              <w:rPr>
-                <w:rFonts w:hint="default" w:ascii="Times New Roman" w:hAnsi="Times New Roman" w:eastAsia="宋体" w:cs="Times New Roman"/>
-                <w:b w:val="0"/>
-                <w:bCs w:val="0"/>
-                <w:i w:val="0"/>
-                <w:iCs w:val="0"/>
-                <w:color w:val="000000"/>
-                <w:kern w:val="0"/>
-                <w:sz w:val="20"/>
-                <w:szCs w:val="20"/>
-                <w:u w:val="none"/>
-                <w:lang w:val="en-US" w:eastAsia="zh-CN" w:bidi="ar"/>
-              </w:rPr>
-              <w:t>TPR-NTRK1</w:t>
-            </w:r>
-            <w:r>
-              <w:rPr>
-                <w:rFonts w:hint="eastAsia" w:ascii="Times New Roman" w:hAnsi="Times New Roman" w:eastAsia="宋体" w:cs="Times New Roman"/>
-                <w:b w:val="0"/>
-                <w:bCs w:val="0"/>
-                <w:i w:val="0"/>
-                <w:iCs w:val="0"/>
-                <w:color w:val="000000"/>
-                <w:kern w:val="0"/>
-                <w:sz w:val="20"/>
-                <w:szCs w:val="20"/>
-                <w:u w:val="none"/>
-                <w:lang w:val="en-US" w:eastAsia="zh-CN" w:bidi="ar"/>
-              </w:rPr>
-              <w:t>.</w:t>
-            </w:r>
-            <w:r>
-              <w:rPr>
-                <w:rFonts w:hint="default" w:ascii="Times New Roman" w:hAnsi="Times New Roman" w:eastAsia="宋体" w:cs="Times New Roman"/>
-                <w:b w:val="0"/>
-                <w:bCs w:val="0"/>
-                <w:i w:val="0"/>
-                <w:iCs w:val="0"/>
-                <w:color w:val="000000"/>
-                <w:kern w:val="0"/>
-                <w:sz w:val="20"/>
-                <w:szCs w:val="20"/>
-                <w:u w:val="none"/>
-                <w:lang w:val="en-US" w:eastAsia="zh-CN" w:bidi="ar"/>
-              </w:rPr>
-              <w:t>T21N10</w:t>
             </w:r>
           </w:p>
         </w:tc>
@@ -38703,7 +37705,7 @@
                 <w:u w:val="none"/>
                 <w:lang w:val="en-US" w:eastAsia="zh-CN" w:bidi="ar"/>
               </w:rPr>
-              <w:t>NTRK2</w:t>
+              <w:t>NRAS</w:t>
             </w:r>
           </w:p>
         </w:tc>
@@ -38743,7 +37745,7 @@
             </w:pPr>
             <w:r>
               <w:rPr>
-                <w:rFonts w:hint="default" w:ascii="Times New Roman" w:hAnsi="Times New Roman" w:eastAsia="宋体" w:cs="Times New Roman"/>
+                <w:rFonts w:hint="eastAsia" w:ascii="Times New Roman" w:hAnsi="Times New Roman" w:eastAsia="宋体" w:cs="Times New Roman"/>
                 <w:b w:val="0"/>
                 <w:bCs w:val="0"/>
                 <w:i w:val="0"/>
@@ -38755,7 +37757,7 @@
                 <w:u w:val="none"/>
                 <w:lang w:val="en-US" w:eastAsia="zh-CN" w:bidi="ar"/>
               </w:rPr>
-              <w:t>B2N16</w:t>
+              <w:t>3</w:t>
             </w:r>
           </w:p>
         </w:tc>
@@ -38807,7 +37809,7 @@
                 <w:u w:val="none"/>
                 <w:lang w:val="en-US" w:eastAsia="zh-CN" w:bidi="ar"/>
               </w:rPr>
-              <w:t>B4GALT1-NTRK2</w:t>
+              <w:t>c.182A&gt;G</w:t>
             </w:r>
           </w:p>
         </w:tc>
@@ -38859,39 +37861,7 @@
                 <w:u w:val="none"/>
                 <w:lang w:val="en-US" w:eastAsia="zh-CN" w:bidi="ar"/>
               </w:rPr>
-              <w:t>B4GALT1-NTRK2</w:t>
-            </w:r>
-            <w:r>
-              <w:rPr>
-                <w:rFonts w:hint="eastAsia" w:ascii="Times New Roman" w:hAnsi="Times New Roman" w:eastAsia="宋体" w:cs="Times New Roman"/>
-                <w:b w:val="0"/>
-                <w:bCs w:val="0"/>
-                <w:i w:val="0"/>
-                <w:iCs w:val="0"/>
-                <w:color w:val="000000"/>
-                <w:kern w:val="0"/>
-                <w:sz w:val="20"/>
-                <w:szCs w:val="20"/>
-                <w:u w:val="none"/>
-                <w:lang w:val="en-US" w:eastAsia="zh-CN" w:bidi="ar"/>
-              </w:rPr>
-              <w:t>.</w:t>
-            </w:r>
-            <w:r>
-              <w:rPr>
-                <w:rFonts w:hint="default" w:ascii="Times New Roman" w:hAnsi="Times New Roman" w:eastAsia="宋体" w:cs="Times New Roman"/>
-                <w:b w:val="0"/>
-                <w:bCs w:val="0"/>
-                <w:i w:val="0"/>
-                <w:iCs w:val="0"/>
-                <w:color w:val="000000"/>
-                <w:kern w:val="0"/>
-                <w:sz w:val="20"/>
-                <w:szCs w:val="20"/>
-                <w:u w:val="none"/>
-                <w:lang w:val="en-US" w:eastAsia="zh-CN" w:bidi="ar"/>
-              </w:rPr>
-              <w:t>B2N16</w:t>
+              <w:t>p.Q61R</w:t>
             </w:r>
           </w:p>
         </w:tc>
@@ -38964,7 +37934,7 @@
                 <w:u w:val="none"/>
                 <w:lang w:val="en-US" w:eastAsia="zh-CN" w:bidi="ar"/>
               </w:rPr>
-              <w:t>NTRK3</w:t>
+              <w:t>NRAS</w:t>
             </w:r>
           </w:p>
         </w:tc>
@@ -39004,7 +37974,7 @@
             </w:pPr>
             <w:r>
               <w:rPr>
-                <w:rFonts w:hint="default" w:ascii="Times New Roman" w:hAnsi="Times New Roman" w:eastAsia="宋体" w:cs="Times New Roman"/>
+                <w:rFonts w:hint="eastAsia" w:ascii="Times New Roman" w:hAnsi="Times New Roman" w:eastAsia="宋体" w:cs="Times New Roman"/>
                 <w:b w:val="0"/>
                 <w:bCs w:val="0"/>
                 <w:i w:val="0"/>
@@ -39016,7 +37986,7 @@
                 <w:u w:val="none"/>
                 <w:lang w:val="en-US" w:eastAsia="zh-CN" w:bidi="ar"/>
               </w:rPr>
-              <w:t>B4N14</w:t>
+              <w:t>3</w:t>
             </w:r>
           </w:p>
         </w:tc>
@@ -39068,7 +38038,7 @@
                 <w:u w:val="none"/>
                 <w:lang w:val="en-US" w:eastAsia="zh-CN" w:bidi="ar"/>
               </w:rPr>
-              <w:t>B4GALT6-NTRK3</w:t>
+              <w:t>c.181C&gt;A</w:t>
             </w:r>
           </w:p>
         </w:tc>
@@ -39120,39 +38090,7 @@
                 <w:u w:val="none"/>
                 <w:lang w:val="en-US" w:eastAsia="zh-CN" w:bidi="ar"/>
               </w:rPr>
-              <w:t>B4GALT6-NTRK3</w:t>
-            </w:r>
-            <w:r>
-              <w:rPr>
-                <w:rFonts w:hint="eastAsia" w:ascii="Times New Roman" w:hAnsi="Times New Roman" w:eastAsia="宋体" w:cs="Times New Roman"/>
-                <w:b w:val="0"/>
-                <w:bCs w:val="0"/>
-                <w:i w:val="0"/>
-                <w:iCs w:val="0"/>
-                <w:color w:val="000000"/>
-                <w:kern w:val="0"/>
-                <w:sz w:val="20"/>
-                <w:szCs w:val="20"/>
-                <w:u w:val="none"/>
-                <w:lang w:val="en-US" w:eastAsia="zh-CN" w:bidi="ar"/>
-              </w:rPr>
-              <w:t>.</w:t>
-            </w:r>
-            <w:r>
-              <w:rPr>
-                <w:rFonts w:hint="default" w:ascii="Times New Roman" w:hAnsi="Times New Roman" w:eastAsia="宋体" w:cs="Times New Roman"/>
-                <w:b w:val="0"/>
-                <w:bCs w:val="0"/>
-                <w:i w:val="0"/>
-                <w:iCs w:val="0"/>
-                <w:color w:val="000000"/>
-                <w:kern w:val="0"/>
-                <w:sz w:val="20"/>
-                <w:szCs w:val="20"/>
-                <w:u w:val="none"/>
-                <w:lang w:val="en-US" w:eastAsia="zh-CN" w:bidi="ar"/>
-              </w:rPr>
-              <w:t>B4N14</w:t>
+              <w:t>p.Q61K</w:t>
             </w:r>
           </w:p>
         </w:tc>
@@ -39204,16 +38142,16 @@
                 <w:i w:val="0"/>
                 <w:iCs w:val="0"/>
                 <w:color w:val="000000"/>
-                <w:kern w:val="2"/>
+                <w:kern w:val="0"/>
                 <w:sz w:val="20"/>
                 <w:szCs w:val="20"/>
                 <w:u w:val="none"/>
-                <w:lang w:val="en-US" w:eastAsia="zh-CN" w:bidi="ar-SA"/>
-              </w:rPr>
-            </w:pPr>
-            <w:r>
-              <w:rPr>
-                <w:rFonts w:hint="default" w:ascii="Times New Roman" w:hAnsi="Times New Roman" w:eastAsia="宋体" w:cs="Times New Roman"/>
+                <w:lang w:val="en-US" w:eastAsia="zh-CN" w:bidi="ar"/>
+              </w:rPr>
+            </w:pPr>
+            <w:r>
+              <w:rPr>
+                <w:rFonts w:hint="eastAsia" w:ascii="Times New Roman" w:hAnsi="Times New Roman" w:eastAsia="宋体" w:cs="Times New Roman"/>
                 <w:b w:val="0"/>
                 <w:bCs w:val="0"/>
                 <w:i w:val="0"/>
@@ -39225,7 +38163,7 @@
                 <w:u w:val="none"/>
                 <w:lang w:val="en-US" w:eastAsia="zh-CN" w:bidi="ar"/>
               </w:rPr>
-              <w:t>PIK3CA</w:t>
+              <w:t>NRAS</w:t>
             </w:r>
           </w:p>
         </w:tc>
@@ -39256,16 +38194,16 @@
                 <w:i w:val="0"/>
                 <w:iCs w:val="0"/>
                 <w:color w:val="000000"/>
-                <w:kern w:val="2"/>
+                <w:kern w:val="0"/>
                 <w:sz w:val="20"/>
                 <w:szCs w:val="20"/>
                 <w:u w:val="none"/>
-                <w:lang w:val="en-US" w:eastAsia="zh-CN" w:bidi="ar-SA"/>
-              </w:rPr>
-            </w:pPr>
-            <w:r>
-              <w:rPr>
-                <w:rFonts w:hint="default" w:ascii="Times New Roman" w:hAnsi="Times New Roman" w:eastAsia="宋体" w:cs="Times New Roman"/>
+                <w:lang w:val="en-US" w:eastAsia="zh-CN" w:bidi="ar"/>
+              </w:rPr>
+            </w:pPr>
+            <w:r>
+              <w:rPr>
+                <w:rFonts w:hint="eastAsia" w:ascii="Times New Roman" w:hAnsi="Times New Roman" w:eastAsia="宋体" w:cs="Times New Roman"/>
                 <w:b w:val="0"/>
                 <w:bCs w:val="0"/>
                 <w:i w:val="0"/>
@@ -39277,7 +38215,7 @@
                 <w:u w:val="none"/>
                 <w:lang w:val="en-US" w:eastAsia="zh-CN" w:bidi="ar"/>
               </w:rPr>
-              <w:t xml:space="preserve">9 </w:t>
+              <w:t>4</w:t>
             </w:r>
           </w:p>
         </w:tc>
@@ -39308,11 +38246,11 @@
                 <w:i w:val="0"/>
                 <w:iCs w:val="0"/>
                 <w:color w:val="000000"/>
-                <w:kern w:val="2"/>
+                <w:kern w:val="0"/>
                 <w:sz w:val="20"/>
                 <w:szCs w:val="20"/>
                 <w:u w:val="none"/>
-                <w:lang w:val="en-US" w:eastAsia="zh-CN" w:bidi="ar-SA"/>
+                <w:lang w:val="en-US" w:eastAsia="zh-CN" w:bidi="ar"/>
               </w:rPr>
             </w:pPr>
             <w:r>
@@ -39329,7 +38267,7 @@
                 <w:u w:val="none"/>
                 <w:lang w:val="en-US" w:eastAsia="zh-CN" w:bidi="ar"/>
               </w:rPr>
-              <w:t>c.1624G&gt;A</w:t>
+              <w:t>c.436G&gt;A</w:t>
             </w:r>
           </w:p>
         </w:tc>
@@ -39360,11 +38298,11 @@
                 <w:i w:val="0"/>
                 <w:iCs w:val="0"/>
                 <w:color w:val="000000"/>
-                <w:kern w:val="2"/>
+                <w:kern w:val="0"/>
                 <w:sz w:val="20"/>
                 <w:szCs w:val="20"/>
                 <w:u w:val="none"/>
-                <w:lang w:val="en-US" w:eastAsia="zh-CN" w:bidi="ar-SA"/>
+                <w:lang w:val="en-US" w:eastAsia="zh-CN" w:bidi="ar"/>
               </w:rPr>
             </w:pPr>
             <w:r>
@@ -39381,7 +38319,7 @@
                 <w:u w:val="none"/>
                 <w:lang w:val="en-US" w:eastAsia="zh-CN" w:bidi="ar"/>
               </w:rPr>
-              <w:t>p.E542K</w:t>
+              <w:t>p.A146T</w:t>
             </w:r>
           </w:p>
         </w:tc>
@@ -39433,16 +38371,16 @@
                 <w:i w:val="0"/>
                 <w:iCs w:val="0"/>
                 <w:color w:val="000000"/>
-                <w:kern w:val="2"/>
+                <w:kern w:val="0"/>
                 <w:sz w:val="20"/>
                 <w:szCs w:val="20"/>
                 <w:u w:val="none"/>
-                <w:lang w:val="en-US" w:eastAsia="zh-CN" w:bidi="ar-SA"/>
-              </w:rPr>
-            </w:pPr>
-            <w:r>
-              <w:rPr>
-                <w:rFonts w:hint="default" w:ascii="Times New Roman" w:hAnsi="Times New Roman" w:eastAsia="宋体" w:cs="Times New Roman"/>
+                <w:lang w:val="en-US" w:eastAsia="zh-CN" w:bidi="ar"/>
+              </w:rPr>
+            </w:pPr>
+            <w:r>
+              <w:rPr>
+                <w:rFonts w:hint="eastAsia" w:ascii="Times New Roman" w:hAnsi="Times New Roman" w:eastAsia="宋体" w:cs="Times New Roman"/>
                 <w:b w:val="0"/>
                 <w:bCs w:val="0"/>
                 <w:i w:val="0"/>
@@ -39454,7 +38392,7 @@
                 <w:u w:val="none"/>
                 <w:lang w:val="en-US" w:eastAsia="zh-CN" w:bidi="ar"/>
               </w:rPr>
-              <w:t>PIK3CA</w:t>
+              <w:t>NTRK1</w:t>
             </w:r>
           </w:p>
         </w:tc>
@@ -39485,11 +38423,11 @@
                 <w:i w:val="0"/>
                 <w:iCs w:val="0"/>
                 <w:color w:val="000000"/>
-                <w:kern w:val="2"/>
+                <w:kern w:val="0"/>
                 <w:sz w:val="20"/>
                 <w:szCs w:val="20"/>
                 <w:u w:val="none"/>
-                <w:lang w:val="en-US" w:eastAsia="zh-CN" w:bidi="ar-SA"/>
+                <w:lang w:val="en-US" w:eastAsia="zh-CN" w:bidi="ar"/>
               </w:rPr>
             </w:pPr>
             <w:r>
@@ -39506,7 +38444,7 @@
                 <w:u w:val="none"/>
                 <w:lang w:val="en-US" w:eastAsia="zh-CN" w:bidi="ar"/>
               </w:rPr>
-              <w:t xml:space="preserve">9 </w:t>
+              <w:t>T21N10</w:t>
             </w:r>
           </w:p>
         </w:tc>
@@ -39537,11 +38475,11 @@
                 <w:i w:val="0"/>
                 <w:iCs w:val="0"/>
                 <w:color w:val="000000"/>
-                <w:kern w:val="2"/>
+                <w:kern w:val="0"/>
                 <w:sz w:val="20"/>
                 <w:szCs w:val="20"/>
                 <w:u w:val="none"/>
-                <w:lang w:val="en-US" w:eastAsia="zh-CN" w:bidi="ar-SA"/>
+                <w:lang w:val="en-US" w:eastAsia="zh-CN" w:bidi="ar"/>
               </w:rPr>
             </w:pPr>
             <w:r>
@@ -39558,7 +38496,7 @@
                 <w:u w:val="none"/>
                 <w:lang w:val="en-US" w:eastAsia="zh-CN" w:bidi="ar"/>
               </w:rPr>
-              <w:t>c.1633G&gt;A</w:t>
+              <w:t>TPR-NTRK1</w:t>
             </w:r>
           </w:p>
         </w:tc>
@@ -39589,11 +38527,11 @@
                 <w:i w:val="0"/>
                 <w:iCs w:val="0"/>
                 <w:color w:val="000000"/>
-                <w:kern w:val="2"/>
+                <w:kern w:val="0"/>
                 <w:sz w:val="20"/>
                 <w:szCs w:val="20"/>
                 <w:u w:val="none"/>
-                <w:lang w:val="en-US" w:eastAsia="zh-CN" w:bidi="ar-SA"/>
+                <w:lang w:val="en-US" w:eastAsia="zh-CN" w:bidi="ar"/>
               </w:rPr>
             </w:pPr>
             <w:r>
@@ -39610,7 +38548,39 @@
                 <w:u w:val="none"/>
                 <w:lang w:val="en-US" w:eastAsia="zh-CN" w:bidi="ar"/>
               </w:rPr>
-              <w:t>p.E545K</w:t>
+              <w:t>TPR-NTRK1</w:t>
+            </w:r>
+            <w:r>
+              <w:rPr>
+                <w:rFonts w:hint="eastAsia" w:ascii="Times New Roman" w:hAnsi="Times New Roman" w:eastAsia="宋体" w:cs="Times New Roman"/>
+                <w:b w:val="0"/>
+                <w:bCs w:val="0"/>
+                <w:i w:val="0"/>
+                <w:iCs w:val="0"/>
+                <w:color w:val="000000"/>
+                <w:kern w:val="0"/>
+                <w:sz w:val="20"/>
+                <w:szCs w:val="20"/>
+                <w:u w:val="none"/>
+                <w:lang w:val="en-US" w:eastAsia="zh-CN" w:bidi="ar"/>
+              </w:rPr>
+              <w:t>.</w:t>
+            </w:r>
+            <w:r>
+              <w:rPr>
+                <w:rFonts w:hint="default" w:ascii="Times New Roman" w:hAnsi="Times New Roman" w:eastAsia="宋体" w:cs="Times New Roman"/>
+                <w:b w:val="0"/>
+                <w:bCs w:val="0"/>
+                <w:i w:val="0"/>
+                <w:iCs w:val="0"/>
+                <w:color w:val="000000"/>
+                <w:kern w:val="0"/>
+                <w:sz w:val="20"/>
+                <w:szCs w:val="20"/>
+                <w:u w:val="none"/>
+                <w:lang w:val="en-US" w:eastAsia="zh-CN" w:bidi="ar"/>
+              </w:rPr>
+              <w:t>T21N10</w:t>
             </w:r>
           </w:p>
         </w:tc>
@@ -39662,16 +38632,16 @@
                 <w:i w:val="0"/>
                 <w:iCs w:val="0"/>
                 <w:color w:val="000000"/>
-                <w:kern w:val="2"/>
+                <w:kern w:val="0"/>
                 <w:sz w:val="20"/>
                 <w:szCs w:val="20"/>
                 <w:u w:val="none"/>
-                <w:lang w:val="en-US" w:eastAsia="zh-CN" w:bidi="ar-SA"/>
-              </w:rPr>
-            </w:pPr>
-            <w:r>
-              <w:rPr>
-                <w:rFonts w:hint="default" w:ascii="Times New Roman" w:hAnsi="Times New Roman" w:eastAsia="宋体" w:cs="Times New Roman"/>
+                <w:lang w:val="en-US" w:eastAsia="zh-CN" w:bidi="ar"/>
+              </w:rPr>
+            </w:pPr>
+            <w:r>
+              <w:rPr>
+                <w:rFonts w:hint="eastAsia" w:ascii="Times New Roman" w:hAnsi="Times New Roman" w:eastAsia="宋体" w:cs="Times New Roman"/>
                 <w:b w:val="0"/>
                 <w:bCs w:val="0"/>
                 <w:i w:val="0"/>
@@ -39683,7 +38653,7 @@
                 <w:u w:val="none"/>
                 <w:lang w:val="en-US" w:eastAsia="zh-CN" w:bidi="ar"/>
               </w:rPr>
-              <w:t>PIK3CA</w:t>
+              <w:t>NTRK2</w:t>
             </w:r>
           </w:p>
         </w:tc>
@@ -39714,11 +38684,11 @@
                 <w:i w:val="0"/>
                 <w:iCs w:val="0"/>
                 <w:color w:val="000000"/>
-                <w:kern w:val="2"/>
+                <w:kern w:val="0"/>
                 <w:sz w:val="20"/>
                 <w:szCs w:val="20"/>
                 <w:u w:val="none"/>
-                <w:lang w:val="en-US" w:eastAsia="zh-CN" w:bidi="ar-SA"/>
+                <w:lang w:val="en-US" w:eastAsia="zh-CN" w:bidi="ar"/>
               </w:rPr>
             </w:pPr>
             <w:r>
@@ -39735,7 +38705,7 @@
                 <w:u w:val="none"/>
                 <w:lang w:val="en-US" w:eastAsia="zh-CN" w:bidi="ar"/>
               </w:rPr>
-              <w:t xml:space="preserve">20 </w:t>
+              <w:t>B2N16</w:t>
             </w:r>
           </w:p>
         </w:tc>
@@ -39766,11 +38736,11 @@
                 <w:i w:val="0"/>
                 <w:iCs w:val="0"/>
                 <w:color w:val="000000"/>
-                <w:kern w:val="2"/>
+                <w:kern w:val="0"/>
                 <w:sz w:val="20"/>
                 <w:szCs w:val="20"/>
                 <w:u w:val="none"/>
-                <w:lang w:val="en-US" w:eastAsia="zh-CN" w:bidi="ar-SA"/>
+                <w:lang w:val="en-US" w:eastAsia="zh-CN" w:bidi="ar"/>
               </w:rPr>
             </w:pPr>
             <w:r>
@@ -39787,7 +38757,7 @@
                 <w:u w:val="none"/>
                 <w:lang w:val="en-US" w:eastAsia="zh-CN" w:bidi="ar"/>
               </w:rPr>
-              <w:t>c.3140A&gt;T</w:t>
+              <w:t>B4GALT1-NTRK2</w:t>
             </w:r>
           </w:p>
         </w:tc>
@@ -39818,11 +38788,11 @@
                 <w:i w:val="0"/>
                 <w:iCs w:val="0"/>
                 <w:color w:val="000000"/>
-                <w:kern w:val="2"/>
+                <w:kern w:val="0"/>
                 <w:sz w:val="20"/>
                 <w:szCs w:val="20"/>
                 <w:u w:val="none"/>
-                <w:lang w:val="en-US" w:eastAsia="zh-CN" w:bidi="ar-SA"/>
+                <w:lang w:val="en-US" w:eastAsia="zh-CN" w:bidi="ar"/>
               </w:rPr>
             </w:pPr>
             <w:r>
@@ -39839,52 +38809,25 @@
                 <w:u w:val="none"/>
                 <w:lang w:val="en-US" w:eastAsia="zh-CN" w:bidi="ar"/>
               </w:rPr>
-              <w:t>p.H1047L</w:t>
-            </w:r>
-          </w:p>
-        </w:tc>
-      </w:tr>
-      <w:tr>
-        <w:tblPrEx>
-          <w:tblBorders>
-            <w:top w:val="none" w:color="auto" w:sz="0" w:space="0"/>
-            <w:left w:val="none" w:color="auto" w:sz="0" w:space="0"/>
-            <w:bottom w:val="none" w:color="auto" w:sz="0" w:space="0"/>
-            <w:right w:val="none" w:color="auto" w:sz="0" w:space="0"/>
-            <w:insideH w:val="none" w:color="auto" w:sz="0" w:space="0"/>
-            <w:insideV w:val="none" w:color="auto" w:sz="0" w:space="0"/>
-          </w:tblBorders>
-          <w:shd w:val="clear" w:color="auto" w:fill="auto"/>
-          <w:tblCellMar>
-            <w:top w:w="0" w:type="dxa"/>
-            <w:left w:w="108" w:type="dxa"/>
-            <w:bottom w:w="0" w:type="dxa"/>
-            <w:right w:w="108" w:type="dxa"/>
-          </w:tblCellMar>
-        </w:tblPrEx>
-        <w:trPr>
-          <w:trHeight w:val="340" w:hRule="atLeast"/>
-        </w:trPr>
-        <w:tc>
-          <w:tcPr>
-            <w:tcW w:w="672" w:type="pct"/>
-            <w:tcBorders>
-              <w:top w:val="single" w:color="000000" w:sz="4" w:space="0"/>
-              <w:left w:val="single" w:color="000000" w:sz="4" w:space="0"/>
-              <w:bottom w:val="single" w:color="000000" w:sz="4" w:space="0"/>
-              <w:right w:val="single" w:color="000000" w:sz="4" w:space="0"/>
-            </w:tcBorders>
-            <w:shd w:val="clear" w:color="auto" w:fill="FFFFFF"/>
-            <w:vAlign w:val="center"/>
-          </w:tcPr>
-          <w:p>
-            <w:pPr>
-              <w:keepNext w:val="0"/>
-              <w:keepLines w:val="0"/>
-              <w:widowControl/>
-              <w:suppressLineNumbers w:val="0"/>
-              <w:jc w:val="left"/>
-              <w:textAlignment w:val="center"/>
+              <w:t>B4GALT1-NTRK2</w:t>
+            </w:r>
+            <w:r>
+              <w:rPr>
+                <w:rFonts w:hint="eastAsia" w:ascii="Times New Roman" w:hAnsi="Times New Roman" w:eastAsia="宋体" w:cs="Times New Roman"/>
+                <w:b w:val="0"/>
+                <w:bCs w:val="0"/>
+                <w:i w:val="0"/>
+                <w:iCs w:val="0"/>
+                <w:color w:val="000000"/>
+                <w:kern w:val="0"/>
+                <w:sz w:val="20"/>
+                <w:szCs w:val="20"/>
+                <w:u w:val="none"/>
+                <w:lang w:val="en-US" w:eastAsia="zh-CN" w:bidi="ar"/>
+              </w:rPr>
+              <w:t>.</w:t>
+            </w:r>
+            <w:r>
               <w:rPr>
                 <w:rFonts w:hint="default" w:ascii="Times New Roman" w:hAnsi="Times New Roman" w:eastAsia="宋体" w:cs="Times New Roman"/>
                 <w:b w:val="0"/>
@@ -39892,184 +38835,13 @@
                 <w:i w:val="0"/>
                 <w:iCs w:val="0"/>
                 <w:color w:val="000000"/>
-                <w:kern w:val="2"/>
-                <w:sz w:val="20"/>
-                <w:szCs w:val="20"/>
-                <w:u w:val="none"/>
-                <w:lang w:val="en-US" w:eastAsia="zh-CN" w:bidi="ar-SA"/>
-              </w:rPr>
-            </w:pPr>
-            <w:r>
-              <w:rPr>
-                <w:rFonts w:hint="default" w:ascii="Times New Roman" w:hAnsi="Times New Roman" w:eastAsia="宋体" w:cs="Times New Roman"/>
-                <w:b w:val="0"/>
-                <w:bCs w:val="0"/>
-                <w:i w:val="0"/>
-                <w:iCs w:val="0"/>
-                <w:color w:val="000000"/>
                 <w:kern w:val="0"/>
                 <w:sz w:val="20"/>
                 <w:szCs w:val="20"/>
                 <w:u w:val="none"/>
                 <w:lang w:val="en-US" w:eastAsia="zh-CN" w:bidi="ar"/>
               </w:rPr>
-              <w:t>PIK3CA</w:t>
-            </w:r>
-          </w:p>
-        </w:tc>
-        <w:tc>
-          <w:tcPr>
-            <w:tcW w:w="792" w:type="pct"/>
-            <w:tcBorders>
-              <w:top w:val="single" w:color="000000" w:sz="4" w:space="0"/>
-              <w:left w:val="single" w:color="000000" w:sz="4" w:space="0"/>
-              <w:bottom w:val="single" w:color="000000" w:sz="4" w:space="0"/>
-              <w:right w:val="single" w:color="000000" w:sz="4" w:space="0"/>
-            </w:tcBorders>
-            <w:shd w:val="clear" w:color="auto" w:fill="FFFFFF"/>
-            <w:vAlign w:val="center"/>
-          </w:tcPr>
-          <w:p>
-            <w:pPr>
-              <w:keepNext w:val="0"/>
-              <w:keepLines w:val="0"/>
-              <w:widowControl/>
-              <w:suppressLineNumbers w:val="0"/>
-              <w:jc w:val="left"/>
-              <w:textAlignment w:val="center"/>
-              <w:rPr>
-                <w:rFonts w:hint="default" w:ascii="Times New Roman" w:hAnsi="Times New Roman" w:eastAsia="宋体" w:cs="Times New Roman"/>
-                <w:b w:val="0"/>
-                <w:bCs w:val="0"/>
-                <w:i w:val="0"/>
-                <w:iCs w:val="0"/>
-                <w:color w:val="000000"/>
-                <w:kern w:val="2"/>
-                <w:sz w:val="20"/>
-                <w:szCs w:val="20"/>
-                <w:u w:val="none"/>
-                <w:lang w:val="en-US" w:eastAsia="zh-CN" w:bidi="ar-SA"/>
-              </w:rPr>
-            </w:pPr>
-            <w:r>
-              <w:rPr>
-                <w:rFonts w:hint="default" w:ascii="Times New Roman" w:hAnsi="Times New Roman" w:eastAsia="宋体" w:cs="Times New Roman"/>
-                <w:b w:val="0"/>
-                <w:bCs w:val="0"/>
-                <w:i w:val="0"/>
-                <w:iCs w:val="0"/>
-                <w:color w:val="000000"/>
-                <w:kern w:val="0"/>
-                <w:sz w:val="20"/>
-                <w:szCs w:val="20"/>
-                <w:u w:val="none"/>
-                <w:lang w:val="en-US" w:eastAsia="zh-CN" w:bidi="ar"/>
-              </w:rPr>
-              <w:t xml:space="preserve">20 </w:t>
-            </w:r>
-          </w:p>
-        </w:tc>
-        <w:tc>
-          <w:tcPr>
-            <w:tcW w:w="1672" w:type="pct"/>
-            <w:tcBorders>
-              <w:top w:val="single" w:color="000000" w:sz="4" w:space="0"/>
-              <w:left w:val="single" w:color="000000" w:sz="4" w:space="0"/>
-              <w:bottom w:val="single" w:color="000000" w:sz="4" w:space="0"/>
-              <w:right w:val="single" w:color="000000" w:sz="4" w:space="0"/>
-            </w:tcBorders>
-            <w:shd w:val="clear" w:color="auto" w:fill="FFFFFF"/>
-            <w:vAlign w:val="center"/>
-          </w:tcPr>
-          <w:p>
-            <w:pPr>
-              <w:keepNext w:val="0"/>
-              <w:keepLines w:val="0"/>
-              <w:widowControl/>
-              <w:suppressLineNumbers w:val="0"/>
-              <w:jc w:val="left"/>
-              <w:textAlignment w:val="center"/>
-              <w:rPr>
-                <w:rFonts w:hint="default" w:ascii="Times New Roman" w:hAnsi="Times New Roman" w:eastAsia="宋体" w:cs="Times New Roman"/>
-                <w:b w:val="0"/>
-                <w:bCs w:val="0"/>
-                <w:i w:val="0"/>
-                <w:iCs w:val="0"/>
-                <w:color w:val="000000"/>
-                <w:kern w:val="2"/>
-                <w:sz w:val="20"/>
-                <w:szCs w:val="20"/>
-                <w:u w:val="none"/>
-                <w:lang w:val="en-US" w:eastAsia="zh-CN" w:bidi="ar-SA"/>
-              </w:rPr>
-            </w:pPr>
-            <w:r>
-              <w:rPr>
-                <w:rFonts w:hint="default" w:ascii="Times New Roman" w:hAnsi="Times New Roman" w:eastAsia="宋体" w:cs="Times New Roman"/>
-                <w:b w:val="0"/>
-                <w:bCs w:val="0"/>
-                <w:i w:val="0"/>
-                <w:iCs w:val="0"/>
-                <w:color w:val="000000"/>
-                <w:kern w:val="0"/>
-                <w:sz w:val="20"/>
-                <w:szCs w:val="20"/>
-                <w:u w:val="none"/>
-                <w:lang w:val="en-US" w:eastAsia="zh-CN" w:bidi="ar"/>
-              </w:rPr>
-              <w:t>c.3140A&gt;G</w:t>
-            </w:r>
-          </w:p>
-        </w:tc>
-        <w:tc>
-          <w:tcPr>
-            <w:tcW w:w="1862" w:type="pct"/>
-            <w:tcBorders>
-              <w:top w:val="single" w:color="000000" w:sz="4" w:space="0"/>
-              <w:left w:val="single" w:color="000000" w:sz="4" w:space="0"/>
-              <w:bottom w:val="single" w:color="000000" w:sz="4" w:space="0"/>
-              <w:right w:val="single" w:color="000000" w:sz="4" w:space="0"/>
-            </w:tcBorders>
-            <w:shd w:val="clear" w:color="auto" w:fill="FFFFFF"/>
-            <w:vAlign w:val="center"/>
-          </w:tcPr>
-          <w:p>
-            <w:pPr>
-              <w:keepNext w:val="0"/>
-              <w:keepLines w:val="0"/>
-              <w:widowControl/>
-              <w:suppressLineNumbers w:val="0"/>
-              <w:jc w:val="left"/>
-              <w:textAlignment w:val="center"/>
-              <w:rPr>
-                <w:rFonts w:hint="default" w:ascii="Times New Roman" w:hAnsi="Times New Roman" w:eastAsia="宋体" w:cs="Times New Roman"/>
-                <w:b w:val="0"/>
-                <w:bCs w:val="0"/>
-                <w:i w:val="0"/>
-                <w:iCs w:val="0"/>
-                <w:color w:val="000000"/>
-                <w:kern w:val="2"/>
-                <w:sz w:val="20"/>
-                <w:szCs w:val="20"/>
-                <w:u w:val="none"/>
-                <w:lang w:val="en-US" w:eastAsia="zh-CN" w:bidi="ar-SA"/>
-              </w:rPr>
-            </w:pPr>
-            <w:r>
-              <w:rPr>
-                <w:rFonts w:hint="default" w:ascii="Times New Roman" w:hAnsi="Times New Roman" w:eastAsia="宋体" w:cs="Times New Roman"/>
-                <w:b w:val="0"/>
-                <w:bCs w:val="0"/>
-                <w:i w:val="0"/>
-                <w:iCs w:val="0"/>
-                <w:color w:val="000000"/>
-                <w:kern w:val="0"/>
-                <w:sz w:val="20"/>
-                <w:szCs w:val="20"/>
-                <w:u w:val="none"/>
-                <w:lang w:val="en-US" w:eastAsia="zh-CN" w:bidi="ar"/>
-              </w:rPr>
-              <w:t>p.H1047R</w:t>
+              <w:t>B2N16</w:t>
             </w:r>
           </w:p>
         </w:tc>
@@ -40142,7 +38914,7 @@
                 <w:u w:val="none"/>
                 <w:lang w:val="en-US" w:eastAsia="zh-CN" w:bidi="ar"/>
               </w:rPr>
-              <w:t>PTEN</w:t>
+              <w:t>NTRK3</w:t>
             </w:r>
           </w:p>
         </w:tc>
@@ -40182,7 +38954,7 @@
             </w:pPr>
             <w:r>
               <w:rPr>
-                <w:rFonts w:hint="eastAsia" w:ascii="Times New Roman" w:hAnsi="Times New Roman" w:eastAsia="宋体" w:cs="Times New Roman"/>
+                <w:rFonts w:hint="default" w:ascii="Times New Roman" w:hAnsi="Times New Roman" w:eastAsia="宋体" w:cs="Times New Roman"/>
                 <w:b w:val="0"/>
                 <w:bCs w:val="0"/>
                 <w:i w:val="0"/>
@@ -40194,7 +38966,7 @@
                 <w:u w:val="none"/>
                 <w:lang w:val="en-US" w:eastAsia="zh-CN" w:bidi="ar"/>
               </w:rPr>
-              <w:t>1</w:t>
+              <w:t>B4N14</w:t>
             </w:r>
           </w:p>
         </w:tc>
@@ -40246,7 +39018,7 @@
                 <w:u w:val="none"/>
                 <w:lang w:val="en-US" w:eastAsia="zh-CN" w:bidi="ar"/>
               </w:rPr>
-              <w:t>c.70G&gt;T</w:t>
+              <w:t>B4GALT6-NTRK3</w:t>
             </w:r>
           </w:p>
         </w:tc>
@@ -40298,7 +39070,39 @@
                 <w:u w:val="none"/>
                 <w:lang w:val="en-US" w:eastAsia="zh-CN" w:bidi="ar"/>
               </w:rPr>
-              <w:t>p.D24Y</w:t>
+              <w:t>B4GALT6-NTRK3</w:t>
+            </w:r>
+            <w:r>
+              <w:rPr>
+                <w:rFonts w:hint="eastAsia" w:ascii="Times New Roman" w:hAnsi="Times New Roman" w:eastAsia="宋体" w:cs="Times New Roman"/>
+                <w:b w:val="0"/>
+                <w:bCs w:val="0"/>
+                <w:i w:val="0"/>
+                <w:iCs w:val="0"/>
+                <w:color w:val="000000"/>
+                <w:kern w:val="0"/>
+                <w:sz w:val="20"/>
+                <w:szCs w:val="20"/>
+                <w:u w:val="none"/>
+                <w:lang w:val="en-US" w:eastAsia="zh-CN" w:bidi="ar"/>
+              </w:rPr>
+              <w:t>.</w:t>
+            </w:r>
+            <w:r>
+              <w:rPr>
+                <w:rFonts w:hint="default" w:ascii="Times New Roman" w:hAnsi="Times New Roman" w:eastAsia="宋体" w:cs="Times New Roman"/>
+                <w:b w:val="0"/>
+                <w:bCs w:val="0"/>
+                <w:i w:val="0"/>
+                <w:iCs w:val="0"/>
+                <w:color w:val="000000"/>
+                <w:kern w:val="0"/>
+                <w:sz w:val="20"/>
+                <w:szCs w:val="20"/>
+                <w:u w:val="none"/>
+                <w:lang w:val="en-US" w:eastAsia="zh-CN" w:bidi="ar"/>
+              </w:rPr>
+              <w:t>B4N14</w:t>
             </w:r>
           </w:p>
         </w:tc>
@@ -40350,28 +39154,28 @@
                 <w:i w:val="0"/>
                 <w:iCs w:val="0"/>
                 <w:color w:val="000000"/>
+                <w:kern w:val="2"/>
+                <w:sz w:val="20"/>
+                <w:szCs w:val="20"/>
+                <w:u w:val="none"/>
+                <w:lang w:val="en-US" w:eastAsia="zh-CN" w:bidi="ar-SA"/>
+              </w:rPr>
+            </w:pPr>
+            <w:r>
+              <w:rPr>
+                <w:rFonts w:hint="default" w:ascii="Times New Roman" w:hAnsi="Times New Roman" w:eastAsia="宋体" w:cs="Times New Roman"/>
+                <w:b w:val="0"/>
+                <w:bCs w:val="0"/>
+                <w:i w:val="0"/>
+                <w:iCs w:val="0"/>
+                <w:color w:val="000000"/>
                 <w:kern w:val="0"/>
                 <w:sz w:val="20"/>
                 <w:szCs w:val="20"/>
                 <w:u w:val="none"/>
                 <w:lang w:val="en-US" w:eastAsia="zh-CN" w:bidi="ar"/>
               </w:rPr>
-            </w:pPr>
-            <w:r>
-              <w:rPr>
-                <w:rFonts w:hint="eastAsia" w:ascii="Times New Roman" w:hAnsi="Times New Roman" w:eastAsia="宋体" w:cs="Times New Roman"/>
-                <w:b w:val="0"/>
-                <w:bCs w:val="0"/>
-                <w:i w:val="0"/>
-                <w:iCs w:val="0"/>
-                <w:color w:val="000000"/>
-                <w:kern w:val="0"/>
-                <w:sz w:val="20"/>
-                <w:szCs w:val="20"/>
-                <w:u w:val="none"/>
-                <w:lang w:val="en-US" w:eastAsia="zh-CN" w:bidi="ar"/>
-              </w:rPr>
-              <w:t>PTEN</w:t>
+              <w:t>PIK3CA</w:t>
             </w:r>
           </w:p>
         </w:tc>
@@ -40402,28 +39206,28 @@
                 <w:i w:val="0"/>
                 <w:iCs w:val="0"/>
                 <w:color w:val="000000"/>
+                <w:kern w:val="2"/>
+                <w:sz w:val="20"/>
+                <w:szCs w:val="20"/>
+                <w:u w:val="none"/>
+                <w:lang w:val="en-US" w:eastAsia="zh-CN" w:bidi="ar-SA"/>
+              </w:rPr>
+            </w:pPr>
+            <w:r>
+              <w:rPr>
+                <w:rFonts w:hint="default" w:ascii="Times New Roman" w:hAnsi="Times New Roman" w:eastAsia="宋体" w:cs="Times New Roman"/>
+                <w:b w:val="0"/>
+                <w:bCs w:val="0"/>
+                <w:i w:val="0"/>
+                <w:iCs w:val="0"/>
+                <w:color w:val="000000"/>
                 <w:kern w:val="0"/>
                 <w:sz w:val="20"/>
                 <w:szCs w:val="20"/>
                 <w:u w:val="none"/>
                 <w:lang w:val="en-US" w:eastAsia="zh-CN" w:bidi="ar"/>
               </w:rPr>
-            </w:pPr>
-            <w:r>
-              <w:rPr>
-                <w:rFonts w:hint="eastAsia" w:ascii="Times New Roman" w:hAnsi="Times New Roman" w:eastAsia="宋体" w:cs="Times New Roman"/>
-                <w:b w:val="0"/>
-                <w:bCs w:val="0"/>
-                <w:i w:val="0"/>
-                <w:iCs w:val="0"/>
-                <w:color w:val="000000"/>
-                <w:kern w:val="0"/>
-                <w:sz w:val="20"/>
-                <w:szCs w:val="20"/>
-                <w:u w:val="none"/>
-                <w:lang w:val="en-US" w:eastAsia="zh-CN" w:bidi="ar"/>
-              </w:rPr>
-              <w:t>5</w:t>
+              <w:t xml:space="preserve">9 </w:t>
             </w:r>
           </w:p>
         </w:tc>
@@ -40454,28 +39258,28 @@
                 <w:i w:val="0"/>
                 <w:iCs w:val="0"/>
                 <w:color w:val="000000"/>
+                <w:kern w:val="2"/>
+                <w:sz w:val="20"/>
+                <w:szCs w:val="20"/>
+                <w:u w:val="none"/>
+                <w:lang w:val="en-US" w:eastAsia="zh-CN" w:bidi="ar-SA"/>
+              </w:rPr>
+            </w:pPr>
+            <w:r>
+              <w:rPr>
+                <w:rFonts w:hint="default" w:ascii="Times New Roman" w:hAnsi="Times New Roman" w:eastAsia="宋体" w:cs="Times New Roman"/>
+                <w:b w:val="0"/>
+                <w:bCs w:val="0"/>
+                <w:i w:val="0"/>
+                <w:iCs w:val="0"/>
+                <w:color w:val="000000"/>
                 <w:kern w:val="0"/>
                 <w:sz w:val="20"/>
                 <w:szCs w:val="20"/>
                 <w:u w:val="none"/>
                 <w:lang w:val="en-US" w:eastAsia="zh-CN" w:bidi="ar"/>
               </w:rPr>
-            </w:pPr>
-            <w:r>
-              <w:rPr>
-                <w:rFonts w:hint="default" w:ascii="Times New Roman" w:hAnsi="Times New Roman" w:eastAsia="宋体" w:cs="Times New Roman"/>
-                <w:b w:val="0"/>
-                <w:bCs w:val="0"/>
-                <w:i w:val="0"/>
-                <w:iCs w:val="0"/>
-                <w:color w:val="000000"/>
-                <w:kern w:val="0"/>
-                <w:sz w:val="20"/>
-                <w:szCs w:val="20"/>
-                <w:u w:val="none"/>
-                <w:lang w:val="en-US" w:eastAsia="zh-CN" w:bidi="ar"/>
-              </w:rPr>
-              <w:t>c.389G&gt;A</w:t>
+              <w:t>c.1624G&gt;A</w:t>
             </w:r>
           </w:p>
         </w:tc>
@@ -40506,28 +39310,28 @@
                 <w:i w:val="0"/>
                 <w:iCs w:val="0"/>
                 <w:color w:val="000000"/>
+                <w:kern w:val="2"/>
+                <w:sz w:val="20"/>
+                <w:szCs w:val="20"/>
+                <w:u w:val="none"/>
+                <w:lang w:val="en-US" w:eastAsia="zh-CN" w:bidi="ar-SA"/>
+              </w:rPr>
+            </w:pPr>
+            <w:r>
+              <w:rPr>
+                <w:rFonts w:hint="default" w:ascii="Times New Roman" w:hAnsi="Times New Roman" w:eastAsia="宋体" w:cs="Times New Roman"/>
+                <w:b w:val="0"/>
+                <w:bCs w:val="0"/>
+                <w:i w:val="0"/>
+                <w:iCs w:val="0"/>
+                <w:color w:val="000000"/>
                 <w:kern w:val="0"/>
                 <w:sz w:val="20"/>
                 <w:szCs w:val="20"/>
                 <w:u w:val="none"/>
                 <w:lang w:val="en-US" w:eastAsia="zh-CN" w:bidi="ar"/>
               </w:rPr>
-            </w:pPr>
-            <w:r>
-              <w:rPr>
-                <w:rFonts w:hint="default" w:ascii="Times New Roman" w:hAnsi="Times New Roman" w:eastAsia="宋体" w:cs="Times New Roman"/>
-                <w:b w:val="0"/>
-                <w:bCs w:val="0"/>
-                <w:i w:val="0"/>
-                <w:iCs w:val="0"/>
-                <w:color w:val="000000"/>
-                <w:kern w:val="0"/>
-                <w:sz w:val="20"/>
-                <w:szCs w:val="20"/>
-                <w:u w:val="none"/>
-                <w:lang w:val="en-US" w:eastAsia="zh-CN" w:bidi="ar"/>
-              </w:rPr>
-              <w:t>p.R130Q</w:t>
+              <w:t>p.E542K</w:t>
             </w:r>
           </w:p>
         </w:tc>
@@ -40579,28 +39383,28 @@
                 <w:i w:val="0"/>
                 <w:iCs w:val="0"/>
                 <w:color w:val="000000"/>
+                <w:kern w:val="2"/>
+                <w:sz w:val="20"/>
+                <w:szCs w:val="20"/>
+                <w:u w:val="none"/>
+                <w:lang w:val="en-US" w:eastAsia="zh-CN" w:bidi="ar-SA"/>
+              </w:rPr>
+            </w:pPr>
+            <w:r>
+              <w:rPr>
+                <w:rFonts w:hint="default" w:ascii="Times New Roman" w:hAnsi="Times New Roman" w:eastAsia="宋体" w:cs="Times New Roman"/>
+                <w:b w:val="0"/>
+                <w:bCs w:val="0"/>
+                <w:i w:val="0"/>
+                <w:iCs w:val="0"/>
+                <w:color w:val="000000"/>
                 <w:kern w:val="0"/>
                 <w:sz w:val="20"/>
                 <w:szCs w:val="20"/>
                 <w:u w:val="none"/>
                 <w:lang w:val="en-US" w:eastAsia="zh-CN" w:bidi="ar"/>
               </w:rPr>
-            </w:pPr>
-            <w:r>
-              <w:rPr>
-                <w:rFonts w:hint="eastAsia" w:ascii="Times New Roman" w:hAnsi="Times New Roman" w:eastAsia="宋体" w:cs="Times New Roman"/>
-                <w:b w:val="0"/>
-                <w:bCs w:val="0"/>
-                <w:i w:val="0"/>
-                <w:iCs w:val="0"/>
-                <w:color w:val="000000"/>
-                <w:kern w:val="0"/>
-                <w:sz w:val="20"/>
-                <w:szCs w:val="20"/>
-                <w:u w:val="none"/>
-                <w:lang w:val="en-US" w:eastAsia="zh-CN" w:bidi="ar"/>
-              </w:rPr>
-              <w:t>PTEN</w:t>
+              <w:t>PIK3CA</w:t>
             </w:r>
           </w:p>
         </w:tc>
@@ -40631,28 +39435,28 @@
                 <w:i w:val="0"/>
                 <w:iCs w:val="0"/>
                 <w:color w:val="000000"/>
+                <w:kern w:val="2"/>
+                <w:sz w:val="20"/>
+                <w:szCs w:val="20"/>
+                <w:u w:val="none"/>
+                <w:lang w:val="en-US" w:eastAsia="zh-CN" w:bidi="ar-SA"/>
+              </w:rPr>
+            </w:pPr>
+            <w:r>
+              <w:rPr>
+                <w:rFonts w:hint="default" w:ascii="Times New Roman" w:hAnsi="Times New Roman" w:eastAsia="宋体" w:cs="Times New Roman"/>
+                <w:b w:val="0"/>
+                <w:bCs w:val="0"/>
+                <w:i w:val="0"/>
+                <w:iCs w:val="0"/>
+                <w:color w:val="000000"/>
                 <w:kern w:val="0"/>
                 <w:sz w:val="20"/>
                 <w:szCs w:val="20"/>
                 <w:u w:val="none"/>
                 <w:lang w:val="en-US" w:eastAsia="zh-CN" w:bidi="ar"/>
               </w:rPr>
-            </w:pPr>
-            <w:r>
-              <w:rPr>
-                <w:rFonts w:hint="eastAsia" w:ascii="Times New Roman" w:hAnsi="Times New Roman" w:eastAsia="宋体" w:cs="Times New Roman"/>
-                <w:b w:val="0"/>
-                <w:bCs w:val="0"/>
-                <w:i w:val="0"/>
-                <w:iCs w:val="0"/>
-                <w:color w:val="000000"/>
-                <w:kern w:val="0"/>
-                <w:sz w:val="20"/>
-                <w:szCs w:val="20"/>
-                <w:u w:val="none"/>
-                <w:lang w:val="en-US" w:eastAsia="zh-CN" w:bidi="ar"/>
-              </w:rPr>
-              <w:t>6</w:t>
+              <w:t xml:space="preserve">9 </w:t>
             </w:r>
           </w:p>
         </w:tc>
@@ -40683,28 +39487,28 @@
                 <w:i w:val="0"/>
                 <w:iCs w:val="0"/>
                 <w:color w:val="000000"/>
+                <w:kern w:val="2"/>
+                <w:sz w:val="20"/>
+                <w:szCs w:val="20"/>
+                <w:u w:val="none"/>
+                <w:lang w:val="en-US" w:eastAsia="zh-CN" w:bidi="ar-SA"/>
+              </w:rPr>
+            </w:pPr>
+            <w:r>
+              <w:rPr>
+                <w:rFonts w:hint="default" w:ascii="Times New Roman" w:hAnsi="Times New Roman" w:eastAsia="宋体" w:cs="Times New Roman"/>
+                <w:b w:val="0"/>
+                <w:bCs w:val="0"/>
+                <w:i w:val="0"/>
+                <w:iCs w:val="0"/>
+                <w:color w:val="000000"/>
                 <w:kern w:val="0"/>
                 <w:sz w:val="20"/>
                 <w:szCs w:val="20"/>
                 <w:u w:val="none"/>
                 <w:lang w:val="en-US" w:eastAsia="zh-CN" w:bidi="ar"/>
               </w:rPr>
-            </w:pPr>
-            <w:r>
-              <w:rPr>
-                <w:rFonts w:hint="default" w:ascii="Times New Roman" w:hAnsi="Times New Roman" w:eastAsia="宋体" w:cs="Times New Roman"/>
-                <w:b w:val="0"/>
-                <w:bCs w:val="0"/>
-                <w:i w:val="0"/>
-                <w:iCs w:val="0"/>
-                <w:color w:val="000000"/>
-                <w:kern w:val="0"/>
-                <w:sz w:val="20"/>
-                <w:szCs w:val="20"/>
-                <w:u w:val="none"/>
-                <w:lang w:val="en-US" w:eastAsia="zh-CN" w:bidi="ar"/>
-              </w:rPr>
-              <w:t>c.517C&gt;T</w:t>
+              <w:t>c.1633G&gt;A</w:t>
             </w:r>
           </w:p>
         </w:tc>
@@ -40735,290 +39539,28 @@
                 <w:i w:val="0"/>
                 <w:iCs w:val="0"/>
                 <w:color w:val="000000"/>
+                <w:kern w:val="2"/>
+                <w:sz w:val="20"/>
+                <w:szCs w:val="20"/>
+                <w:u w:val="none"/>
+                <w:lang w:val="en-US" w:eastAsia="zh-CN" w:bidi="ar-SA"/>
+              </w:rPr>
+            </w:pPr>
+            <w:r>
+              <w:rPr>
+                <w:rFonts w:hint="default" w:ascii="Times New Roman" w:hAnsi="Times New Roman" w:eastAsia="宋体" w:cs="Times New Roman"/>
+                <w:b w:val="0"/>
+                <w:bCs w:val="0"/>
+                <w:i w:val="0"/>
+                <w:iCs w:val="0"/>
+                <w:color w:val="000000"/>
                 <w:kern w:val="0"/>
                 <w:sz w:val="20"/>
                 <w:szCs w:val="20"/>
                 <w:u w:val="none"/>
                 <w:lang w:val="en-US" w:eastAsia="zh-CN" w:bidi="ar"/>
               </w:rPr>
-            </w:pPr>
-            <w:r>
-              <w:rPr>
-                <w:rFonts w:hint="default" w:ascii="Times New Roman" w:hAnsi="Times New Roman" w:eastAsia="宋体" w:cs="Times New Roman"/>
-                <w:b w:val="0"/>
-                <w:bCs w:val="0"/>
-                <w:i w:val="0"/>
-                <w:iCs w:val="0"/>
-                <w:color w:val="000000"/>
-                <w:kern w:val="0"/>
-                <w:sz w:val="20"/>
-                <w:szCs w:val="20"/>
-                <w:u w:val="none"/>
-                <w:lang w:val="en-US" w:eastAsia="zh-CN" w:bidi="ar"/>
-              </w:rPr>
-              <w:t>p.R173C</w:t>
-            </w:r>
-          </w:p>
-        </w:tc>
-      </w:tr>
-      <w:tr>
-        <w:tblPrEx>
-          <w:tblBorders>
-            <w:top w:val="none" w:color="auto" w:sz="0" w:space="0"/>
-            <w:left w:val="none" w:color="auto" w:sz="0" w:space="0"/>
-            <w:bottom w:val="none" w:color="auto" w:sz="0" w:space="0"/>
-            <w:right w:val="none" w:color="auto" w:sz="0" w:space="0"/>
-            <w:insideH w:val="none" w:color="auto" w:sz="0" w:space="0"/>
-            <w:insideV w:val="none" w:color="auto" w:sz="0" w:space="0"/>
-          </w:tblBorders>
-          <w:shd w:val="clear" w:color="auto" w:fill="auto"/>
-          <w:tblCellMar>
-            <w:top w:w="0" w:type="dxa"/>
-            <w:left w:w="108" w:type="dxa"/>
-            <w:bottom w:w="0" w:type="dxa"/>
-            <w:right w:w="108" w:type="dxa"/>
-          </w:tblCellMar>
-        </w:tblPrEx>
-        <w:trPr>
-          <w:trHeight w:val="340" w:hRule="atLeast"/>
-        </w:trPr>
-        <w:tc>
-          <w:tcPr>
-            <w:tcW w:w="672" w:type="pct"/>
-            <w:tcBorders>
-              <w:top w:val="single" w:color="000000" w:sz="4" w:space="0"/>
-              <w:left w:val="single" w:color="000000" w:sz="4" w:space="0"/>
-              <w:bottom w:val="single" w:color="000000" w:sz="4" w:space="0"/>
-              <w:right w:val="single" w:color="000000" w:sz="4" w:space="0"/>
-            </w:tcBorders>
-            <w:shd w:val="clear" w:color="auto" w:fill="FFFFFF"/>
-            <w:vAlign w:val="center"/>
-          </w:tcPr>
-          <w:p>
-            <w:pPr>
-              <w:keepNext w:val="0"/>
-              <w:keepLines w:val="0"/>
-              <w:widowControl/>
-              <w:suppressLineNumbers w:val="0"/>
-              <w:jc w:val="left"/>
-              <w:textAlignment w:val="center"/>
-              <w:rPr>
-                <w:rFonts w:hint="default" w:ascii="Times New Roman" w:hAnsi="Times New Roman" w:eastAsia="宋体" w:cs="Times New Roman"/>
-                <w:b w:val="0"/>
-                <w:bCs w:val="0"/>
-                <w:i w:val="0"/>
-                <w:iCs w:val="0"/>
-                <w:color w:val="000000"/>
-                <w:kern w:val="0"/>
-                <w:sz w:val="20"/>
-                <w:szCs w:val="20"/>
-                <w:u w:val="none"/>
-                <w:lang w:val="en-US" w:eastAsia="zh-CN" w:bidi="ar"/>
-              </w:rPr>
-            </w:pPr>
-            <w:r>
-              <w:rPr>
-                <w:rFonts w:hint="eastAsia" w:ascii="Times New Roman" w:hAnsi="Times New Roman" w:eastAsia="宋体" w:cs="Times New Roman"/>
-                <w:b w:val="0"/>
-                <w:bCs w:val="0"/>
-                <w:i w:val="0"/>
-                <w:iCs w:val="0"/>
-                <w:color w:val="000000"/>
-                <w:kern w:val="0"/>
-                <w:sz w:val="20"/>
-                <w:szCs w:val="20"/>
-                <w:u w:val="none"/>
-                <w:lang w:val="en-US" w:eastAsia="zh-CN" w:bidi="ar"/>
-              </w:rPr>
-              <w:t>RET</w:t>
-            </w:r>
-          </w:p>
-        </w:tc>
-        <w:tc>
-          <w:tcPr>
-            <w:tcW w:w="792" w:type="pct"/>
-            <w:tcBorders>
-              <w:top w:val="single" w:color="000000" w:sz="4" w:space="0"/>
-              <w:left w:val="single" w:color="000000" w:sz="4" w:space="0"/>
-              <w:bottom w:val="single" w:color="000000" w:sz="4" w:space="0"/>
-              <w:right w:val="single" w:color="000000" w:sz="4" w:space="0"/>
-            </w:tcBorders>
-            <w:shd w:val="clear" w:color="auto" w:fill="FFFFFF"/>
-            <w:vAlign w:val="center"/>
-          </w:tcPr>
-          <w:p>
-            <w:pPr>
-              <w:keepNext w:val="0"/>
-              <w:keepLines w:val="0"/>
-              <w:widowControl/>
-              <w:suppressLineNumbers w:val="0"/>
-              <w:jc w:val="left"/>
-              <w:textAlignment w:val="center"/>
-              <w:rPr>
-                <w:rFonts w:hint="default" w:ascii="Times New Roman" w:hAnsi="Times New Roman" w:eastAsia="宋体" w:cs="Times New Roman"/>
-                <w:b w:val="0"/>
-                <w:bCs w:val="0"/>
-                <w:i w:val="0"/>
-                <w:iCs w:val="0"/>
-                <w:color w:val="000000"/>
-                <w:kern w:val="0"/>
-                <w:sz w:val="20"/>
-                <w:szCs w:val="20"/>
-                <w:u w:val="none"/>
-                <w:lang w:val="en-US" w:eastAsia="zh-CN" w:bidi="ar"/>
-              </w:rPr>
-            </w:pPr>
-            <w:r>
-              <w:rPr>
-                <w:rFonts w:hint="default" w:ascii="Times New Roman" w:hAnsi="Times New Roman" w:eastAsia="宋体" w:cs="Times New Roman"/>
-                <w:b w:val="0"/>
-                <w:bCs w:val="0"/>
-                <w:i w:val="0"/>
-                <w:iCs w:val="0"/>
-                <w:color w:val="000000"/>
-                <w:kern w:val="0"/>
-                <w:sz w:val="20"/>
-                <w:szCs w:val="20"/>
-                <w:u w:val="none"/>
-                <w:lang w:val="en-US" w:eastAsia="zh-CN" w:bidi="ar"/>
-              </w:rPr>
-              <w:t>K15R12</w:t>
-            </w:r>
-          </w:p>
-        </w:tc>
-        <w:tc>
-          <w:tcPr>
-            <w:tcW w:w="1672" w:type="pct"/>
-            <w:tcBorders>
-              <w:top w:val="single" w:color="000000" w:sz="4" w:space="0"/>
-              <w:left w:val="single" w:color="000000" w:sz="4" w:space="0"/>
-              <w:bottom w:val="single" w:color="000000" w:sz="4" w:space="0"/>
-              <w:right w:val="single" w:color="000000" w:sz="4" w:space="0"/>
-            </w:tcBorders>
-            <w:shd w:val="clear" w:color="auto" w:fill="FFFFFF"/>
-            <w:vAlign w:val="center"/>
-          </w:tcPr>
-          <w:p>
-            <w:pPr>
-              <w:keepNext w:val="0"/>
-              <w:keepLines w:val="0"/>
-              <w:widowControl/>
-              <w:suppressLineNumbers w:val="0"/>
-              <w:jc w:val="left"/>
-              <w:textAlignment w:val="center"/>
-              <w:rPr>
-                <w:rFonts w:hint="default" w:ascii="Times New Roman" w:hAnsi="Times New Roman" w:eastAsia="宋体" w:cs="Times New Roman"/>
-                <w:b w:val="0"/>
-                <w:bCs w:val="0"/>
-                <w:i w:val="0"/>
-                <w:iCs w:val="0"/>
-                <w:color w:val="000000"/>
-                <w:kern w:val="0"/>
-                <w:sz w:val="20"/>
-                <w:szCs w:val="20"/>
-                <w:u w:val="none"/>
-                <w:lang w:val="en-US" w:eastAsia="zh-CN" w:bidi="ar"/>
-              </w:rPr>
-            </w:pPr>
-            <w:r>
-              <w:rPr>
-                <w:rFonts w:hint="default" w:ascii="Times New Roman" w:hAnsi="Times New Roman" w:eastAsia="宋体" w:cs="Times New Roman"/>
-                <w:b w:val="0"/>
-                <w:bCs w:val="0"/>
-                <w:i w:val="0"/>
-                <w:iCs w:val="0"/>
-                <w:color w:val="000000"/>
-                <w:kern w:val="0"/>
-                <w:sz w:val="20"/>
-                <w:szCs w:val="20"/>
-                <w:u w:val="none"/>
-                <w:lang w:val="en-US" w:eastAsia="zh-CN" w:bidi="ar"/>
-              </w:rPr>
-              <w:t>KIF5B-RET</w:t>
-            </w:r>
-          </w:p>
-        </w:tc>
-        <w:tc>
-          <w:tcPr>
-            <w:tcW w:w="1862" w:type="pct"/>
-            <w:tcBorders>
-              <w:top w:val="single" w:color="000000" w:sz="4" w:space="0"/>
-              <w:left w:val="single" w:color="000000" w:sz="4" w:space="0"/>
-              <w:bottom w:val="single" w:color="000000" w:sz="4" w:space="0"/>
-              <w:right w:val="single" w:color="000000" w:sz="4" w:space="0"/>
-            </w:tcBorders>
-            <w:shd w:val="clear" w:color="auto" w:fill="FFFFFF"/>
-            <w:vAlign w:val="center"/>
-          </w:tcPr>
-          <w:p>
-            <w:pPr>
-              <w:keepNext w:val="0"/>
-              <w:keepLines w:val="0"/>
-              <w:widowControl/>
-              <w:suppressLineNumbers w:val="0"/>
-              <w:jc w:val="left"/>
-              <w:textAlignment w:val="center"/>
-              <w:rPr>
-                <w:rFonts w:hint="default" w:ascii="Times New Roman" w:hAnsi="Times New Roman" w:eastAsia="宋体" w:cs="Times New Roman"/>
-                <w:b w:val="0"/>
-                <w:bCs w:val="0"/>
-                <w:i w:val="0"/>
-                <w:iCs w:val="0"/>
-                <w:color w:val="000000"/>
-                <w:kern w:val="0"/>
-                <w:sz w:val="20"/>
-                <w:szCs w:val="20"/>
-                <w:u w:val="none"/>
-                <w:lang w:val="en-US" w:eastAsia="zh-CN" w:bidi="ar"/>
-              </w:rPr>
-            </w:pPr>
-            <w:r>
-              <w:rPr>
-                <w:rFonts w:hint="default" w:ascii="Times New Roman" w:hAnsi="Times New Roman" w:eastAsia="宋体" w:cs="Times New Roman"/>
-                <w:b w:val="0"/>
-                <w:bCs w:val="0"/>
-                <w:i w:val="0"/>
-                <w:iCs w:val="0"/>
-                <w:color w:val="000000"/>
-                <w:kern w:val="0"/>
-                <w:sz w:val="20"/>
-                <w:szCs w:val="20"/>
-                <w:u w:val="none"/>
-                <w:lang w:val="en-US" w:eastAsia="zh-CN" w:bidi="ar"/>
-              </w:rPr>
-              <w:t>KIF5B-RET</w:t>
-            </w:r>
-            <w:r>
-              <w:rPr>
-                <w:rFonts w:hint="eastAsia" w:ascii="Times New Roman" w:hAnsi="Times New Roman" w:eastAsia="宋体" w:cs="Times New Roman"/>
-                <w:b w:val="0"/>
-                <w:bCs w:val="0"/>
-                <w:i w:val="0"/>
-                <w:iCs w:val="0"/>
-                <w:color w:val="000000"/>
-                <w:kern w:val="0"/>
-                <w:sz w:val="20"/>
-                <w:szCs w:val="20"/>
-                <w:u w:val="none"/>
-                <w:lang w:val="en-US" w:eastAsia="zh-CN" w:bidi="ar"/>
-              </w:rPr>
-              <w:t>.</w:t>
-            </w:r>
-            <w:r>
-              <w:rPr>
-                <w:rFonts w:hint="default" w:ascii="Times New Roman" w:hAnsi="Times New Roman" w:eastAsia="宋体" w:cs="Times New Roman"/>
-                <w:b w:val="0"/>
-                <w:bCs w:val="0"/>
-                <w:i w:val="0"/>
-                <w:iCs w:val="0"/>
-                <w:color w:val="000000"/>
-                <w:kern w:val="0"/>
-                <w:sz w:val="20"/>
-                <w:szCs w:val="20"/>
-                <w:u w:val="none"/>
-                <w:lang w:val="en-US" w:eastAsia="zh-CN" w:bidi="ar"/>
-              </w:rPr>
-              <w:t>K15R12</w:t>
+              <w:t>p.E545K</w:t>
             </w:r>
           </w:p>
         </w:tc>
@@ -41070,28 +39612,28 @@
                 <w:i w:val="0"/>
                 <w:iCs w:val="0"/>
                 <w:color w:val="000000"/>
+                <w:kern w:val="2"/>
+                <w:sz w:val="20"/>
+                <w:szCs w:val="20"/>
+                <w:u w:val="none"/>
+                <w:lang w:val="en-US" w:eastAsia="zh-CN" w:bidi="ar-SA"/>
+              </w:rPr>
+            </w:pPr>
+            <w:r>
+              <w:rPr>
+                <w:rFonts w:hint="default" w:ascii="Times New Roman" w:hAnsi="Times New Roman" w:eastAsia="宋体" w:cs="Times New Roman"/>
+                <w:b w:val="0"/>
+                <w:bCs w:val="0"/>
+                <w:i w:val="0"/>
+                <w:iCs w:val="0"/>
+                <w:color w:val="000000"/>
                 <w:kern w:val="0"/>
                 <w:sz w:val="20"/>
                 <w:szCs w:val="20"/>
                 <w:u w:val="none"/>
                 <w:lang w:val="en-US" w:eastAsia="zh-CN" w:bidi="ar"/>
               </w:rPr>
-            </w:pPr>
-            <w:r>
-              <w:rPr>
-                <w:rFonts w:hint="eastAsia" w:ascii="Times New Roman" w:hAnsi="Times New Roman" w:eastAsia="宋体" w:cs="Times New Roman"/>
-                <w:b w:val="0"/>
-                <w:bCs w:val="0"/>
-                <w:i w:val="0"/>
-                <w:iCs w:val="0"/>
-                <w:color w:val="000000"/>
-                <w:kern w:val="0"/>
-                <w:sz w:val="20"/>
-                <w:szCs w:val="20"/>
-                <w:u w:val="none"/>
-                <w:lang w:val="en-US" w:eastAsia="zh-CN" w:bidi="ar"/>
-              </w:rPr>
-              <w:t>RET</w:t>
+              <w:t>PIK3CA</w:t>
             </w:r>
           </w:p>
         </w:tc>
@@ -41122,28 +39664,28 @@
                 <w:i w:val="0"/>
                 <w:iCs w:val="0"/>
                 <w:color w:val="000000"/>
+                <w:kern w:val="2"/>
+                <w:sz w:val="20"/>
+                <w:szCs w:val="20"/>
+                <w:u w:val="none"/>
+                <w:lang w:val="en-US" w:eastAsia="zh-CN" w:bidi="ar-SA"/>
+              </w:rPr>
+            </w:pPr>
+            <w:r>
+              <w:rPr>
+                <w:rFonts w:hint="default" w:ascii="Times New Roman" w:hAnsi="Times New Roman" w:eastAsia="宋体" w:cs="Times New Roman"/>
+                <w:b w:val="0"/>
+                <w:bCs w:val="0"/>
+                <w:i w:val="0"/>
+                <w:iCs w:val="0"/>
+                <w:color w:val="000000"/>
                 <w:kern w:val="0"/>
                 <w:sz w:val="20"/>
                 <w:szCs w:val="20"/>
                 <w:u w:val="none"/>
                 <w:lang w:val="en-US" w:eastAsia="zh-CN" w:bidi="ar"/>
               </w:rPr>
-            </w:pPr>
-            <w:r>
-              <w:rPr>
-                <w:rFonts w:hint="default" w:ascii="Times New Roman" w:hAnsi="Times New Roman" w:eastAsia="宋体" w:cs="Times New Roman"/>
-                <w:b w:val="0"/>
-                <w:bCs w:val="0"/>
-                <w:i w:val="0"/>
-                <w:iCs w:val="0"/>
-                <w:color w:val="000000"/>
-                <w:kern w:val="0"/>
-                <w:sz w:val="20"/>
-                <w:szCs w:val="20"/>
-                <w:u w:val="none"/>
-                <w:lang w:val="en-US" w:eastAsia="zh-CN" w:bidi="ar"/>
-              </w:rPr>
-              <w:t>C8R12</w:t>
+              <w:t xml:space="preserve">20 </w:t>
             </w:r>
           </w:p>
         </w:tc>
@@ -41174,28 +39716,28 @@
                 <w:i w:val="0"/>
                 <w:iCs w:val="0"/>
                 <w:color w:val="000000"/>
+                <w:kern w:val="2"/>
+                <w:sz w:val="20"/>
+                <w:szCs w:val="20"/>
+                <w:u w:val="none"/>
+                <w:lang w:val="en-US" w:eastAsia="zh-CN" w:bidi="ar-SA"/>
+              </w:rPr>
+            </w:pPr>
+            <w:r>
+              <w:rPr>
+                <w:rFonts w:hint="default" w:ascii="Times New Roman" w:hAnsi="Times New Roman" w:eastAsia="宋体" w:cs="Times New Roman"/>
+                <w:b w:val="0"/>
+                <w:bCs w:val="0"/>
+                <w:i w:val="0"/>
+                <w:iCs w:val="0"/>
+                <w:color w:val="000000"/>
                 <w:kern w:val="0"/>
                 <w:sz w:val="20"/>
                 <w:szCs w:val="20"/>
                 <w:u w:val="none"/>
                 <w:lang w:val="en-US" w:eastAsia="zh-CN" w:bidi="ar"/>
               </w:rPr>
-            </w:pPr>
-            <w:r>
-              <w:rPr>
-                <w:rFonts w:hint="default" w:ascii="Times New Roman" w:hAnsi="Times New Roman" w:eastAsia="宋体" w:cs="Times New Roman"/>
-                <w:b w:val="0"/>
-                <w:bCs w:val="0"/>
-                <w:i w:val="0"/>
-                <w:iCs w:val="0"/>
-                <w:color w:val="000000"/>
-                <w:kern w:val="0"/>
-                <w:sz w:val="20"/>
-                <w:szCs w:val="20"/>
-                <w:u w:val="none"/>
-                <w:lang w:val="en-US" w:eastAsia="zh-CN" w:bidi="ar"/>
-              </w:rPr>
-              <w:t>CCDC6-RET</w:t>
+              <w:t>c.3140A&gt;T</w:t>
             </w:r>
           </w:p>
         </w:tc>
@@ -41226,60 +39768,28 @@
                 <w:i w:val="0"/>
                 <w:iCs w:val="0"/>
                 <w:color w:val="000000"/>
+                <w:kern w:val="2"/>
+                <w:sz w:val="20"/>
+                <w:szCs w:val="20"/>
+                <w:u w:val="none"/>
+                <w:lang w:val="en-US" w:eastAsia="zh-CN" w:bidi="ar-SA"/>
+              </w:rPr>
+            </w:pPr>
+            <w:r>
+              <w:rPr>
+                <w:rFonts w:hint="default" w:ascii="Times New Roman" w:hAnsi="Times New Roman" w:eastAsia="宋体" w:cs="Times New Roman"/>
+                <w:b w:val="0"/>
+                <w:bCs w:val="0"/>
+                <w:i w:val="0"/>
+                <w:iCs w:val="0"/>
+                <w:color w:val="000000"/>
                 <w:kern w:val="0"/>
                 <w:sz w:val="20"/>
                 <w:szCs w:val="20"/>
                 <w:u w:val="none"/>
                 <w:lang w:val="en-US" w:eastAsia="zh-CN" w:bidi="ar"/>
               </w:rPr>
-            </w:pPr>
-            <w:r>
-              <w:rPr>
-                <w:rFonts w:hint="default" w:ascii="Times New Roman" w:hAnsi="Times New Roman" w:eastAsia="宋体" w:cs="Times New Roman"/>
-                <w:b w:val="0"/>
-                <w:bCs w:val="0"/>
-                <w:i w:val="0"/>
-                <w:iCs w:val="0"/>
-                <w:color w:val="000000"/>
-                <w:kern w:val="0"/>
-                <w:sz w:val="20"/>
-                <w:szCs w:val="20"/>
-                <w:u w:val="none"/>
-                <w:lang w:val="en-US" w:eastAsia="zh-CN" w:bidi="ar"/>
-              </w:rPr>
-              <w:t>CCDC6-RET</w:t>
-            </w:r>
-            <w:r>
-              <w:rPr>
-                <w:rFonts w:hint="eastAsia" w:ascii="Times New Roman" w:hAnsi="Times New Roman" w:eastAsia="宋体" w:cs="Times New Roman"/>
-                <w:b w:val="0"/>
-                <w:bCs w:val="0"/>
-                <w:i w:val="0"/>
-                <w:iCs w:val="0"/>
-                <w:color w:val="000000"/>
-                <w:kern w:val="0"/>
-                <w:sz w:val="20"/>
-                <w:szCs w:val="20"/>
-                <w:u w:val="none"/>
-                <w:lang w:val="en-US" w:eastAsia="zh-CN" w:bidi="ar"/>
-              </w:rPr>
-              <w:t>.</w:t>
-            </w:r>
-            <w:r>
-              <w:rPr>
-                <w:rFonts w:hint="default" w:ascii="Times New Roman" w:hAnsi="Times New Roman" w:eastAsia="宋体" w:cs="Times New Roman"/>
-                <w:b w:val="0"/>
-                <w:bCs w:val="0"/>
-                <w:i w:val="0"/>
-                <w:iCs w:val="0"/>
-                <w:color w:val="000000"/>
-                <w:kern w:val="0"/>
-                <w:sz w:val="20"/>
-                <w:szCs w:val="20"/>
-                <w:u w:val="none"/>
-                <w:lang w:val="en-US" w:eastAsia="zh-CN" w:bidi="ar"/>
-              </w:rPr>
-              <w:t>C8:R12</w:t>
+              <w:t>p.H1047L</w:t>
             </w:r>
           </w:p>
         </w:tc>
@@ -41331,28 +39841,28 @@
                 <w:i w:val="0"/>
                 <w:iCs w:val="0"/>
                 <w:color w:val="000000"/>
+                <w:kern w:val="2"/>
+                <w:sz w:val="20"/>
+                <w:szCs w:val="20"/>
+                <w:u w:val="none"/>
+                <w:lang w:val="en-US" w:eastAsia="zh-CN" w:bidi="ar-SA"/>
+              </w:rPr>
+            </w:pPr>
+            <w:r>
+              <w:rPr>
+                <w:rFonts w:hint="default" w:ascii="Times New Roman" w:hAnsi="Times New Roman" w:eastAsia="宋体" w:cs="Times New Roman"/>
+                <w:b w:val="0"/>
+                <w:bCs w:val="0"/>
+                <w:i w:val="0"/>
+                <w:iCs w:val="0"/>
+                <w:color w:val="000000"/>
                 <w:kern w:val="0"/>
                 <w:sz w:val="20"/>
                 <w:szCs w:val="20"/>
                 <w:u w:val="none"/>
                 <w:lang w:val="en-US" w:eastAsia="zh-CN" w:bidi="ar"/>
               </w:rPr>
-            </w:pPr>
-            <w:r>
-              <w:rPr>
-                <w:rFonts w:hint="eastAsia" w:ascii="Times New Roman" w:hAnsi="Times New Roman" w:eastAsia="宋体" w:cs="Times New Roman"/>
-                <w:b w:val="0"/>
-                <w:bCs w:val="0"/>
-                <w:i w:val="0"/>
-                <w:iCs w:val="0"/>
-                <w:color w:val="000000"/>
-                <w:kern w:val="0"/>
-                <w:sz w:val="20"/>
-                <w:szCs w:val="20"/>
-                <w:u w:val="none"/>
-                <w:lang w:val="en-US" w:eastAsia="zh-CN" w:bidi="ar"/>
-              </w:rPr>
-              <w:t>RET</w:t>
+              <w:t>PIK3CA</w:t>
             </w:r>
           </w:p>
         </w:tc>
@@ -41383,28 +39893,28 @@
                 <w:i w:val="0"/>
                 <w:iCs w:val="0"/>
                 <w:color w:val="000000"/>
+                <w:kern w:val="2"/>
+                <w:sz w:val="20"/>
+                <w:szCs w:val="20"/>
+                <w:u w:val="none"/>
+                <w:lang w:val="en-US" w:eastAsia="zh-CN" w:bidi="ar-SA"/>
+              </w:rPr>
+            </w:pPr>
+            <w:r>
+              <w:rPr>
+                <w:rFonts w:hint="default" w:ascii="Times New Roman" w:hAnsi="Times New Roman" w:eastAsia="宋体" w:cs="Times New Roman"/>
+                <w:b w:val="0"/>
+                <w:bCs w:val="0"/>
+                <w:i w:val="0"/>
+                <w:iCs w:val="0"/>
+                <w:color w:val="000000"/>
                 <w:kern w:val="0"/>
                 <w:sz w:val="20"/>
                 <w:szCs w:val="20"/>
                 <w:u w:val="none"/>
                 <w:lang w:val="en-US" w:eastAsia="zh-CN" w:bidi="ar"/>
               </w:rPr>
-            </w:pPr>
-            <w:r>
-              <w:rPr>
-                <w:rFonts w:hint="eastAsia" w:ascii="Times New Roman" w:hAnsi="Times New Roman" w:eastAsia="宋体" w:cs="Times New Roman"/>
-                <w:b w:val="0"/>
-                <w:bCs w:val="0"/>
-                <w:i w:val="0"/>
-                <w:iCs w:val="0"/>
-                <w:color w:val="000000"/>
-                <w:kern w:val="0"/>
-                <w:sz w:val="20"/>
-                <w:szCs w:val="20"/>
-                <w:u w:val="none"/>
-                <w:lang w:val="en-US" w:eastAsia="zh-CN" w:bidi="ar"/>
-              </w:rPr>
-              <w:t>16</w:t>
+              <w:t xml:space="preserve">20 </w:t>
             </w:r>
           </w:p>
         </w:tc>
@@ -41435,28 +39945,28 @@
                 <w:i w:val="0"/>
                 <w:iCs w:val="0"/>
                 <w:color w:val="000000"/>
+                <w:kern w:val="2"/>
+                <w:sz w:val="20"/>
+                <w:szCs w:val="20"/>
+                <w:u w:val="none"/>
+                <w:lang w:val="en-US" w:eastAsia="zh-CN" w:bidi="ar-SA"/>
+              </w:rPr>
+            </w:pPr>
+            <w:r>
+              <w:rPr>
+                <w:rFonts w:hint="default" w:ascii="Times New Roman" w:hAnsi="Times New Roman" w:eastAsia="宋体" w:cs="Times New Roman"/>
+                <w:b w:val="0"/>
+                <w:bCs w:val="0"/>
+                <w:i w:val="0"/>
+                <w:iCs w:val="0"/>
+                <w:color w:val="000000"/>
                 <w:kern w:val="0"/>
                 <w:sz w:val="20"/>
                 <w:szCs w:val="20"/>
                 <w:u w:val="none"/>
                 <w:lang w:val="en-US" w:eastAsia="zh-CN" w:bidi="ar"/>
               </w:rPr>
-            </w:pPr>
-            <w:r>
-              <w:rPr>
-                <w:rFonts w:hint="default" w:ascii="Times New Roman" w:hAnsi="Times New Roman" w:eastAsia="宋体" w:cs="Times New Roman"/>
-                <w:b w:val="0"/>
-                <w:bCs w:val="0"/>
-                <w:i w:val="0"/>
-                <w:iCs w:val="0"/>
-                <w:color w:val="000000"/>
-                <w:kern w:val="0"/>
-                <w:sz w:val="20"/>
-                <w:szCs w:val="20"/>
-                <w:u w:val="none"/>
-                <w:lang w:val="en-US" w:eastAsia="zh-CN" w:bidi="ar"/>
-              </w:rPr>
-              <w:t>c.2753T&gt;C</w:t>
+              <w:t>c.3140A&gt;G</w:t>
             </w:r>
           </w:p>
         </w:tc>
@@ -41487,28 +39997,28 @@
                 <w:i w:val="0"/>
                 <w:iCs w:val="0"/>
                 <w:color w:val="000000"/>
+                <w:kern w:val="2"/>
+                <w:sz w:val="20"/>
+                <w:szCs w:val="20"/>
+                <w:u w:val="none"/>
+                <w:lang w:val="en-US" w:eastAsia="zh-CN" w:bidi="ar-SA"/>
+              </w:rPr>
+            </w:pPr>
+            <w:r>
+              <w:rPr>
+                <w:rFonts w:hint="default" w:ascii="Times New Roman" w:hAnsi="Times New Roman" w:eastAsia="宋体" w:cs="Times New Roman"/>
+                <w:b w:val="0"/>
+                <w:bCs w:val="0"/>
+                <w:i w:val="0"/>
+                <w:iCs w:val="0"/>
+                <w:color w:val="000000"/>
                 <w:kern w:val="0"/>
                 <w:sz w:val="20"/>
                 <w:szCs w:val="20"/>
                 <w:u w:val="none"/>
                 <w:lang w:val="en-US" w:eastAsia="zh-CN" w:bidi="ar"/>
               </w:rPr>
-            </w:pPr>
-            <w:r>
-              <w:rPr>
-                <w:rFonts w:hint="default" w:ascii="Times New Roman" w:hAnsi="Times New Roman" w:eastAsia="宋体" w:cs="Times New Roman"/>
-                <w:b w:val="0"/>
-                <w:bCs w:val="0"/>
-                <w:i w:val="0"/>
-                <w:iCs w:val="0"/>
-                <w:color w:val="000000"/>
-                <w:kern w:val="0"/>
-                <w:sz w:val="20"/>
-                <w:szCs w:val="20"/>
-                <w:u w:val="none"/>
-                <w:lang w:val="en-US" w:eastAsia="zh-CN" w:bidi="ar"/>
-              </w:rPr>
-              <w:t>p.M918T</w:t>
+              <w:t>p.H1047R</w:t>
             </w:r>
           </w:p>
         </w:tc>
@@ -41560,11 +40070,11 @@
                 <w:i w:val="0"/>
                 <w:iCs w:val="0"/>
                 <w:color w:val="000000"/>
-                <w:kern w:val="2"/>
+                <w:kern w:val="0"/>
                 <w:sz w:val="20"/>
                 <w:szCs w:val="20"/>
                 <w:u w:val="none"/>
-                <w:lang w:val="en-US" w:eastAsia="zh-CN" w:bidi="ar-SA"/>
+                <w:lang w:val="en-US" w:eastAsia="zh-CN" w:bidi="ar"/>
               </w:rPr>
             </w:pPr>
             <w:r>
@@ -41575,13 +40085,13 @@
                 <w:i w:val="0"/>
                 <w:iCs w:val="0"/>
                 <w:color w:val="000000"/>
-                <w:kern w:val="2"/>
+                <w:kern w:val="0"/>
                 <w:sz w:val="20"/>
                 <w:szCs w:val="20"/>
                 <w:u w:val="none"/>
-                <w:lang w:val="en-US" w:eastAsia="zh-CN" w:bidi="ar-SA"/>
-              </w:rPr>
-              <w:t>TP53</w:t>
+                <w:lang w:val="en-US" w:eastAsia="zh-CN" w:bidi="ar"/>
+              </w:rPr>
+              <w:t>PTEN</w:t>
             </w:r>
           </w:p>
         </w:tc>
@@ -41612,11 +40122,11 @@
                 <w:i w:val="0"/>
                 <w:iCs w:val="0"/>
                 <w:color w:val="000000"/>
-                <w:kern w:val="2"/>
+                <w:kern w:val="0"/>
                 <w:sz w:val="20"/>
                 <w:szCs w:val="20"/>
                 <w:u w:val="none"/>
-                <w:lang w:val="en-US" w:eastAsia="zh-CN" w:bidi="ar-SA"/>
+                <w:lang w:val="en-US" w:eastAsia="zh-CN" w:bidi="ar"/>
               </w:rPr>
             </w:pPr>
             <w:r>
@@ -41627,13 +40137,13 @@
                 <w:i w:val="0"/>
                 <w:iCs w:val="0"/>
                 <w:color w:val="000000"/>
-                <w:kern w:val="2"/>
+                <w:kern w:val="0"/>
                 <w:sz w:val="20"/>
                 <w:szCs w:val="20"/>
                 <w:u w:val="none"/>
-                <w:lang w:val="en-US" w:eastAsia="zh-CN" w:bidi="ar-SA"/>
-              </w:rPr>
-              <w:t>4</w:t>
+                <w:lang w:val="en-US" w:eastAsia="zh-CN" w:bidi="ar"/>
+              </w:rPr>
+              <w:t>1</w:t>
             </w:r>
           </w:p>
         </w:tc>
@@ -41664,11 +40174,11 @@
                 <w:i w:val="0"/>
                 <w:iCs w:val="0"/>
                 <w:color w:val="000000"/>
-                <w:kern w:val="2"/>
+                <w:kern w:val="0"/>
                 <w:sz w:val="20"/>
                 <w:szCs w:val="20"/>
                 <w:u w:val="none"/>
-                <w:lang w:val="en-US" w:eastAsia="zh-CN" w:bidi="ar-SA"/>
+                <w:lang w:val="en-US" w:eastAsia="zh-CN" w:bidi="ar"/>
               </w:rPr>
             </w:pPr>
             <w:r>
@@ -41679,13 +40189,13 @@
                 <w:i w:val="0"/>
                 <w:iCs w:val="0"/>
                 <w:color w:val="000000"/>
-                <w:kern w:val="2"/>
+                <w:kern w:val="0"/>
                 <w:sz w:val="20"/>
                 <w:szCs w:val="20"/>
                 <w:u w:val="none"/>
-                <w:lang w:val="en-US" w:eastAsia="zh-CN" w:bidi="ar-SA"/>
-              </w:rPr>
-              <w:t>c.298C&gt;T</w:t>
+                <w:lang w:val="en-US" w:eastAsia="zh-CN" w:bidi="ar"/>
+              </w:rPr>
+              <w:t>c.70G&gt;T</w:t>
             </w:r>
           </w:p>
         </w:tc>
@@ -41737,237 +40247,7 @@
                 <w:u w:val="none"/>
                 <w:lang w:val="en-US" w:eastAsia="zh-CN" w:bidi="ar"/>
               </w:rPr>
-              <w:t>p.Q100*</w:t>
-            </w:r>
-          </w:p>
-        </w:tc>
-      </w:tr>
-      <w:tr>
-        <w:tblPrEx>
-          <w:tblBorders>
-            <w:top w:val="none" w:color="auto" w:sz="0" w:space="0"/>
-            <w:left w:val="none" w:color="auto" w:sz="0" w:space="0"/>
-            <w:bottom w:val="none" w:color="auto" w:sz="0" w:space="0"/>
-            <w:right w:val="none" w:color="auto" w:sz="0" w:space="0"/>
-            <w:insideH w:val="none" w:color="auto" w:sz="0" w:space="0"/>
-            <w:insideV w:val="none" w:color="auto" w:sz="0" w:space="0"/>
-          </w:tblBorders>
-          <w:shd w:val="clear" w:color="auto" w:fill="auto"/>
-          <w:tblCellMar>
-            <w:top w:w="0" w:type="dxa"/>
-            <w:left w:w="108" w:type="dxa"/>
-            <w:bottom w:w="0" w:type="dxa"/>
-            <w:right w:w="108" w:type="dxa"/>
-          </w:tblCellMar>
-        </w:tblPrEx>
-        <w:trPr>
-          <w:trHeight w:val="340" w:hRule="atLeast"/>
-        </w:trPr>
-        <w:tc>
-          <w:tcPr>
-            <w:tcW w:w="672" w:type="pct"/>
-            <w:tcBorders>
-              <w:top w:val="single" w:color="000000" w:sz="4" w:space="0"/>
-              <w:left w:val="single" w:color="000000" w:sz="4" w:space="0"/>
-              <w:bottom w:val="single" w:color="000000" w:sz="4" w:space="0"/>
-              <w:right w:val="single" w:color="000000" w:sz="4" w:space="0"/>
-            </w:tcBorders>
-            <w:shd w:val="clear" w:color="auto" w:fill="FFFFFF"/>
-            <w:vAlign w:val="center"/>
-          </w:tcPr>
-          <w:p>
-            <w:pPr>
-              <w:keepNext w:val="0"/>
-              <w:keepLines w:val="0"/>
-              <w:widowControl/>
-              <w:suppressLineNumbers w:val="0"/>
-              <w:jc w:val="left"/>
-              <w:textAlignment w:val="center"/>
-              <w:rPr>
-                <w:rFonts w:hint="default" w:ascii="Times New Roman" w:hAnsi="Times New Roman" w:eastAsia="宋体" w:cs="Times New Roman"/>
-                <w:b w:val="0"/>
-                <w:bCs w:val="0"/>
-                <w:i w:val="0"/>
-                <w:iCs w:val="0"/>
-                <w:color w:val="000000"/>
-                <w:kern w:val="2"/>
-                <w:sz w:val="20"/>
-                <w:szCs w:val="20"/>
-                <w:u w:val="none"/>
-                <w:lang w:val="en-US" w:eastAsia="zh-CN" w:bidi="ar-SA"/>
-              </w:rPr>
-            </w:pPr>
-            <w:r>
-              <w:rPr>
-                <w:rFonts w:hint="eastAsia" w:ascii="Times New Roman" w:hAnsi="Times New Roman" w:eastAsia="宋体" w:cs="Times New Roman"/>
-                <w:b w:val="0"/>
-                <w:bCs w:val="0"/>
-                <w:i w:val="0"/>
-                <w:iCs w:val="0"/>
-                <w:color w:val="000000"/>
-                <w:kern w:val="2"/>
-                <w:sz w:val="20"/>
-                <w:szCs w:val="20"/>
-                <w:u w:val="none"/>
-                <w:lang w:val="en-US" w:eastAsia="zh-CN" w:bidi="ar-SA"/>
-              </w:rPr>
-              <w:t>TP53</w:t>
-            </w:r>
-          </w:p>
-        </w:tc>
-        <w:tc>
-          <w:tcPr>
-            <w:tcW w:w="792" w:type="pct"/>
-            <w:tcBorders>
-              <w:top w:val="single" w:color="000000" w:sz="4" w:space="0"/>
-              <w:left w:val="single" w:color="000000" w:sz="4" w:space="0"/>
-              <w:bottom w:val="single" w:color="000000" w:sz="4" w:space="0"/>
-              <w:right w:val="single" w:color="000000" w:sz="4" w:space="0"/>
-            </w:tcBorders>
-            <w:shd w:val="clear" w:color="auto" w:fill="FFFFFF"/>
-            <w:vAlign w:val="center"/>
-          </w:tcPr>
-          <w:p>
-            <w:pPr>
-              <w:keepNext w:val="0"/>
-              <w:keepLines w:val="0"/>
-              <w:widowControl/>
-              <w:suppressLineNumbers w:val="0"/>
-              <w:jc w:val="left"/>
-              <w:textAlignment w:val="center"/>
-              <w:rPr>
-                <w:rFonts w:hint="default" w:ascii="Times New Roman" w:hAnsi="Times New Roman" w:eastAsia="宋体" w:cs="Times New Roman"/>
-                <w:b w:val="0"/>
-                <w:bCs w:val="0"/>
-                <w:i w:val="0"/>
-                <w:iCs w:val="0"/>
-                <w:color w:val="000000"/>
-                <w:kern w:val="2"/>
-                <w:sz w:val="20"/>
-                <w:szCs w:val="20"/>
-                <w:u w:val="none"/>
-                <w:lang w:val="en-US" w:eastAsia="zh-CN" w:bidi="ar-SA"/>
-              </w:rPr>
-            </w:pPr>
-            <w:r>
-              <w:rPr>
-                <w:rFonts w:hint="eastAsia" w:ascii="Times New Roman" w:hAnsi="Times New Roman" w:eastAsia="宋体" w:cs="Times New Roman"/>
-                <w:b w:val="0"/>
-                <w:bCs w:val="0"/>
-                <w:i w:val="0"/>
-                <w:iCs w:val="0"/>
-                <w:color w:val="000000"/>
-                <w:kern w:val="2"/>
-                <w:sz w:val="20"/>
-                <w:szCs w:val="20"/>
-                <w:u w:val="none"/>
-                <w:lang w:val="en-US" w:eastAsia="zh-CN" w:bidi="ar-SA"/>
-              </w:rPr>
-              <w:t>4</w:t>
-            </w:r>
-          </w:p>
-        </w:tc>
-        <w:tc>
-          <w:tcPr>
-            <w:tcW w:w="1672" w:type="pct"/>
-            <w:tcBorders>
-              <w:top w:val="single" w:color="000000" w:sz="4" w:space="0"/>
-              <w:left w:val="single" w:color="000000" w:sz="4" w:space="0"/>
-              <w:bottom w:val="single" w:color="000000" w:sz="4" w:space="0"/>
-              <w:right w:val="single" w:color="000000" w:sz="4" w:space="0"/>
-            </w:tcBorders>
-            <w:shd w:val="clear" w:color="auto" w:fill="FFFFFF"/>
-            <w:vAlign w:val="center"/>
-          </w:tcPr>
-          <w:p>
-            <w:pPr>
-              <w:keepNext w:val="0"/>
-              <w:keepLines w:val="0"/>
-              <w:widowControl/>
-              <w:suppressLineNumbers w:val="0"/>
-              <w:jc w:val="left"/>
-              <w:textAlignment w:val="center"/>
-              <w:rPr>
-                <w:rFonts w:hint="default" w:ascii="Times New Roman" w:hAnsi="Times New Roman" w:eastAsia="宋体" w:cs="Times New Roman"/>
-                <w:b w:val="0"/>
-                <w:bCs w:val="0"/>
-                <w:i w:val="0"/>
-                <w:iCs w:val="0"/>
-                <w:color w:val="000000"/>
-                <w:kern w:val="2"/>
-                <w:sz w:val="20"/>
-                <w:szCs w:val="20"/>
-                <w:u w:val="none"/>
-                <w:lang w:val="en-US" w:eastAsia="zh-CN" w:bidi="ar-SA"/>
-              </w:rPr>
-            </w:pPr>
-            <w:r>
-              <w:rPr>
-                <w:rFonts w:hint="default" w:ascii="Times New Roman" w:hAnsi="Times New Roman" w:eastAsia="宋体" w:cs="Times New Roman"/>
-                <w:b w:val="0"/>
-                <w:bCs w:val="0"/>
-                <w:i w:val="0"/>
-                <w:iCs w:val="0"/>
-                <w:color w:val="000000"/>
-                <w:kern w:val="2"/>
-                <w:sz w:val="20"/>
-                <w:szCs w:val="20"/>
-                <w:u w:val="none"/>
-                <w:lang w:val="en-US" w:eastAsia="zh-CN" w:bidi="ar-SA"/>
-              </w:rPr>
-              <w:t>c.313G&gt;T</w:t>
-            </w:r>
-          </w:p>
-        </w:tc>
-        <w:tc>
-          <w:tcPr>
-            <w:tcW w:w="1862" w:type="pct"/>
-            <w:tcBorders>
-              <w:top w:val="single" w:color="000000" w:sz="4" w:space="0"/>
-              <w:left w:val="single" w:color="000000" w:sz="4" w:space="0"/>
-              <w:bottom w:val="single" w:color="000000" w:sz="4" w:space="0"/>
-              <w:right w:val="single" w:color="000000" w:sz="4" w:space="0"/>
-            </w:tcBorders>
-            <w:shd w:val="clear" w:color="auto" w:fill="FFFFFF"/>
-            <w:vAlign w:val="center"/>
-          </w:tcPr>
-          <w:p>
-            <w:pPr>
-              <w:keepNext w:val="0"/>
-              <w:keepLines w:val="0"/>
-              <w:widowControl/>
-              <w:suppressLineNumbers w:val="0"/>
-              <w:jc w:val="left"/>
-              <w:textAlignment w:val="center"/>
-              <w:rPr>
-                <w:rFonts w:hint="default" w:ascii="Times New Roman" w:hAnsi="Times New Roman" w:eastAsia="宋体" w:cs="Times New Roman"/>
-                <w:b w:val="0"/>
-                <w:bCs w:val="0"/>
-                <w:i w:val="0"/>
-                <w:iCs w:val="0"/>
-                <w:color w:val="000000"/>
-                <w:kern w:val="0"/>
-                <w:sz w:val="20"/>
-                <w:szCs w:val="20"/>
-                <w:u w:val="none"/>
-                <w:lang w:val="en-US" w:eastAsia="zh-CN" w:bidi="ar"/>
-              </w:rPr>
-            </w:pPr>
-            <w:r>
-              <w:rPr>
-                <w:rFonts w:hint="default" w:ascii="Times New Roman" w:hAnsi="Times New Roman" w:eastAsia="宋体" w:cs="Times New Roman"/>
-                <w:b w:val="0"/>
-                <w:bCs w:val="0"/>
-                <w:i w:val="0"/>
-                <w:iCs w:val="0"/>
-                <w:color w:val="000000"/>
-                <w:kern w:val="0"/>
-                <w:sz w:val="20"/>
-                <w:szCs w:val="20"/>
-                <w:u w:val="none"/>
-                <w:lang w:val="en-US" w:eastAsia="zh-CN" w:bidi="ar"/>
-              </w:rPr>
-              <w:t>p.G105C</w:t>
+              <w:t>p.D24Y</w:t>
             </w:r>
           </w:p>
         </w:tc>
@@ -42013,34 +40293,34 @@
               <w:jc w:val="left"/>
               <w:textAlignment w:val="center"/>
               <w:rPr>
+                <w:rFonts w:hint="default" w:ascii="Times New Roman" w:hAnsi="Times New Roman" w:eastAsia="宋体" w:cs="Times New Roman"/>
+                <w:b w:val="0"/>
+                <w:bCs w:val="0"/>
+                <w:i w:val="0"/>
+                <w:iCs w:val="0"/>
+                <w:color w:val="000000"/>
+                <w:kern w:val="0"/>
+                <w:sz w:val="20"/>
+                <w:szCs w:val="20"/>
+                <w:u w:val="none"/>
+                <w:lang w:val="en-US" w:eastAsia="zh-CN" w:bidi="ar"/>
+              </w:rPr>
+            </w:pPr>
+            <w:r>
+              <w:rPr>
                 <w:rFonts w:hint="eastAsia" w:ascii="Times New Roman" w:hAnsi="Times New Roman" w:eastAsia="宋体" w:cs="Times New Roman"/>
                 <w:b w:val="0"/>
                 <w:bCs w:val="0"/>
                 <w:i w:val="0"/>
                 <w:iCs w:val="0"/>
                 <w:color w:val="000000"/>
-                <w:kern w:val="2"/>
+                <w:kern w:val="0"/>
                 <w:sz w:val="20"/>
                 <w:szCs w:val="20"/>
                 <w:u w:val="none"/>
-                <w:lang w:val="en-US" w:eastAsia="zh-CN" w:bidi="ar-SA"/>
-              </w:rPr>
-            </w:pPr>
-            <w:r>
-              <w:rPr>
-                <w:rFonts w:hint="eastAsia" w:ascii="Times New Roman" w:hAnsi="Times New Roman" w:eastAsia="宋体" w:cs="Times New Roman"/>
-                <w:b w:val="0"/>
-                <w:bCs w:val="0"/>
-                <w:i w:val="0"/>
-                <w:iCs w:val="0"/>
-                <w:color w:val="000000"/>
-                <w:kern w:val="2"/>
-                <w:sz w:val="20"/>
-                <w:szCs w:val="20"/>
-                <w:u w:val="none"/>
-                <w:lang w:val="en-US" w:eastAsia="zh-CN" w:bidi="ar-SA"/>
-              </w:rPr>
-              <w:t>TP53</w:t>
+                <w:lang w:val="en-US" w:eastAsia="zh-CN" w:bidi="ar"/>
+              </w:rPr>
+              <w:t>PTEN</w:t>
             </w:r>
           </w:p>
         </w:tc>
@@ -42065,31 +40345,32 @@
               <w:jc w:val="left"/>
               <w:textAlignment w:val="center"/>
               <w:rPr>
+                <w:rFonts w:hint="default" w:ascii="Times New Roman" w:hAnsi="Times New Roman" w:eastAsia="宋体" w:cs="Times New Roman"/>
+                <w:b w:val="0"/>
+                <w:bCs w:val="0"/>
+                <w:i w:val="0"/>
+                <w:iCs w:val="0"/>
+                <w:color w:val="000000"/>
+                <w:kern w:val="0"/>
+                <w:sz w:val="20"/>
+                <w:szCs w:val="20"/>
+                <w:u w:val="none"/>
+                <w:lang w:val="en-US" w:eastAsia="zh-CN" w:bidi="ar"/>
+              </w:rPr>
+            </w:pPr>
+            <w:r>
+              <w:rPr>
                 <w:rFonts w:hint="eastAsia" w:ascii="Times New Roman" w:hAnsi="Times New Roman" w:eastAsia="宋体" w:cs="Times New Roman"/>
                 <w:b w:val="0"/>
                 <w:bCs w:val="0"/>
                 <w:i w:val="0"/>
                 <w:iCs w:val="0"/>
                 <w:color w:val="000000"/>
-                <w:kern w:val="2"/>
+                <w:kern w:val="0"/>
                 <w:sz w:val="20"/>
                 <w:szCs w:val="20"/>
                 <w:u w:val="none"/>
-                <w:lang w:val="en-US" w:eastAsia="zh-CN" w:bidi="ar-SA"/>
-              </w:rPr>
-            </w:pPr>
-            <w:r>
-              <w:rPr>
-                <w:rFonts w:hint="eastAsia" w:ascii="Times New Roman" w:hAnsi="Times New Roman" w:eastAsia="宋体" w:cs="Times New Roman"/>
-                <w:b w:val="0"/>
-                <w:bCs w:val="0"/>
-                <w:i w:val="0"/>
-                <w:iCs w:val="0"/>
-                <w:color w:val="000000"/>
-                <w:sz w:val="20"/>
-                <w:szCs w:val="20"/>
-                <w:u w:val="none"/>
-                <w:lang w:val="en-US" w:eastAsia="zh-CN"/>
+                <w:lang w:val="en-US" w:eastAsia="zh-CN" w:bidi="ar"/>
               </w:rPr>
               <w:t>5</w:t>
             </w:r>
@@ -42122,11 +40403,11 @@
                 <w:i w:val="0"/>
                 <w:iCs w:val="0"/>
                 <w:color w:val="000000"/>
-                <w:kern w:val="2"/>
+                <w:kern w:val="0"/>
                 <w:sz w:val="20"/>
                 <w:szCs w:val="20"/>
                 <w:u w:val="none"/>
-                <w:lang w:val="en-US" w:eastAsia="zh-CN" w:bidi="ar-SA"/>
+                <w:lang w:val="en-US" w:eastAsia="zh-CN" w:bidi="ar"/>
               </w:rPr>
             </w:pPr>
             <w:r>
@@ -42137,11 +40418,13 @@
                 <w:i w:val="0"/>
                 <w:iCs w:val="0"/>
                 <w:color w:val="000000"/>
+                <w:kern w:val="0"/>
                 <w:sz w:val="20"/>
                 <w:szCs w:val="20"/>
                 <w:u w:val="none"/>
-              </w:rPr>
-              <w:t>c.406C&gt;T</w:t>
+                <w:lang w:val="en-US" w:eastAsia="zh-CN" w:bidi="ar"/>
+              </w:rPr>
+              <w:t>c.389G&gt;A</w:t>
             </w:r>
           </w:p>
         </w:tc>
@@ -42193,7 +40476,7 @@
                 <w:u w:val="none"/>
                 <w:lang w:val="en-US" w:eastAsia="zh-CN" w:bidi="ar"/>
               </w:rPr>
-              <w:t>p.Q136*</w:t>
+              <w:t>p.R130Q</w:t>
             </w:r>
           </w:p>
         </w:tc>
@@ -42239,34 +40522,34 @@
               <w:jc w:val="left"/>
               <w:textAlignment w:val="center"/>
               <w:rPr>
+                <w:rFonts w:hint="default" w:ascii="Times New Roman" w:hAnsi="Times New Roman" w:eastAsia="宋体" w:cs="Times New Roman"/>
+                <w:b w:val="0"/>
+                <w:bCs w:val="0"/>
+                <w:i w:val="0"/>
+                <w:iCs w:val="0"/>
+                <w:color w:val="000000"/>
+                <w:kern w:val="0"/>
+                <w:sz w:val="20"/>
+                <w:szCs w:val="20"/>
+                <w:u w:val="none"/>
+                <w:lang w:val="en-US" w:eastAsia="zh-CN" w:bidi="ar"/>
+              </w:rPr>
+            </w:pPr>
+            <w:r>
+              <w:rPr>
                 <w:rFonts w:hint="eastAsia" w:ascii="Times New Roman" w:hAnsi="Times New Roman" w:eastAsia="宋体" w:cs="Times New Roman"/>
                 <w:b w:val="0"/>
                 <w:bCs w:val="0"/>
                 <w:i w:val="0"/>
                 <w:iCs w:val="0"/>
                 <w:color w:val="000000"/>
-                <w:kern w:val="2"/>
+                <w:kern w:val="0"/>
                 <w:sz w:val="20"/>
                 <w:szCs w:val="20"/>
                 <w:u w:val="none"/>
-                <w:lang w:val="en-US" w:eastAsia="zh-CN" w:bidi="ar-SA"/>
-              </w:rPr>
-            </w:pPr>
-            <w:r>
-              <w:rPr>
-                <w:rFonts w:hint="eastAsia" w:ascii="Times New Roman" w:hAnsi="Times New Roman" w:eastAsia="宋体" w:cs="Times New Roman"/>
-                <w:b w:val="0"/>
-                <w:bCs w:val="0"/>
-                <w:i w:val="0"/>
-                <w:iCs w:val="0"/>
-                <w:color w:val="000000"/>
-                <w:kern w:val="2"/>
-                <w:sz w:val="20"/>
-                <w:szCs w:val="20"/>
-                <w:u w:val="none"/>
-                <w:lang w:val="en-US" w:eastAsia="zh-CN" w:bidi="ar-SA"/>
-              </w:rPr>
-              <w:t>TP53</w:t>
+                <w:lang w:val="en-US" w:eastAsia="zh-CN" w:bidi="ar"/>
+              </w:rPr>
+              <w:t>PTEN</w:t>
             </w:r>
           </w:p>
         </w:tc>
@@ -42291,33 +40574,34 @@
               <w:jc w:val="left"/>
               <w:textAlignment w:val="center"/>
               <w:rPr>
+                <w:rFonts w:hint="default" w:ascii="Times New Roman" w:hAnsi="Times New Roman" w:eastAsia="宋体" w:cs="Times New Roman"/>
+                <w:b w:val="0"/>
+                <w:bCs w:val="0"/>
+                <w:i w:val="0"/>
+                <w:iCs w:val="0"/>
+                <w:color w:val="000000"/>
+                <w:kern w:val="0"/>
+                <w:sz w:val="20"/>
+                <w:szCs w:val="20"/>
+                <w:u w:val="none"/>
+                <w:lang w:val="en-US" w:eastAsia="zh-CN" w:bidi="ar"/>
+              </w:rPr>
+            </w:pPr>
+            <w:r>
+              <w:rPr>
                 <w:rFonts w:hint="eastAsia" w:ascii="Times New Roman" w:hAnsi="Times New Roman" w:eastAsia="宋体" w:cs="Times New Roman"/>
                 <w:b w:val="0"/>
                 <w:bCs w:val="0"/>
                 <w:i w:val="0"/>
                 <w:iCs w:val="0"/>
                 <w:color w:val="000000"/>
-                <w:kern w:val="2"/>
+                <w:kern w:val="0"/>
                 <w:sz w:val="20"/>
                 <w:szCs w:val="20"/>
                 <w:u w:val="none"/>
-                <w:lang w:val="en-US" w:eastAsia="zh-CN" w:bidi="ar-SA"/>
-              </w:rPr>
-            </w:pPr>
-            <w:r>
-              <w:rPr>
-                <w:rFonts w:hint="eastAsia" w:ascii="Times New Roman" w:hAnsi="Times New Roman" w:eastAsia="宋体" w:cs="Times New Roman"/>
-                <w:b w:val="0"/>
-                <w:bCs w:val="0"/>
-                <w:i w:val="0"/>
-                <w:iCs w:val="0"/>
-                <w:color w:val="000000"/>
-                <w:sz w:val="20"/>
-                <w:szCs w:val="20"/>
-                <w:u w:val="none"/>
-                <w:lang w:val="en-US" w:eastAsia="zh-CN"/>
-              </w:rPr>
-              <w:t>5</w:t>
+                <w:lang w:val="en-US" w:eastAsia="zh-CN" w:bidi="ar"/>
+              </w:rPr>
+              <w:t>6</w:t>
             </w:r>
           </w:p>
         </w:tc>
@@ -42348,11 +40632,11 @@
                 <w:i w:val="0"/>
                 <w:iCs w:val="0"/>
                 <w:color w:val="000000"/>
-                <w:kern w:val="2"/>
+                <w:kern w:val="0"/>
                 <w:sz w:val="20"/>
                 <w:szCs w:val="20"/>
                 <w:u w:val="none"/>
-                <w:lang w:val="en-US" w:eastAsia="zh-CN" w:bidi="ar-SA"/>
+                <w:lang w:val="en-US" w:eastAsia="zh-CN" w:bidi="ar"/>
               </w:rPr>
             </w:pPr>
             <w:r>
@@ -42363,11 +40647,13 @@
                 <w:i w:val="0"/>
                 <w:iCs w:val="0"/>
                 <w:color w:val="000000"/>
+                <w:kern w:val="0"/>
                 <w:sz w:val="20"/>
                 <w:szCs w:val="20"/>
                 <w:u w:val="none"/>
-              </w:rPr>
-              <w:t>c.484A&gt;T</w:t>
+                <w:lang w:val="en-US" w:eastAsia="zh-CN" w:bidi="ar"/>
+              </w:rPr>
+              <w:t>c.517C&gt;T</w:t>
             </w:r>
           </w:p>
         </w:tc>
@@ -42419,7 +40705,7 @@
                 <w:u w:val="none"/>
                 <w:lang w:val="en-US" w:eastAsia="zh-CN" w:bidi="ar"/>
               </w:rPr>
-              <w:t>p.I162F</w:t>
+              <w:t>p.R173C</w:t>
             </w:r>
           </w:p>
         </w:tc>
@@ -42465,34 +40751,34 @@
               <w:jc w:val="left"/>
               <w:textAlignment w:val="center"/>
               <w:rPr>
+                <w:rFonts w:hint="default" w:ascii="Times New Roman" w:hAnsi="Times New Roman" w:eastAsia="宋体" w:cs="Times New Roman"/>
+                <w:b w:val="0"/>
+                <w:bCs w:val="0"/>
+                <w:i w:val="0"/>
+                <w:iCs w:val="0"/>
+                <w:color w:val="000000"/>
+                <w:kern w:val="0"/>
+                <w:sz w:val="20"/>
+                <w:szCs w:val="20"/>
+                <w:u w:val="none"/>
+                <w:lang w:val="en-US" w:eastAsia="zh-CN" w:bidi="ar"/>
+              </w:rPr>
+            </w:pPr>
+            <w:r>
+              <w:rPr>
                 <w:rFonts w:hint="eastAsia" w:ascii="Times New Roman" w:hAnsi="Times New Roman" w:eastAsia="宋体" w:cs="Times New Roman"/>
                 <w:b w:val="0"/>
                 <w:bCs w:val="0"/>
                 <w:i w:val="0"/>
                 <w:iCs w:val="0"/>
                 <w:color w:val="000000"/>
-                <w:kern w:val="2"/>
+                <w:kern w:val="0"/>
                 <w:sz w:val="20"/>
                 <w:szCs w:val="20"/>
                 <w:u w:val="none"/>
-                <w:lang w:val="en-US" w:eastAsia="zh-CN" w:bidi="ar-SA"/>
-              </w:rPr>
-            </w:pPr>
-            <w:r>
-              <w:rPr>
-                <w:rFonts w:hint="eastAsia" w:ascii="Times New Roman" w:hAnsi="Times New Roman" w:eastAsia="宋体" w:cs="Times New Roman"/>
-                <w:b w:val="0"/>
-                <w:bCs w:val="0"/>
-                <w:i w:val="0"/>
-                <w:iCs w:val="0"/>
-                <w:color w:val="000000"/>
-                <w:kern w:val="2"/>
-                <w:sz w:val="20"/>
-                <w:szCs w:val="20"/>
-                <w:u w:val="none"/>
-                <w:lang w:val="en-US" w:eastAsia="zh-CN" w:bidi="ar-SA"/>
-              </w:rPr>
-              <w:t>TP53</w:t>
+                <w:lang w:val="en-US" w:eastAsia="zh-CN" w:bidi="ar"/>
+              </w:rPr>
+              <w:t>RET</w:t>
             </w:r>
           </w:p>
         </w:tc>
@@ -42523,26 +40809,28 @@
                 <w:i w:val="0"/>
                 <w:iCs w:val="0"/>
                 <w:color w:val="000000"/>
+                <w:kern w:val="0"/>
                 <w:sz w:val="20"/>
                 <w:szCs w:val="20"/>
                 <w:u w:val="none"/>
-                <w:lang w:val="en-US" w:eastAsia="zh-CN"/>
-              </w:rPr>
-            </w:pPr>
-            <w:r>
-              <w:rPr>
-                <w:rFonts w:hint="eastAsia" w:ascii="Times New Roman" w:hAnsi="Times New Roman" w:eastAsia="宋体" w:cs="Times New Roman"/>
+                <w:lang w:val="en-US" w:eastAsia="zh-CN" w:bidi="ar"/>
+              </w:rPr>
+            </w:pPr>
+            <w:r>
+              <w:rPr>
+                <w:rFonts w:hint="default" w:ascii="Times New Roman" w:hAnsi="Times New Roman" w:eastAsia="宋体" w:cs="Times New Roman"/>
                 <w:b w:val="0"/>
                 <w:bCs w:val="0"/>
                 <w:i w:val="0"/>
                 <w:iCs w:val="0"/>
                 <w:color w:val="000000"/>
+                <w:kern w:val="0"/>
                 <w:sz w:val="20"/>
                 <w:szCs w:val="20"/>
                 <w:u w:val="none"/>
-                <w:lang w:val="en-US" w:eastAsia="zh-CN"/>
-              </w:rPr>
-              <w:t>6</w:t>
+                <w:lang w:val="en-US" w:eastAsia="zh-CN" w:bidi="ar"/>
+              </w:rPr>
+              <w:t>K15R12</w:t>
             </w:r>
           </w:p>
         </w:tc>
@@ -42573,9 +40861,11 @@
                 <w:i w:val="0"/>
                 <w:iCs w:val="0"/>
                 <w:color w:val="000000"/>
+                <w:kern w:val="0"/>
                 <w:sz w:val="20"/>
                 <w:szCs w:val="20"/>
                 <w:u w:val="none"/>
+                <w:lang w:val="en-US" w:eastAsia="zh-CN" w:bidi="ar"/>
               </w:rPr>
             </w:pPr>
             <w:r>
@@ -42586,11 +40876,13 @@
                 <w:i w:val="0"/>
                 <w:iCs w:val="0"/>
                 <w:color w:val="000000"/>
+                <w:kern w:val="0"/>
                 <w:sz w:val="20"/>
                 <w:szCs w:val="20"/>
                 <w:u w:val="none"/>
-              </w:rPr>
-              <w:t>c.595_599del</w:t>
+                <w:lang w:val="en-US" w:eastAsia="zh-CN" w:bidi="ar"/>
+              </w:rPr>
+              <w:t>KIF5B-RET</w:t>
             </w:r>
           </w:p>
         </w:tc>
@@ -42642,7 +40934,39 @@
                 <w:u w:val="none"/>
                 <w:lang w:val="en-US" w:eastAsia="zh-CN" w:bidi="ar"/>
               </w:rPr>
-              <w:t>p.G199Ffs*8</w:t>
+              <w:t>KIF5B-RET</w:t>
+            </w:r>
+            <w:r>
+              <w:rPr>
+                <w:rFonts w:hint="eastAsia" w:ascii="Times New Roman" w:hAnsi="Times New Roman" w:eastAsia="宋体" w:cs="Times New Roman"/>
+                <w:b w:val="0"/>
+                <w:bCs w:val="0"/>
+                <w:i w:val="0"/>
+                <w:iCs w:val="0"/>
+                <w:color w:val="000000"/>
+                <w:kern w:val="0"/>
+                <w:sz w:val="20"/>
+                <w:szCs w:val="20"/>
+                <w:u w:val="none"/>
+                <w:lang w:val="en-US" w:eastAsia="zh-CN" w:bidi="ar"/>
+              </w:rPr>
+              <w:t>.</w:t>
+            </w:r>
+            <w:r>
+              <w:rPr>
+                <w:rFonts w:hint="default" w:ascii="Times New Roman" w:hAnsi="Times New Roman" w:eastAsia="宋体" w:cs="Times New Roman"/>
+                <w:b w:val="0"/>
+                <w:bCs w:val="0"/>
+                <w:i w:val="0"/>
+                <w:iCs w:val="0"/>
+                <w:color w:val="000000"/>
+                <w:kern w:val="0"/>
+                <w:sz w:val="20"/>
+                <w:szCs w:val="20"/>
+                <w:u w:val="none"/>
+                <w:lang w:val="en-US" w:eastAsia="zh-CN" w:bidi="ar"/>
+              </w:rPr>
+              <w:t>K15R12</w:t>
             </w:r>
           </w:p>
         </w:tc>
@@ -42688,34 +41012,34 @@
               <w:jc w:val="left"/>
               <w:textAlignment w:val="center"/>
               <w:rPr>
+                <w:rFonts w:hint="default" w:ascii="Times New Roman" w:hAnsi="Times New Roman" w:eastAsia="宋体" w:cs="Times New Roman"/>
+                <w:b w:val="0"/>
+                <w:bCs w:val="0"/>
+                <w:i w:val="0"/>
+                <w:iCs w:val="0"/>
+                <w:color w:val="000000"/>
+                <w:kern w:val="0"/>
+                <w:sz w:val="20"/>
+                <w:szCs w:val="20"/>
+                <w:u w:val="none"/>
+                <w:lang w:val="en-US" w:eastAsia="zh-CN" w:bidi="ar"/>
+              </w:rPr>
+            </w:pPr>
+            <w:r>
+              <w:rPr>
                 <w:rFonts w:hint="eastAsia" w:ascii="Times New Roman" w:hAnsi="Times New Roman" w:eastAsia="宋体" w:cs="Times New Roman"/>
                 <w:b w:val="0"/>
                 <w:bCs w:val="0"/>
                 <w:i w:val="0"/>
                 <w:iCs w:val="0"/>
                 <w:color w:val="000000"/>
-                <w:kern w:val="2"/>
+                <w:kern w:val="0"/>
                 <w:sz w:val="20"/>
                 <w:szCs w:val="20"/>
                 <w:u w:val="none"/>
-                <w:lang w:val="en-US" w:eastAsia="zh-CN" w:bidi="ar-SA"/>
-              </w:rPr>
-            </w:pPr>
-            <w:r>
-              <w:rPr>
-                <w:rFonts w:hint="eastAsia" w:ascii="Times New Roman" w:hAnsi="Times New Roman" w:eastAsia="宋体" w:cs="Times New Roman"/>
-                <w:b w:val="0"/>
-                <w:bCs w:val="0"/>
-                <w:i w:val="0"/>
-                <w:iCs w:val="0"/>
-                <w:color w:val="000000"/>
-                <w:kern w:val="2"/>
-                <w:sz w:val="20"/>
-                <w:szCs w:val="20"/>
-                <w:u w:val="none"/>
-                <w:lang w:val="en-US" w:eastAsia="zh-CN" w:bidi="ar-SA"/>
-              </w:rPr>
-              <w:t>TP53</w:t>
+                <w:lang w:val="en-US" w:eastAsia="zh-CN" w:bidi="ar"/>
+              </w:rPr>
+              <w:t>RET</w:t>
             </w:r>
           </w:p>
         </w:tc>
@@ -42746,28 +41070,28 @@
                 <w:i w:val="0"/>
                 <w:iCs w:val="0"/>
                 <w:color w:val="000000"/>
-                <w:kern w:val="2"/>
+                <w:kern w:val="0"/>
                 <w:sz w:val="20"/>
                 <w:szCs w:val="20"/>
                 <w:u w:val="none"/>
-                <w:lang w:val="en-US" w:eastAsia="zh-CN" w:bidi="ar-SA"/>
-              </w:rPr>
-            </w:pPr>
-            <w:r>
-              <w:rPr>
-                <w:rFonts w:hint="eastAsia" w:ascii="Times New Roman" w:hAnsi="Times New Roman" w:eastAsia="宋体" w:cs="Times New Roman"/>
+                <w:lang w:val="en-US" w:eastAsia="zh-CN" w:bidi="ar"/>
+              </w:rPr>
+            </w:pPr>
+            <w:r>
+              <w:rPr>
+                <w:rFonts w:hint="default" w:ascii="Times New Roman" w:hAnsi="Times New Roman" w:eastAsia="宋体" w:cs="Times New Roman"/>
                 <w:b w:val="0"/>
                 <w:bCs w:val="0"/>
                 <w:i w:val="0"/>
                 <w:iCs w:val="0"/>
                 <w:color w:val="000000"/>
-                <w:kern w:val="2"/>
+                <w:kern w:val="0"/>
                 <w:sz w:val="20"/>
                 <w:szCs w:val="20"/>
                 <w:u w:val="none"/>
-                <w:lang w:val="en-US" w:eastAsia="zh-CN" w:bidi="ar-SA"/>
-              </w:rPr>
-              <w:t>7</w:t>
+                <w:lang w:val="en-US" w:eastAsia="zh-CN" w:bidi="ar"/>
+              </w:rPr>
+              <w:t>C8R12</w:t>
             </w:r>
           </w:p>
         </w:tc>
@@ -42798,11 +41122,11 @@
                 <w:i w:val="0"/>
                 <w:iCs w:val="0"/>
                 <w:color w:val="000000"/>
-                <w:kern w:val="2"/>
+                <w:kern w:val="0"/>
                 <w:sz w:val="20"/>
                 <w:szCs w:val="20"/>
                 <w:u w:val="none"/>
-                <w:lang w:val="en-US" w:eastAsia="zh-CN" w:bidi="ar-SA"/>
+                <w:lang w:val="en-US" w:eastAsia="zh-CN" w:bidi="ar"/>
               </w:rPr>
             </w:pPr>
             <w:r>
@@ -42813,13 +41137,13 @@
                 <w:i w:val="0"/>
                 <w:iCs w:val="0"/>
                 <w:color w:val="000000"/>
-                <w:kern w:val="2"/>
+                <w:kern w:val="0"/>
                 <w:sz w:val="20"/>
                 <w:szCs w:val="20"/>
                 <w:u w:val="none"/>
-                <w:lang w:val="en-US" w:eastAsia="zh-CN" w:bidi="ar-SA"/>
-              </w:rPr>
-              <w:t>c.711G&gt;A</w:t>
+                <w:lang w:val="en-US" w:eastAsia="zh-CN" w:bidi="ar"/>
+              </w:rPr>
+              <w:t>CCDC6-RET</w:t>
             </w:r>
           </w:p>
         </w:tc>
@@ -42871,7 +41195,39 @@
                 <w:u w:val="none"/>
                 <w:lang w:val="en-US" w:eastAsia="zh-CN" w:bidi="ar"/>
               </w:rPr>
-              <w:t>p.M237I</w:t>
+              <w:t>CCDC6-RET</w:t>
+            </w:r>
+            <w:r>
+              <w:rPr>
+                <w:rFonts w:hint="eastAsia" w:ascii="Times New Roman" w:hAnsi="Times New Roman" w:eastAsia="宋体" w:cs="Times New Roman"/>
+                <w:b w:val="0"/>
+                <w:bCs w:val="0"/>
+                <w:i w:val="0"/>
+                <w:iCs w:val="0"/>
+                <w:color w:val="000000"/>
+                <w:kern w:val="0"/>
+                <w:sz w:val="20"/>
+                <w:szCs w:val="20"/>
+                <w:u w:val="none"/>
+                <w:lang w:val="en-US" w:eastAsia="zh-CN" w:bidi="ar"/>
+              </w:rPr>
+              <w:t>.</w:t>
+            </w:r>
+            <w:r>
+              <w:rPr>
+                <w:rFonts w:hint="default" w:ascii="Times New Roman" w:hAnsi="Times New Roman" w:eastAsia="宋体" w:cs="Times New Roman"/>
+                <w:b w:val="0"/>
+                <w:bCs w:val="0"/>
+                <w:i w:val="0"/>
+                <w:iCs w:val="0"/>
+                <w:color w:val="000000"/>
+                <w:kern w:val="0"/>
+                <w:sz w:val="20"/>
+                <w:szCs w:val="20"/>
+                <w:u w:val="none"/>
+                <w:lang w:val="en-US" w:eastAsia="zh-CN" w:bidi="ar"/>
+              </w:rPr>
+              <w:t>C8:R12</w:t>
             </w:r>
           </w:p>
         </w:tc>
@@ -42886,7 +41242,1597 @@
             <w:insideH w:val="none" w:color="auto" w:sz="0" w:space="0"/>
             <w:insideV w:val="none" w:color="auto" w:sz="0" w:space="0"/>
           </w:tblBorders>
-          <w:shd w:val="clear" w:color="auto" w:fill="auto"/>
+          <w:tblCellMar>
+            <w:top w:w="0" w:type="dxa"/>
+            <w:left w:w="108" w:type="dxa"/>
+            <w:bottom w:w="0" w:type="dxa"/>
+            <w:right w:w="108" w:type="dxa"/>
+          </w:tblCellMar>
+        </w:tblPrEx>
+        <w:trPr>
+          <w:trHeight w:val="340" w:hRule="atLeast"/>
+        </w:trPr>
+        <w:tc>
+          <w:tcPr>
+            <w:tcW w:w="672" w:type="pct"/>
+            <w:tcBorders>
+              <w:top w:val="single" w:color="000000" w:sz="4" w:space="0"/>
+              <w:left w:val="single" w:color="000000" w:sz="4" w:space="0"/>
+              <w:bottom w:val="single" w:color="000000" w:sz="4" w:space="0"/>
+              <w:right w:val="single" w:color="000000" w:sz="4" w:space="0"/>
+            </w:tcBorders>
+            <w:shd w:val="clear" w:color="auto" w:fill="FFFFFF"/>
+            <w:vAlign w:val="center"/>
+          </w:tcPr>
+          <w:p>
+            <w:pPr>
+              <w:keepNext w:val="0"/>
+              <w:keepLines w:val="0"/>
+              <w:widowControl/>
+              <w:suppressLineNumbers w:val="0"/>
+              <w:jc w:val="left"/>
+              <w:textAlignment w:val="center"/>
+              <w:rPr>
+                <w:rFonts w:hint="default" w:ascii="Times New Roman" w:hAnsi="Times New Roman" w:eastAsia="宋体" w:cs="Times New Roman"/>
+                <w:b w:val="0"/>
+                <w:bCs w:val="0"/>
+                <w:i w:val="0"/>
+                <w:iCs w:val="0"/>
+                <w:color w:val="000000"/>
+                <w:kern w:val="0"/>
+                <w:sz w:val="20"/>
+                <w:szCs w:val="20"/>
+                <w:u w:val="none"/>
+                <w:lang w:val="en-US" w:eastAsia="zh-CN" w:bidi="ar"/>
+              </w:rPr>
+            </w:pPr>
+            <w:r>
+              <w:rPr>
+                <w:rFonts w:hint="eastAsia" w:ascii="Times New Roman" w:hAnsi="Times New Roman" w:eastAsia="宋体" w:cs="Times New Roman"/>
+                <w:b w:val="0"/>
+                <w:bCs w:val="0"/>
+                <w:i w:val="0"/>
+                <w:iCs w:val="0"/>
+                <w:color w:val="000000"/>
+                <w:kern w:val="0"/>
+                <w:sz w:val="20"/>
+                <w:szCs w:val="20"/>
+                <w:u w:val="none"/>
+                <w:lang w:val="en-US" w:eastAsia="zh-CN" w:bidi="ar"/>
+              </w:rPr>
+              <w:t>RET</w:t>
+            </w:r>
+          </w:p>
+        </w:tc>
+        <w:tc>
+          <w:tcPr>
+            <w:tcW w:w="792" w:type="pct"/>
+            <w:tcBorders>
+              <w:top w:val="single" w:color="000000" w:sz="4" w:space="0"/>
+              <w:left w:val="single" w:color="000000" w:sz="4" w:space="0"/>
+              <w:bottom w:val="single" w:color="000000" w:sz="4" w:space="0"/>
+              <w:right w:val="single" w:color="000000" w:sz="4" w:space="0"/>
+            </w:tcBorders>
+            <w:shd w:val="clear" w:color="auto" w:fill="FFFFFF"/>
+            <w:vAlign w:val="center"/>
+          </w:tcPr>
+          <w:p>
+            <w:pPr>
+              <w:keepNext w:val="0"/>
+              <w:keepLines w:val="0"/>
+              <w:widowControl/>
+              <w:suppressLineNumbers w:val="0"/>
+              <w:jc w:val="left"/>
+              <w:textAlignment w:val="center"/>
+              <w:rPr>
+                <w:rFonts w:hint="default" w:ascii="Times New Roman" w:hAnsi="Times New Roman" w:eastAsia="宋体" w:cs="Times New Roman"/>
+                <w:b w:val="0"/>
+                <w:bCs w:val="0"/>
+                <w:i w:val="0"/>
+                <w:iCs w:val="0"/>
+                <w:color w:val="000000"/>
+                <w:kern w:val="0"/>
+                <w:sz w:val="20"/>
+                <w:szCs w:val="20"/>
+                <w:u w:val="none"/>
+                <w:lang w:val="en-US" w:eastAsia="zh-CN" w:bidi="ar"/>
+              </w:rPr>
+            </w:pPr>
+            <w:r>
+              <w:rPr>
+                <w:rFonts w:hint="eastAsia" w:ascii="Times New Roman" w:hAnsi="Times New Roman" w:eastAsia="宋体" w:cs="Times New Roman"/>
+                <w:b w:val="0"/>
+                <w:bCs w:val="0"/>
+                <w:i w:val="0"/>
+                <w:iCs w:val="0"/>
+                <w:color w:val="000000"/>
+                <w:kern w:val="0"/>
+                <w:sz w:val="20"/>
+                <w:szCs w:val="20"/>
+                <w:u w:val="none"/>
+                <w:lang w:val="en-US" w:eastAsia="zh-CN" w:bidi="ar"/>
+              </w:rPr>
+              <w:t>16</w:t>
+            </w:r>
+          </w:p>
+        </w:tc>
+        <w:tc>
+          <w:tcPr>
+            <w:tcW w:w="1672" w:type="pct"/>
+            <w:tcBorders>
+              <w:top w:val="single" w:color="000000" w:sz="4" w:space="0"/>
+              <w:left w:val="single" w:color="000000" w:sz="4" w:space="0"/>
+              <w:bottom w:val="single" w:color="000000" w:sz="4" w:space="0"/>
+              <w:right w:val="single" w:color="000000" w:sz="4" w:space="0"/>
+            </w:tcBorders>
+            <w:shd w:val="clear" w:color="auto" w:fill="FFFFFF"/>
+            <w:vAlign w:val="center"/>
+          </w:tcPr>
+          <w:p>
+            <w:pPr>
+              <w:keepNext w:val="0"/>
+              <w:keepLines w:val="0"/>
+              <w:widowControl/>
+              <w:suppressLineNumbers w:val="0"/>
+              <w:jc w:val="left"/>
+              <w:textAlignment w:val="center"/>
+              <w:rPr>
+                <w:rFonts w:hint="default" w:ascii="Times New Roman" w:hAnsi="Times New Roman" w:eastAsia="宋体" w:cs="Times New Roman"/>
+                <w:b w:val="0"/>
+                <w:bCs w:val="0"/>
+                <w:i w:val="0"/>
+                <w:iCs w:val="0"/>
+                <w:color w:val="000000"/>
+                <w:kern w:val="0"/>
+                <w:sz w:val="20"/>
+                <w:szCs w:val="20"/>
+                <w:u w:val="none"/>
+                <w:lang w:val="en-US" w:eastAsia="zh-CN" w:bidi="ar"/>
+              </w:rPr>
+            </w:pPr>
+            <w:r>
+              <w:rPr>
+                <w:rFonts w:hint="default" w:ascii="Times New Roman" w:hAnsi="Times New Roman" w:eastAsia="宋体" w:cs="Times New Roman"/>
+                <w:b w:val="0"/>
+                <w:bCs w:val="0"/>
+                <w:i w:val="0"/>
+                <w:iCs w:val="0"/>
+                <w:color w:val="000000"/>
+                <w:kern w:val="0"/>
+                <w:sz w:val="20"/>
+                <w:szCs w:val="20"/>
+                <w:u w:val="none"/>
+                <w:lang w:val="en-US" w:eastAsia="zh-CN" w:bidi="ar"/>
+              </w:rPr>
+              <w:t>c.2753T&gt;C</w:t>
+            </w:r>
+          </w:p>
+        </w:tc>
+        <w:tc>
+          <w:tcPr>
+            <w:tcW w:w="1862" w:type="pct"/>
+            <w:tcBorders>
+              <w:top w:val="single" w:color="000000" w:sz="4" w:space="0"/>
+              <w:left w:val="single" w:color="000000" w:sz="4" w:space="0"/>
+              <w:bottom w:val="single" w:color="000000" w:sz="4" w:space="0"/>
+              <w:right w:val="single" w:color="000000" w:sz="4" w:space="0"/>
+            </w:tcBorders>
+            <w:shd w:val="clear" w:color="auto" w:fill="FFFFFF"/>
+            <w:vAlign w:val="center"/>
+          </w:tcPr>
+          <w:p>
+            <w:pPr>
+              <w:keepNext w:val="0"/>
+              <w:keepLines w:val="0"/>
+              <w:widowControl/>
+              <w:suppressLineNumbers w:val="0"/>
+              <w:jc w:val="left"/>
+              <w:textAlignment w:val="center"/>
+              <w:rPr>
+                <w:rFonts w:hint="default" w:ascii="Times New Roman" w:hAnsi="Times New Roman" w:eastAsia="宋体" w:cs="Times New Roman"/>
+                <w:b w:val="0"/>
+                <w:bCs w:val="0"/>
+                <w:i w:val="0"/>
+                <w:iCs w:val="0"/>
+                <w:color w:val="000000"/>
+                <w:kern w:val="0"/>
+                <w:sz w:val="20"/>
+                <w:szCs w:val="20"/>
+                <w:u w:val="none"/>
+                <w:lang w:val="en-US" w:eastAsia="zh-CN" w:bidi="ar"/>
+              </w:rPr>
+            </w:pPr>
+            <w:r>
+              <w:rPr>
+                <w:rFonts w:hint="default" w:ascii="Times New Roman" w:hAnsi="Times New Roman" w:eastAsia="宋体" w:cs="Times New Roman"/>
+                <w:b w:val="0"/>
+                <w:bCs w:val="0"/>
+                <w:i w:val="0"/>
+                <w:iCs w:val="0"/>
+                <w:color w:val="000000"/>
+                <w:kern w:val="0"/>
+                <w:sz w:val="20"/>
+                <w:szCs w:val="20"/>
+                <w:u w:val="none"/>
+                <w:lang w:val="en-US" w:eastAsia="zh-CN" w:bidi="ar"/>
+              </w:rPr>
+              <w:t>p.M918T</w:t>
+            </w:r>
+          </w:p>
+        </w:tc>
+      </w:tr>
+      <w:tr>
+        <w:tblPrEx>
+          <w:tblBorders>
+            <w:top w:val="none" w:color="auto" w:sz="0" w:space="0"/>
+            <w:left w:val="none" w:color="auto" w:sz="0" w:space="0"/>
+            <w:bottom w:val="none" w:color="auto" w:sz="0" w:space="0"/>
+            <w:right w:val="none" w:color="auto" w:sz="0" w:space="0"/>
+            <w:insideH w:val="none" w:color="auto" w:sz="0" w:space="0"/>
+            <w:insideV w:val="none" w:color="auto" w:sz="0" w:space="0"/>
+          </w:tblBorders>
+          <w:tblCellMar>
+            <w:top w:w="0" w:type="dxa"/>
+            <w:left w:w="108" w:type="dxa"/>
+            <w:bottom w:w="0" w:type="dxa"/>
+            <w:right w:w="108" w:type="dxa"/>
+          </w:tblCellMar>
+        </w:tblPrEx>
+        <w:trPr>
+          <w:trHeight w:val="340" w:hRule="atLeast"/>
+        </w:trPr>
+        <w:tc>
+          <w:tcPr>
+            <w:tcW w:w="672" w:type="pct"/>
+            <w:tcBorders>
+              <w:top w:val="single" w:color="000000" w:sz="4" w:space="0"/>
+              <w:left w:val="single" w:color="000000" w:sz="4" w:space="0"/>
+              <w:bottom w:val="single" w:color="000000" w:sz="4" w:space="0"/>
+              <w:right w:val="single" w:color="000000" w:sz="4" w:space="0"/>
+            </w:tcBorders>
+            <w:shd w:val="clear" w:color="auto" w:fill="FFFFFF"/>
+            <w:vAlign w:val="center"/>
+          </w:tcPr>
+          <w:p>
+            <w:pPr>
+              <w:keepNext w:val="0"/>
+              <w:keepLines w:val="0"/>
+              <w:widowControl/>
+              <w:suppressLineNumbers w:val="0"/>
+              <w:jc w:val="left"/>
+              <w:textAlignment w:val="center"/>
+              <w:rPr>
+                <w:rFonts w:hint="default" w:ascii="Times New Roman" w:hAnsi="Times New Roman" w:eastAsia="宋体" w:cs="Times New Roman"/>
+                <w:b w:val="0"/>
+                <w:bCs w:val="0"/>
+                <w:i w:val="0"/>
+                <w:iCs w:val="0"/>
+                <w:color w:val="000000"/>
+                <w:kern w:val="2"/>
+                <w:sz w:val="20"/>
+                <w:szCs w:val="20"/>
+                <w:u w:val="none"/>
+                <w:lang w:val="en-US" w:eastAsia="zh-CN" w:bidi="ar-SA"/>
+              </w:rPr>
+            </w:pPr>
+            <w:r>
+              <w:rPr>
+                <w:rFonts w:hint="eastAsia" w:ascii="Times New Roman" w:hAnsi="Times New Roman" w:eastAsia="宋体" w:cs="Times New Roman"/>
+                <w:b w:val="0"/>
+                <w:bCs w:val="0"/>
+                <w:i w:val="0"/>
+                <w:iCs w:val="0"/>
+                <w:color w:val="000000"/>
+                <w:kern w:val="2"/>
+                <w:sz w:val="20"/>
+                <w:szCs w:val="20"/>
+                <w:u w:val="none"/>
+                <w:lang w:val="en-US" w:eastAsia="zh-CN" w:bidi="ar-SA"/>
+              </w:rPr>
+              <w:t>TP53</w:t>
+            </w:r>
+          </w:p>
+        </w:tc>
+        <w:tc>
+          <w:tcPr>
+            <w:tcW w:w="792" w:type="pct"/>
+            <w:tcBorders>
+              <w:top w:val="single" w:color="000000" w:sz="4" w:space="0"/>
+              <w:left w:val="single" w:color="000000" w:sz="4" w:space="0"/>
+              <w:bottom w:val="single" w:color="000000" w:sz="4" w:space="0"/>
+              <w:right w:val="single" w:color="000000" w:sz="4" w:space="0"/>
+            </w:tcBorders>
+            <w:shd w:val="clear" w:color="auto" w:fill="FFFFFF"/>
+            <w:vAlign w:val="center"/>
+          </w:tcPr>
+          <w:p>
+            <w:pPr>
+              <w:keepNext w:val="0"/>
+              <w:keepLines w:val="0"/>
+              <w:widowControl/>
+              <w:suppressLineNumbers w:val="0"/>
+              <w:jc w:val="left"/>
+              <w:textAlignment w:val="center"/>
+              <w:rPr>
+                <w:rFonts w:hint="default" w:ascii="Times New Roman" w:hAnsi="Times New Roman" w:eastAsia="宋体" w:cs="Times New Roman"/>
+                <w:b w:val="0"/>
+                <w:bCs w:val="0"/>
+                <w:i w:val="0"/>
+                <w:iCs w:val="0"/>
+                <w:color w:val="000000"/>
+                <w:kern w:val="2"/>
+                <w:sz w:val="20"/>
+                <w:szCs w:val="20"/>
+                <w:u w:val="none"/>
+                <w:lang w:val="en-US" w:eastAsia="zh-CN" w:bidi="ar-SA"/>
+              </w:rPr>
+            </w:pPr>
+            <w:r>
+              <w:rPr>
+                <w:rFonts w:hint="eastAsia" w:ascii="Times New Roman" w:hAnsi="Times New Roman" w:eastAsia="宋体" w:cs="Times New Roman"/>
+                <w:b w:val="0"/>
+                <w:bCs w:val="0"/>
+                <w:i w:val="0"/>
+                <w:iCs w:val="0"/>
+                <w:color w:val="000000"/>
+                <w:kern w:val="2"/>
+                <w:sz w:val="20"/>
+                <w:szCs w:val="20"/>
+                <w:u w:val="none"/>
+                <w:lang w:val="en-US" w:eastAsia="zh-CN" w:bidi="ar-SA"/>
+              </w:rPr>
+              <w:t>4</w:t>
+            </w:r>
+          </w:p>
+        </w:tc>
+        <w:tc>
+          <w:tcPr>
+            <w:tcW w:w="1672" w:type="pct"/>
+            <w:tcBorders>
+              <w:top w:val="single" w:color="000000" w:sz="4" w:space="0"/>
+              <w:left w:val="single" w:color="000000" w:sz="4" w:space="0"/>
+              <w:bottom w:val="single" w:color="000000" w:sz="4" w:space="0"/>
+              <w:right w:val="single" w:color="000000" w:sz="4" w:space="0"/>
+            </w:tcBorders>
+            <w:shd w:val="clear" w:color="auto" w:fill="FFFFFF"/>
+            <w:vAlign w:val="center"/>
+          </w:tcPr>
+          <w:p>
+            <w:pPr>
+              <w:keepNext w:val="0"/>
+              <w:keepLines w:val="0"/>
+              <w:widowControl/>
+              <w:suppressLineNumbers w:val="0"/>
+              <w:jc w:val="left"/>
+              <w:textAlignment w:val="center"/>
+              <w:rPr>
+                <w:rFonts w:hint="default" w:ascii="Times New Roman" w:hAnsi="Times New Roman" w:eastAsia="宋体" w:cs="Times New Roman"/>
+                <w:b w:val="0"/>
+                <w:bCs w:val="0"/>
+                <w:i w:val="0"/>
+                <w:iCs w:val="0"/>
+                <w:color w:val="000000"/>
+                <w:kern w:val="2"/>
+                <w:sz w:val="20"/>
+                <w:szCs w:val="20"/>
+                <w:u w:val="none"/>
+                <w:lang w:val="en-US" w:eastAsia="zh-CN" w:bidi="ar-SA"/>
+              </w:rPr>
+            </w:pPr>
+            <w:r>
+              <w:rPr>
+                <w:rFonts w:hint="default" w:ascii="Times New Roman" w:hAnsi="Times New Roman" w:eastAsia="宋体" w:cs="Times New Roman"/>
+                <w:b w:val="0"/>
+                <w:bCs w:val="0"/>
+                <w:i w:val="0"/>
+                <w:iCs w:val="0"/>
+                <w:color w:val="000000"/>
+                <w:kern w:val="2"/>
+                <w:sz w:val="20"/>
+                <w:szCs w:val="20"/>
+                <w:u w:val="none"/>
+                <w:lang w:val="en-US" w:eastAsia="zh-CN" w:bidi="ar-SA"/>
+              </w:rPr>
+              <w:t>c.298C&gt;T</w:t>
+            </w:r>
+          </w:p>
+        </w:tc>
+        <w:tc>
+          <w:tcPr>
+            <w:tcW w:w="1862" w:type="pct"/>
+            <w:tcBorders>
+              <w:top w:val="single" w:color="000000" w:sz="4" w:space="0"/>
+              <w:left w:val="single" w:color="000000" w:sz="4" w:space="0"/>
+              <w:bottom w:val="single" w:color="000000" w:sz="4" w:space="0"/>
+              <w:right w:val="single" w:color="000000" w:sz="4" w:space="0"/>
+            </w:tcBorders>
+            <w:shd w:val="clear" w:color="auto" w:fill="FFFFFF"/>
+            <w:vAlign w:val="center"/>
+          </w:tcPr>
+          <w:p>
+            <w:pPr>
+              <w:keepNext w:val="0"/>
+              <w:keepLines w:val="0"/>
+              <w:widowControl/>
+              <w:suppressLineNumbers w:val="0"/>
+              <w:jc w:val="left"/>
+              <w:textAlignment w:val="center"/>
+              <w:rPr>
+                <w:rFonts w:hint="default" w:ascii="Times New Roman" w:hAnsi="Times New Roman" w:eastAsia="宋体" w:cs="Times New Roman"/>
+                <w:b w:val="0"/>
+                <w:bCs w:val="0"/>
+                <w:i w:val="0"/>
+                <w:iCs w:val="0"/>
+                <w:color w:val="000000"/>
+                <w:kern w:val="0"/>
+                <w:sz w:val="20"/>
+                <w:szCs w:val="20"/>
+                <w:u w:val="none"/>
+                <w:lang w:val="en-US" w:eastAsia="zh-CN" w:bidi="ar"/>
+              </w:rPr>
+            </w:pPr>
+            <w:r>
+              <w:rPr>
+                <w:rFonts w:hint="default" w:ascii="Times New Roman" w:hAnsi="Times New Roman" w:eastAsia="宋体" w:cs="Times New Roman"/>
+                <w:b w:val="0"/>
+                <w:bCs w:val="0"/>
+                <w:i w:val="0"/>
+                <w:iCs w:val="0"/>
+                <w:color w:val="000000"/>
+                <w:kern w:val="0"/>
+                <w:sz w:val="20"/>
+                <w:szCs w:val="20"/>
+                <w:u w:val="none"/>
+                <w:lang w:val="en-US" w:eastAsia="zh-CN" w:bidi="ar"/>
+              </w:rPr>
+              <w:t>p.Q100*</w:t>
+            </w:r>
+          </w:p>
+        </w:tc>
+      </w:tr>
+      <w:tr>
+        <w:tblPrEx>
+          <w:tblBorders>
+            <w:top w:val="none" w:color="auto" w:sz="0" w:space="0"/>
+            <w:left w:val="none" w:color="auto" w:sz="0" w:space="0"/>
+            <w:bottom w:val="none" w:color="auto" w:sz="0" w:space="0"/>
+            <w:right w:val="none" w:color="auto" w:sz="0" w:space="0"/>
+            <w:insideH w:val="none" w:color="auto" w:sz="0" w:space="0"/>
+            <w:insideV w:val="none" w:color="auto" w:sz="0" w:space="0"/>
+          </w:tblBorders>
+          <w:tblCellMar>
+            <w:top w:w="0" w:type="dxa"/>
+            <w:left w:w="108" w:type="dxa"/>
+            <w:bottom w:w="0" w:type="dxa"/>
+            <w:right w:w="108" w:type="dxa"/>
+          </w:tblCellMar>
+        </w:tblPrEx>
+        <w:trPr>
+          <w:trHeight w:val="340" w:hRule="atLeast"/>
+        </w:trPr>
+        <w:tc>
+          <w:tcPr>
+            <w:tcW w:w="672" w:type="pct"/>
+            <w:tcBorders>
+              <w:top w:val="single" w:color="000000" w:sz="4" w:space="0"/>
+              <w:left w:val="single" w:color="000000" w:sz="4" w:space="0"/>
+              <w:bottom w:val="single" w:color="000000" w:sz="4" w:space="0"/>
+              <w:right w:val="single" w:color="000000" w:sz="4" w:space="0"/>
+            </w:tcBorders>
+            <w:shd w:val="clear" w:color="auto" w:fill="FFFFFF"/>
+            <w:vAlign w:val="center"/>
+          </w:tcPr>
+          <w:p>
+            <w:pPr>
+              <w:keepNext w:val="0"/>
+              <w:keepLines w:val="0"/>
+              <w:widowControl/>
+              <w:suppressLineNumbers w:val="0"/>
+              <w:jc w:val="left"/>
+              <w:textAlignment w:val="center"/>
+              <w:rPr>
+                <w:rFonts w:hint="default" w:ascii="Times New Roman" w:hAnsi="Times New Roman" w:eastAsia="宋体" w:cs="Times New Roman"/>
+                <w:b w:val="0"/>
+                <w:bCs w:val="0"/>
+                <w:i w:val="0"/>
+                <w:iCs w:val="0"/>
+                <w:color w:val="000000"/>
+                <w:kern w:val="2"/>
+                <w:sz w:val="20"/>
+                <w:szCs w:val="20"/>
+                <w:u w:val="none"/>
+                <w:lang w:val="en-US" w:eastAsia="zh-CN" w:bidi="ar-SA"/>
+              </w:rPr>
+            </w:pPr>
+            <w:r>
+              <w:rPr>
+                <w:rFonts w:hint="eastAsia" w:ascii="Times New Roman" w:hAnsi="Times New Roman" w:eastAsia="宋体" w:cs="Times New Roman"/>
+                <w:b w:val="0"/>
+                <w:bCs w:val="0"/>
+                <w:i w:val="0"/>
+                <w:iCs w:val="0"/>
+                <w:color w:val="000000"/>
+                <w:kern w:val="2"/>
+                <w:sz w:val="20"/>
+                <w:szCs w:val="20"/>
+                <w:u w:val="none"/>
+                <w:lang w:val="en-US" w:eastAsia="zh-CN" w:bidi="ar-SA"/>
+              </w:rPr>
+              <w:t>TP53</w:t>
+            </w:r>
+          </w:p>
+        </w:tc>
+        <w:tc>
+          <w:tcPr>
+            <w:tcW w:w="792" w:type="pct"/>
+            <w:tcBorders>
+              <w:top w:val="single" w:color="000000" w:sz="4" w:space="0"/>
+              <w:left w:val="single" w:color="000000" w:sz="4" w:space="0"/>
+              <w:bottom w:val="single" w:color="000000" w:sz="4" w:space="0"/>
+              <w:right w:val="single" w:color="000000" w:sz="4" w:space="0"/>
+            </w:tcBorders>
+            <w:shd w:val="clear" w:color="auto" w:fill="FFFFFF"/>
+            <w:vAlign w:val="center"/>
+          </w:tcPr>
+          <w:p>
+            <w:pPr>
+              <w:keepNext w:val="0"/>
+              <w:keepLines w:val="0"/>
+              <w:widowControl/>
+              <w:suppressLineNumbers w:val="0"/>
+              <w:jc w:val="left"/>
+              <w:textAlignment w:val="center"/>
+              <w:rPr>
+                <w:rFonts w:hint="default" w:ascii="Times New Roman" w:hAnsi="Times New Roman" w:eastAsia="宋体" w:cs="Times New Roman"/>
+                <w:b w:val="0"/>
+                <w:bCs w:val="0"/>
+                <w:i w:val="0"/>
+                <w:iCs w:val="0"/>
+                <w:color w:val="000000"/>
+                <w:kern w:val="2"/>
+                <w:sz w:val="20"/>
+                <w:szCs w:val="20"/>
+                <w:u w:val="none"/>
+                <w:lang w:val="en-US" w:eastAsia="zh-CN" w:bidi="ar-SA"/>
+              </w:rPr>
+            </w:pPr>
+            <w:r>
+              <w:rPr>
+                <w:rFonts w:hint="eastAsia" w:ascii="Times New Roman" w:hAnsi="Times New Roman" w:eastAsia="宋体" w:cs="Times New Roman"/>
+                <w:b w:val="0"/>
+                <w:bCs w:val="0"/>
+                <w:i w:val="0"/>
+                <w:iCs w:val="0"/>
+                <w:color w:val="000000"/>
+                <w:kern w:val="2"/>
+                <w:sz w:val="20"/>
+                <w:szCs w:val="20"/>
+                <w:u w:val="none"/>
+                <w:lang w:val="en-US" w:eastAsia="zh-CN" w:bidi="ar-SA"/>
+              </w:rPr>
+              <w:t>4</w:t>
+            </w:r>
+          </w:p>
+        </w:tc>
+        <w:tc>
+          <w:tcPr>
+            <w:tcW w:w="1672" w:type="pct"/>
+            <w:tcBorders>
+              <w:top w:val="single" w:color="000000" w:sz="4" w:space="0"/>
+              <w:left w:val="single" w:color="000000" w:sz="4" w:space="0"/>
+              <w:bottom w:val="single" w:color="000000" w:sz="4" w:space="0"/>
+              <w:right w:val="single" w:color="000000" w:sz="4" w:space="0"/>
+            </w:tcBorders>
+            <w:shd w:val="clear" w:color="auto" w:fill="FFFFFF"/>
+            <w:vAlign w:val="center"/>
+          </w:tcPr>
+          <w:p>
+            <w:pPr>
+              <w:keepNext w:val="0"/>
+              <w:keepLines w:val="0"/>
+              <w:widowControl/>
+              <w:suppressLineNumbers w:val="0"/>
+              <w:jc w:val="left"/>
+              <w:textAlignment w:val="center"/>
+              <w:rPr>
+                <w:rFonts w:hint="default" w:ascii="Times New Roman" w:hAnsi="Times New Roman" w:eastAsia="宋体" w:cs="Times New Roman"/>
+                <w:b w:val="0"/>
+                <w:bCs w:val="0"/>
+                <w:i w:val="0"/>
+                <w:iCs w:val="0"/>
+                <w:color w:val="000000"/>
+                <w:kern w:val="2"/>
+                <w:sz w:val="20"/>
+                <w:szCs w:val="20"/>
+                <w:u w:val="none"/>
+                <w:lang w:val="en-US" w:eastAsia="zh-CN" w:bidi="ar-SA"/>
+              </w:rPr>
+            </w:pPr>
+            <w:r>
+              <w:rPr>
+                <w:rFonts w:hint="default" w:ascii="Times New Roman" w:hAnsi="Times New Roman" w:eastAsia="宋体" w:cs="Times New Roman"/>
+                <w:b w:val="0"/>
+                <w:bCs w:val="0"/>
+                <w:i w:val="0"/>
+                <w:iCs w:val="0"/>
+                <w:color w:val="000000"/>
+                <w:kern w:val="2"/>
+                <w:sz w:val="20"/>
+                <w:szCs w:val="20"/>
+                <w:u w:val="none"/>
+                <w:lang w:val="en-US" w:eastAsia="zh-CN" w:bidi="ar-SA"/>
+              </w:rPr>
+              <w:t>c.313G&gt;T</w:t>
+            </w:r>
+          </w:p>
+        </w:tc>
+        <w:tc>
+          <w:tcPr>
+            <w:tcW w:w="1862" w:type="pct"/>
+            <w:tcBorders>
+              <w:top w:val="single" w:color="000000" w:sz="4" w:space="0"/>
+              <w:left w:val="single" w:color="000000" w:sz="4" w:space="0"/>
+              <w:bottom w:val="single" w:color="000000" w:sz="4" w:space="0"/>
+              <w:right w:val="single" w:color="000000" w:sz="4" w:space="0"/>
+            </w:tcBorders>
+            <w:shd w:val="clear" w:color="auto" w:fill="FFFFFF"/>
+            <w:vAlign w:val="center"/>
+          </w:tcPr>
+          <w:p>
+            <w:pPr>
+              <w:keepNext w:val="0"/>
+              <w:keepLines w:val="0"/>
+              <w:widowControl/>
+              <w:suppressLineNumbers w:val="0"/>
+              <w:jc w:val="left"/>
+              <w:textAlignment w:val="center"/>
+              <w:rPr>
+                <w:rFonts w:hint="default" w:ascii="Times New Roman" w:hAnsi="Times New Roman" w:eastAsia="宋体" w:cs="Times New Roman"/>
+                <w:b w:val="0"/>
+                <w:bCs w:val="0"/>
+                <w:i w:val="0"/>
+                <w:iCs w:val="0"/>
+                <w:color w:val="000000"/>
+                <w:kern w:val="0"/>
+                <w:sz w:val="20"/>
+                <w:szCs w:val="20"/>
+                <w:u w:val="none"/>
+                <w:lang w:val="en-US" w:eastAsia="zh-CN" w:bidi="ar"/>
+              </w:rPr>
+            </w:pPr>
+            <w:r>
+              <w:rPr>
+                <w:rFonts w:hint="default" w:ascii="Times New Roman" w:hAnsi="Times New Roman" w:eastAsia="宋体" w:cs="Times New Roman"/>
+                <w:b w:val="0"/>
+                <w:bCs w:val="0"/>
+                <w:i w:val="0"/>
+                <w:iCs w:val="0"/>
+                <w:color w:val="000000"/>
+                <w:kern w:val="0"/>
+                <w:sz w:val="20"/>
+                <w:szCs w:val="20"/>
+                <w:u w:val="none"/>
+                <w:lang w:val="en-US" w:eastAsia="zh-CN" w:bidi="ar"/>
+              </w:rPr>
+              <w:t>p.G105C</w:t>
+            </w:r>
+          </w:p>
+        </w:tc>
+      </w:tr>
+      <w:tr>
+        <w:tblPrEx>
+          <w:tblBorders>
+            <w:top w:val="none" w:color="auto" w:sz="0" w:space="0"/>
+            <w:left w:val="none" w:color="auto" w:sz="0" w:space="0"/>
+            <w:bottom w:val="none" w:color="auto" w:sz="0" w:space="0"/>
+            <w:right w:val="none" w:color="auto" w:sz="0" w:space="0"/>
+            <w:insideH w:val="none" w:color="auto" w:sz="0" w:space="0"/>
+            <w:insideV w:val="none" w:color="auto" w:sz="0" w:space="0"/>
+          </w:tblBorders>
+          <w:tblCellMar>
+            <w:top w:w="0" w:type="dxa"/>
+            <w:left w:w="108" w:type="dxa"/>
+            <w:bottom w:w="0" w:type="dxa"/>
+            <w:right w:w="108" w:type="dxa"/>
+          </w:tblCellMar>
+        </w:tblPrEx>
+        <w:trPr>
+          <w:trHeight w:val="340" w:hRule="atLeast"/>
+        </w:trPr>
+        <w:tc>
+          <w:tcPr>
+            <w:tcW w:w="672" w:type="pct"/>
+            <w:tcBorders>
+              <w:top w:val="single" w:color="000000" w:sz="4" w:space="0"/>
+              <w:left w:val="single" w:color="000000" w:sz="4" w:space="0"/>
+              <w:bottom w:val="single" w:color="000000" w:sz="4" w:space="0"/>
+              <w:right w:val="single" w:color="000000" w:sz="4" w:space="0"/>
+            </w:tcBorders>
+            <w:shd w:val="clear" w:color="auto" w:fill="FFFFFF"/>
+            <w:vAlign w:val="center"/>
+          </w:tcPr>
+          <w:p>
+            <w:pPr>
+              <w:keepNext w:val="0"/>
+              <w:keepLines w:val="0"/>
+              <w:widowControl/>
+              <w:suppressLineNumbers w:val="0"/>
+              <w:jc w:val="left"/>
+              <w:textAlignment w:val="center"/>
+              <w:rPr>
+                <w:rFonts w:hint="eastAsia" w:ascii="Times New Roman" w:hAnsi="Times New Roman" w:eastAsia="宋体" w:cs="Times New Roman"/>
+                <w:b w:val="0"/>
+                <w:bCs w:val="0"/>
+                <w:i w:val="0"/>
+                <w:iCs w:val="0"/>
+                <w:color w:val="000000"/>
+                <w:kern w:val="2"/>
+                <w:sz w:val="20"/>
+                <w:szCs w:val="20"/>
+                <w:u w:val="none"/>
+                <w:lang w:val="en-US" w:eastAsia="zh-CN" w:bidi="ar-SA"/>
+              </w:rPr>
+            </w:pPr>
+            <w:r>
+              <w:rPr>
+                <w:rFonts w:hint="eastAsia" w:ascii="Times New Roman" w:hAnsi="Times New Roman" w:eastAsia="宋体" w:cs="Times New Roman"/>
+                <w:b w:val="0"/>
+                <w:bCs w:val="0"/>
+                <w:i w:val="0"/>
+                <w:iCs w:val="0"/>
+                <w:color w:val="000000"/>
+                <w:kern w:val="2"/>
+                <w:sz w:val="20"/>
+                <w:szCs w:val="20"/>
+                <w:u w:val="none"/>
+                <w:lang w:val="en-US" w:eastAsia="zh-CN" w:bidi="ar-SA"/>
+              </w:rPr>
+              <w:t>TP53</w:t>
+            </w:r>
+          </w:p>
+        </w:tc>
+        <w:tc>
+          <w:tcPr>
+            <w:tcW w:w="792" w:type="pct"/>
+            <w:tcBorders>
+              <w:top w:val="single" w:color="000000" w:sz="4" w:space="0"/>
+              <w:left w:val="single" w:color="000000" w:sz="4" w:space="0"/>
+              <w:bottom w:val="single" w:color="000000" w:sz="4" w:space="0"/>
+              <w:right w:val="single" w:color="000000" w:sz="4" w:space="0"/>
+            </w:tcBorders>
+            <w:shd w:val="clear" w:color="auto" w:fill="FFFFFF"/>
+            <w:vAlign w:val="center"/>
+          </w:tcPr>
+          <w:p>
+            <w:pPr>
+              <w:keepNext w:val="0"/>
+              <w:keepLines w:val="0"/>
+              <w:widowControl/>
+              <w:suppressLineNumbers w:val="0"/>
+              <w:jc w:val="left"/>
+              <w:textAlignment w:val="center"/>
+              <w:rPr>
+                <w:rFonts w:hint="eastAsia" w:ascii="Times New Roman" w:hAnsi="Times New Roman" w:eastAsia="宋体" w:cs="Times New Roman"/>
+                <w:b w:val="0"/>
+                <w:bCs w:val="0"/>
+                <w:i w:val="0"/>
+                <w:iCs w:val="0"/>
+                <w:color w:val="000000"/>
+                <w:kern w:val="2"/>
+                <w:sz w:val="20"/>
+                <w:szCs w:val="20"/>
+                <w:u w:val="none"/>
+                <w:lang w:val="en-US" w:eastAsia="zh-CN" w:bidi="ar-SA"/>
+              </w:rPr>
+            </w:pPr>
+            <w:r>
+              <w:rPr>
+                <w:rFonts w:hint="eastAsia" w:ascii="Times New Roman" w:hAnsi="Times New Roman" w:eastAsia="宋体" w:cs="Times New Roman"/>
+                <w:b w:val="0"/>
+                <w:bCs w:val="0"/>
+                <w:i w:val="0"/>
+                <w:iCs w:val="0"/>
+                <w:color w:val="000000"/>
+                <w:sz w:val="20"/>
+                <w:szCs w:val="20"/>
+                <w:u w:val="none"/>
+                <w:lang w:val="en-US" w:eastAsia="zh-CN"/>
+              </w:rPr>
+              <w:t>5</w:t>
+            </w:r>
+          </w:p>
+        </w:tc>
+        <w:tc>
+          <w:tcPr>
+            <w:tcW w:w="1672" w:type="pct"/>
+            <w:tcBorders>
+              <w:top w:val="single" w:color="000000" w:sz="4" w:space="0"/>
+              <w:left w:val="single" w:color="000000" w:sz="4" w:space="0"/>
+              <w:bottom w:val="single" w:color="000000" w:sz="4" w:space="0"/>
+              <w:right w:val="single" w:color="000000" w:sz="4" w:space="0"/>
+            </w:tcBorders>
+            <w:shd w:val="clear" w:color="auto" w:fill="FFFFFF"/>
+            <w:vAlign w:val="center"/>
+          </w:tcPr>
+          <w:p>
+            <w:pPr>
+              <w:keepNext w:val="0"/>
+              <w:keepLines w:val="0"/>
+              <w:widowControl/>
+              <w:suppressLineNumbers w:val="0"/>
+              <w:jc w:val="left"/>
+              <w:textAlignment w:val="center"/>
+              <w:rPr>
+                <w:rFonts w:hint="default" w:ascii="Times New Roman" w:hAnsi="Times New Roman" w:eastAsia="宋体" w:cs="Times New Roman"/>
+                <w:b w:val="0"/>
+                <w:bCs w:val="0"/>
+                <w:i w:val="0"/>
+                <w:iCs w:val="0"/>
+                <w:color w:val="000000"/>
+                <w:kern w:val="2"/>
+                <w:sz w:val="20"/>
+                <w:szCs w:val="20"/>
+                <w:u w:val="none"/>
+                <w:lang w:val="en-US" w:eastAsia="zh-CN" w:bidi="ar-SA"/>
+              </w:rPr>
+            </w:pPr>
+            <w:r>
+              <w:rPr>
+                <w:rFonts w:hint="default" w:ascii="Times New Roman" w:hAnsi="Times New Roman" w:eastAsia="宋体" w:cs="Times New Roman"/>
+                <w:b w:val="0"/>
+                <w:bCs w:val="0"/>
+                <w:i w:val="0"/>
+                <w:iCs w:val="0"/>
+                <w:color w:val="000000"/>
+                <w:sz w:val="20"/>
+                <w:szCs w:val="20"/>
+                <w:u w:val="none"/>
+              </w:rPr>
+              <w:t>c.406C&gt;T</w:t>
+            </w:r>
+          </w:p>
+        </w:tc>
+        <w:tc>
+          <w:tcPr>
+            <w:tcW w:w="1862" w:type="pct"/>
+            <w:tcBorders>
+              <w:top w:val="single" w:color="000000" w:sz="4" w:space="0"/>
+              <w:left w:val="single" w:color="000000" w:sz="4" w:space="0"/>
+              <w:bottom w:val="single" w:color="000000" w:sz="4" w:space="0"/>
+              <w:right w:val="single" w:color="000000" w:sz="4" w:space="0"/>
+            </w:tcBorders>
+            <w:shd w:val="clear" w:color="auto" w:fill="FFFFFF"/>
+            <w:vAlign w:val="center"/>
+          </w:tcPr>
+          <w:p>
+            <w:pPr>
+              <w:keepNext w:val="0"/>
+              <w:keepLines w:val="0"/>
+              <w:widowControl/>
+              <w:suppressLineNumbers w:val="0"/>
+              <w:jc w:val="left"/>
+              <w:textAlignment w:val="center"/>
+              <w:rPr>
+                <w:rFonts w:hint="default" w:ascii="Times New Roman" w:hAnsi="Times New Roman" w:eastAsia="宋体" w:cs="Times New Roman"/>
+                <w:b w:val="0"/>
+                <w:bCs w:val="0"/>
+                <w:i w:val="0"/>
+                <w:iCs w:val="0"/>
+                <w:color w:val="000000"/>
+                <w:kern w:val="0"/>
+                <w:sz w:val="20"/>
+                <w:szCs w:val="20"/>
+                <w:u w:val="none"/>
+                <w:lang w:val="en-US" w:eastAsia="zh-CN" w:bidi="ar"/>
+              </w:rPr>
+            </w:pPr>
+            <w:r>
+              <w:rPr>
+                <w:rFonts w:hint="default" w:ascii="Times New Roman" w:hAnsi="Times New Roman" w:eastAsia="宋体" w:cs="Times New Roman"/>
+                <w:b w:val="0"/>
+                <w:bCs w:val="0"/>
+                <w:i w:val="0"/>
+                <w:iCs w:val="0"/>
+                <w:color w:val="000000"/>
+                <w:kern w:val="0"/>
+                <w:sz w:val="20"/>
+                <w:szCs w:val="20"/>
+                <w:u w:val="none"/>
+                <w:lang w:val="en-US" w:eastAsia="zh-CN" w:bidi="ar"/>
+              </w:rPr>
+              <w:t>p.Q136*</w:t>
+            </w:r>
+          </w:p>
+        </w:tc>
+      </w:tr>
+      <w:tr>
+        <w:tblPrEx>
+          <w:tblBorders>
+            <w:top w:val="none" w:color="auto" w:sz="0" w:space="0"/>
+            <w:left w:val="none" w:color="auto" w:sz="0" w:space="0"/>
+            <w:bottom w:val="none" w:color="auto" w:sz="0" w:space="0"/>
+            <w:right w:val="none" w:color="auto" w:sz="0" w:space="0"/>
+            <w:insideH w:val="none" w:color="auto" w:sz="0" w:space="0"/>
+            <w:insideV w:val="none" w:color="auto" w:sz="0" w:space="0"/>
+          </w:tblBorders>
+          <w:tblCellMar>
+            <w:top w:w="0" w:type="dxa"/>
+            <w:left w:w="108" w:type="dxa"/>
+            <w:bottom w:w="0" w:type="dxa"/>
+            <w:right w:w="108" w:type="dxa"/>
+          </w:tblCellMar>
+        </w:tblPrEx>
+        <w:trPr>
+          <w:trHeight w:val="340" w:hRule="atLeast"/>
+        </w:trPr>
+        <w:tc>
+          <w:tcPr>
+            <w:tcW w:w="672" w:type="pct"/>
+            <w:tcBorders>
+              <w:top w:val="single" w:color="000000" w:sz="4" w:space="0"/>
+              <w:left w:val="single" w:color="000000" w:sz="4" w:space="0"/>
+              <w:bottom w:val="single" w:color="000000" w:sz="4" w:space="0"/>
+              <w:right w:val="single" w:color="000000" w:sz="4" w:space="0"/>
+            </w:tcBorders>
+            <w:shd w:val="clear" w:color="auto" w:fill="FFFFFF"/>
+            <w:vAlign w:val="center"/>
+          </w:tcPr>
+          <w:p>
+            <w:pPr>
+              <w:keepNext w:val="0"/>
+              <w:keepLines w:val="0"/>
+              <w:widowControl/>
+              <w:suppressLineNumbers w:val="0"/>
+              <w:jc w:val="left"/>
+              <w:textAlignment w:val="center"/>
+              <w:rPr>
+                <w:rFonts w:hint="eastAsia" w:ascii="Times New Roman" w:hAnsi="Times New Roman" w:eastAsia="宋体" w:cs="Times New Roman"/>
+                <w:b w:val="0"/>
+                <w:bCs w:val="0"/>
+                <w:i w:val="0"/>
+                <w:iCs w:val="0"/>
+                <w:color w:val="000000"/>
+                <w:kern w:val="2"/>
+                <w:sz w:val="20"/>
+                <w:szCs w:val="20"/>
+                <w:u w:val="none"/>
+                <w:lang w:val="en-US" w:eastAsia="zh-CN" w:bidi="ar-SA"/>
+              </w:rPr>
+            </w:pPr>
+            <w:r>
+              <w:rPr>
+                <w:rFonts w:hint="eastAsia" w:ascii="Times New Roman" w:hAnsi="Times New Roman" w:eastAsia="宋体" w:cs="Times New Roman"/>
+                <w:b w:val="0"/>
+                <w:bCs w:val="0"/>
+                <w:i w:val="0"/>
+                <w:iCs w:val="0"/>
+                <w:color w:val="000000"/>
+                <w:kern w:val="2"/>
+                <w:sz w:val="20"/>
+                <w:szCs w:val="20"/>
+                <w:u w:val="none"/>
+                <w:lang w:val="en-US" w:eastAsia="zh-CN" w:bidi="ar-SA"/>
+              </w:rPr>
+              <w:t>TP53</w:t>
+            </w:r>
+          </w:p>
+        </w:tc>
+        <w:tc>
+          <w:tcPr>
+            <w:tcW w:w="792" w:type="pct"/>
+            <w:tcBorders>
+              <w:top w:val="single" w:color="000000" w:sz="4" w:space="0"/>
+              <w:left w:val="single" w:color="000000" w:sz="4" w:space="0"/>
+              <w:bottom w:val="single" w:color="000000" w:sz="4" w:space="0"/>
+              <w:right w:val="single" w:color="000000" w:sz="4" w:space="0"/>
+            </w:tcBorders>
+            <w:shd w:val="clear" w:color="auto" w:fill="FFFFFF"/>
+            <w:vAlign w:val="center"/>
+          </w:tcPr>
+          <w:p>
+            <w:pPr>
+              <w:keepNext w:val="0"/>
+              <w:keepLines w:val="0"/>
+              <w:widowControl/>
+              <w:suppressLineNumbers w:val="0"/>
+              <w:jc w:val="left"/>
+              <w:textAlignment w:val="center"/>
+              <w:rPr>
+                <w:rFonts w:hint="eastAsia" w:ascii="Times New Roman" w:hAnsi="Times New Roman" w:eastAsia="宋体" w:cs="Times New Roman"/>
+                <w:b w:val="0"/>
+                <w:bCs w:val="0"/>
+                <w:i w:val="0"/>
+                <w:iCs w:val="0"/>
+                <w:color w:val="000000"/>
+                <w:kern w:val="2"/>
+                <w:sz w:val="20"/>
+                <w:szCs w:val="20"/>
+                <w:u w:val="none"/>
+                <w:lang w:val="en-US" w:eastAsia="zh-CN" w:bidi="ar-SA"/>
+              </w:rPr>
+            </w:pPr>
+            <w:r>
+              <w:rPr>
+                <w:rFonts w:hint="eastAsia" w:ascii="Times New Roman" w:hAnsi="Times New Roman" w:eastAsia="宋体" w:cs="Times New Roman"/>
+                <w:b w:val="0"/>
+                <w:bCs w:val="0"/>
+                <w:i w:val="0"/>
+                <w:iCs w:val="0"/>
+                <w:color w:val="000000"/>
+                <w:sz w:val="20"/>
+                <w:szCs w:val="20"/>
+                <w:u w:val="none"/>
+                <w:lang w:val="en-US" w:eastAsia="zh-CN"/>
+              </w:rPr>
+              <w:t>5</w:t>
+            </w:r>
+          </w:p>
+        </w:tc>
+        <w:tc>
+          <w:tcPr>
+            <w:tcW w:w="1672" w:type="pct"/>
+            <w:tcBorders>
+              <w:top w:val="single" w:color="000000" w:sz="4" w:space="0"/>
+              <w:left w:val="single" w:color="000000" w:sz="4" w:space="0"/>
+              <w:bottom w:val="single" w:color="000000" w:sz="4" w:space="0"/>
+              <w:right w:val="single" w:color="000000" w:sz="4" w:space="0"/>
+            </w:tcBorders>
+            <w:shd w:val="clear" w:color="auto" w:fill="FFFFFF"/>
+            <w:vAlign w:val="center"/>
+          </w:tcPr>
+          <w:p>
+            <w:pPr>
+              <w:keepNext w:val="0"/>
+              <w:keepLines w:val="0"/>
+              <w:widowControl/>
+              <w:suppressLineNumbers w:val="0"/>
+              <w:jc w:val="left"/>
+              <w:textAlignment w:val="center"/>
+              <w:rPr>
+                <w:rFonts w:hint="default" w:ascii="Times New Roman" w:hAnsi="Times New Roman" w:eastAsia="宋体" w:cs="Times New Roman"/>
+                <w:b w:val="0"/>
+                <w:bCs w:val="0"/>
+                <w:i w:val="0"/>
+                <w:iCs w:val="0"/>
+                <w:color w:val="000000"/>
+                <w:kern w:val="2"/>
+                <w:sz w:val="20"/>
+                <w:szCs w:val="20"/>
+                <w:u w:val="none"/>
+                <w:lang w:val="en-US" w:eastAsia="zh-CN" w:bidi="ar-SA"/>
+              </w:rPr>
+            </w:pPr>
+            <w:r>
+              <w:rPr>
+                <w:rFonts w:hint="default" w:ascii="Times New Roman" w:hAnsi="Times New Roman" w:eastAsia="宋体" w:cs="Times New Roman"/>
+                <w:b w:val="0"/>
+                <w:bCs w:val="0"/>
+                <w:i w:val="0"/>
+                <w:iCs w:val="0"/>
+                <w:color w:val="000000"/>
+                <w:sz w:val="20"/>
+                <w:szCs w:val="20"/>
+                <w:u w:val="none"/>
+              </w:rPr>
+              <w:t>c.484A&gt;T</w:t>
+            </w:r>
+          </w:p>
+        </w:tc>
+        <w:tc>
+          <w:tcPr>
+            <w:tcW w:w="1862" w:type="pct"/>
+            <w:tcBorders>
+              <w:top w:val="single" w:color="000000" w:sz="4" w:space="0"/>
+              <w:left w:val="single" w:color="000000" w:sz="4" w:space="0"/>
+              <w:bottom w:val="single" w:color="000000" w:sz="4" w:space="0"/>
+              <w:right w:val="single" w:color="000000" w:sz="4" w:space="0"/>
+            </w:tcBorders>
+            <w:shd w:val="clear" w:color="auto" w:fill="FFFFFF"/>
+            <w:vAlign w:val="center"/>
+          </w:tcPr>
+          <w:p>
+            <w:pPr>
+              <w:keepNext w:val="0"/>
+              <w:keepLines w:val="0"/>
+              <w:widowControl/>
+              <w:suppressLineNumbers w:val="0"/>
+              <w:jc w:val="left"/>
+              <w:textAlignment w:val="center"/>
+              <w:rPr>
+                <w:rFonts w:hint="default" w:ascii="Times New Roman" w:hAnsi="Times New Roman" w:eastAsia="宋体" w:cs="Times New Roman"/>
+                <w:b w:val="0"/>
+                <w:bCs w:val="0"/>
+                <w:i w:val="0"/>
+                <w:iCs w:val="0"/>
+                <w:color w:val="000000"/>
+                <w:kern w:val="0"/>
+                <w:sz w:val="20"/>
+                <w:szCs w:val="20"/>
+                <w:u w:val="none"/>
+                <w:lang w:val="en-US" w:eastAsia="zh-CN" w:bidi="ar"/>
+              </w:rPr>
+            </w:pPr>
+            <w:r>
+              <w:rPr>
+                <w:rFonts w:hint="default" w:ascii="Times New Roman" w:hAnsi="Times New Roman" w:eastAsia="宋体" w:cs="Times New Roman"/>
+                <w:b w:val="0"/>
+                <w:bCs w:val="0"/>
+                <w:i w:val="0"/>
+                <w:iCs w:val="0"/>
+                <w:color w:val="000000"/>
+                <w:kern w:val="0"/>
+                <w:sz w:val="20"/>
+                <w:szCs w:val="20"/>
+                <w:u w:val="none"/>
+                <w:lang w:val="en-US" w:eastAsia="zh-CN" w:bidi="ar"/>
+              </w:rPr>
+              <w:t>p.I162F</w:t>
+            </w:r>
+          </w:p>
+        </w:tc>
+      </w:tr>
+      <w:tr>
+        <w:tblPrEx>
+          <w:tblBorders>
+            <w:top w:val="none" w:color="auto" w:sz="0" w:space="0"/>
+            <w:left w:val="none" w:color="auto" w:sz="0" w:space="0"/>
+            <w:bottom w:val="none" w:color="auto" w:sz="0" w:space="0"/>
+            <w:right w:val="none" w:color="auto" w:sz="0" w:space="0"/>
+            <w:insideH w:val="none" w:color="auto" w:sz="0" w:space="0"/>
+            <w:insideV w:val="none" w:color="auto" w:sz="0" w:space="0"/>
+          </w:tblBorders>
+          <w:tblCellMar>
+            <w:top w:w="0" w:type="dxa"/>
+            <w:left w:w="108" w:type="dxa"/>
+            <w:bottom w:w="0" w:type="dxa"/>
+            <w:right w:w="108" w:type="dxa"/>
+          </w:tblCellMar>
+        </w:tblPrEx>
+        <w:trPr>
+          <w:trHeight w:val="340" w:hRule="atLeast"/>
+        </w:trPr>
+        <w:tc>
+          <w:tcPr>
+            <w:tcW w:w="672" w:type="pct"/>
+            <w:tcBorders>
+              <w:top w:val="single" w:color="000000" w:sz="4" w:space="0"/>
+              <w:left w:val="single" w:color="000000" w:sz="4" w:space="0"/>
+              <w:bottom w:val="single" w:color="000000" w:sz="4" w:space="0"/>
+              <w:right w:val="single" w:color="000000" w:sz="4" w:space="0"/>
+            </w:tcBorders>
+            <w:shd w:val="clear" w:color="auto" w:fill="FFFFFF"/>
+            <w:vAlign w:val="center"/>
+          </w:tcPr>
+          <w:p>
+            <w:pPr>
+              <w:keepNext w:val="0"/>
+              <w:keepLines w:val="0"/>
+              <w:widowControl/>
+              <w:suppressLineNumbers w:val="0"/>
+              <w:jc w:val="left"/>
+              <w:textAlignment w:val="center"/>
+              <w:rPr>
+                <w:rFonts w:hint="eastAsia" w:ascii="Times New Roman" w:hAnsi="Times New Roman" w:eastAsia="宋体" w:cs="Times New Roman"/>
+                <w:b w:val="0"/>
+                <w:bCs w:val="0"/>
+                <w:i w:val="0"/>
+                <w:iCs w:val="0"/>
+                <w:color w:val="000000"/>
+                <w:kern w:val="2"/>
+                <w:sz w:val="20"/>
+                <w:szCs w:val="20"/>
+                <w:u w:val="none"/>
+                <w:lang w:val="en-US" w:eastAsia="zh-CN" w:bidi="ar-SA"/>
+              </w:rPr>
+            </w:pPr>
+            <w:r>
+              <w:rPr>
+                <w:rFonts w:hint="eastAsia" w:ascii="Times New Roman" w:hAnsi="Times New Roman" w:eastAsia="宋体" w:cs="Times New Roman"/>
+                <w:b w:val="0"/>
+                <w:bCs w:val="0"/>
+                <w:i w:val="0"/>
+                <w:iCs w:val="0"/>
+                <w:color w:val="000000"/>
+                <w:kern w:val="2"/>
+                <w:sz w:val="20"/>
+                <w:szCs w:val="20"/>
+                <w:u w:val="none"/>
+                <w:lang w:val="en-US" w:eastAsia="zh-CN" w:bidi="ar-SA"/>
+              </w:rPr>
+              <w:t>TP53</w:t>
+            </w:r>
+          </w:p>
+        </w:tc>
+        <w:tc>
+          <w:tcPr>
+            <w:tcW w:w="792" w:type="pct"/>
+            <w:tcBorders>
+              <w:top w:val="single" w:color="000000" w:sz="4" w:space="0"/>
+              <w:left w:val="single" w:color="000000" w:sz="4" w:space="0"/>
+              <w:bottom w:val="single" w:color="000000" w:sz="4" w:space="0"/>
+              <w:right w:val="single" w:color="000000" w:sz="4" w:space="0"/>
+            </w:tcBorders>
+            <w:shd w:val="clear" w:color="auto" w:fill="FFFFFF"/>
+            <w:vAlign w:val="center"/>
+          </w:tcPr>
+          <w:p>
+            <w:pPr>
+              <w:keepNext w:val="0"/>
+              <w:keepLines w:val="0"/>
+              <w:widowControl/>
+              <w:suppressLineNumbers w:val="0"/>
+              <w:jc w:val="left"/>
+              <w:textAlignment w:val="center"/>
+              <w:rPr>
+                <w:rFonts w:hint="default" w:ascii="Times New Roman" w:hAnsi="Times New Roman" w:eastAsia="宋体" w:cs="Times New Roman"/>
+                <w:b w:val="0"/>
+                <w:bCs w:val="0"/>
+                <w:i w:val="0"/>
+                <w:iCs w:val="0"/>
+                <w:color w:val="000000"/>
+                <w:sz w:val="20"/>
+                <w:szCs w:val="20"/>
+                <w:u w:val="none"/>
+                <w:lang w:val="en-US" w:eastAsia="zh-CN"/>
+              </w:rPr>
+            </w:pPr>
+            <w:r>
+              <w:rPr>
+                <w:rFonts w:hint="eastAsia" w:ascii="Times New Roman" w:hAnsi="Times New Roman" w:eastAsia="宋体" w:cs="Times New Roman"/>
+                <w:b w:val="0"/>
+                <w:bCs w:val="0"/>
+                <w:i w:val="0"/>
+                <w:iCs w:val="0"/>
+                <w:color w:val="000000"/>
+                <w:sz w:val="20"/>
+                <w:szCs w:val="20"/>
+                <w:u w:val="none"/>
+                <w:lang w:val="en-US" w:eastAsia="zh-CN"/>
+              </w:rPr>
+              <w:t>6</w:t>
+            </w:r>
+          </w:p>
+        </w:tc>
+        <w:tc>
+          <w:tcPr>
+            <w:tcW w:w="1672" w:type="pct"/>
+            <w:tcBorders>
+              <w:top w:val="single" w:color="000000" w:sz="4" w:space="0"/>
+              <w:left w:val="single" w:color="000000" w:sz="4" w:space="0"/>
+              <w:bottom w:val="single" w:color="000000" w:sz="4" w:space="0"/>
+              <w:right w:val="single" w:color="000000" w:sz="4" w:space="0"/>
+            </w:tcBorders>
+            <w:shd w:val="clear" w:color="auto" w:fill="FFFFFF"/>
+            <w:vAlign w:val="center"/>
+          </w:tcPr>
+          <w:p>
+            <w:pPr>
+              <w:keepNext w:val="0"/>
+              <w:keepLines w:val="0"/>
+              <w:widowControl/>
+              <w:suppressLineNumbers w:val="0"/>
+              <w:jc w:val="left"/>
+              <w:textAlignment w:val="center"/>
+              <w:rPr>
+                <w:rFonts w:hint="default" w:ascii="Times New Roman" w:hAnsi="Times New Roman" w:eastAsia="宋体" w:cs="Times New Roman"/>
+                <w:b w:val="0"/>
+                <w:bCs w:val="0"/>
+                <w:i w:val="0"/>
+                <w:iCs w:val="0"/>
+                <w:color w:val="000000"/>
+                <w:sz w:val="20"/>
+                <w:szCs w:val="20"/>
+                <w:u w:val="none"/>
+              </w:rPr>
+            </w:pPr>
+            <w:r>
+              <w:rPr>
+                <w:rFonts w:hint="default" w:ascii="Times New Roman" w:hAnsi="Times New Roman" w:eastAsia="宋体" w:cs="Times New Roman"/>
+                <w:b w:val="0"/>
+                <w:bCs w:val="0"/>
+                <w:i w:val="0"/>
+                <w:iCs w:val="0"/>
+                <w:color w:val="000000"/>
+                <w:sz w:val="20"/>
+                <w:szCs w:val="20"/>
+                <w:u w:val="none"/>
+              </w:rPr>
+              <w:t>c.595_599del</w:t>
+            </w:r>
+          </w:p>
+        </w:tc>
+        <w:tc>
+          <w:tcPr>
+            <w:tcW w:w="1862" w:type="pct"/>
+            <w:tcBorders>
+              <w:top w:val="single" w:color="000000" w:sz="4" w:space="0"/>
+              <w:left w:val="single" w:color="000000" w:sz="4" w:space="0"/>
+              <w:bottom w:val="single" w:color="000000" w:sz="4" w:space="0"/>
+              <w:right w:val="single" w:color="000000" w:sz="4" w:space="0"/>
+            </w:tcBorders>
+            <w:shd w:val="clear" w:color="auto" w:fill="FFFFFF"/>
+            <w:vAlign w:val="center"/>
+          </w:tcPr>
+          <w:p>
+            <w:pPr>
+              <w:keepNext w:val="0"/>
+              <w:keepLines w:val="0"/>
+              <w:widowControl/>
+              <w:suppressLineNumbers w:val="0"/>
+              <w:jc w:val="left"/>
+              <w:textAlignment w:val="center"/>
+              <w:rPr>
+                <w:rFonts w:hint="default" w:ascii="Times New Roman" w:hAnsi="Times New Roman" w:eastAsia="宋体" w:cs="Times New Roman"/>
+                <w:b w:val="0"/>
+                <w:bCs w:val="0"/>
+                <w:i w:val="0"/>
+                <w:iCs w:val="0"/>
+                <w:color w:val="000000"/>
+                <w:kern w:val="0"/>
+                <w:sz w:val="20"/>
+                <w:szCs w:val="20"/>
+                <w:u w:val="none"/>
+                <w:lang w:val="en-US" w:eastAsia="zh-CN" w:bidi="ar"/>
+              </w:rPr>
+            </w:pPr>
+            <w:r>
+              <w:rPr>
+                <w:rFonts w:hint="default" w:ascii="Times New Roman" w:hAnsi="Times New Roman" w:eastAsia="宋体" w:cs="Times New Roman"/>
+                <w:b w:val="0"/>
+                <w:bCs w:val="0"/>
+                <w:i w:val="0"/>
+                <w:iCs w:val="0"/>
+                <w:color w:val="000000"/>
+                <w:kern w:val="0"/>
+                <w:sz w:val="20"/>
+                <w:szCs w:val="20"/>
+                <w:u w:val="none"/>
+                <w:lang w:val="en-US" w:eastAsia="zh-CN" w:bidi="ar"/>
+              </w:rPr>
+              <w:t>p.G199Ffs*8</w:t>
+            </w:r>
+          </w:p>
+        </w:tc>
+      </w:tr>
+      <w:tr>
+        <w:tblPrEx>
+          <w:tblBorders>
+            <w:top w:val="none" w:color="auto" w:sz="0" w:space="0"/>
+            <w:left w:val="none" w:color="auto" w:sz="0" w:space="0"/>
+            <w:bottom w:val="none" w:color="auto" w:sz="0" w:space="0"/>
+            <w:right w:val="none" w:color="auto" w:sz="0" w:space="0"/>
+            <w:insideH w:val="none" w:color="auto" w:sz="0" w:space="0"/>
+            <w:insideV w:val="none" w:color="auto" w:sz="0" w:space="0"/>
+          </w:tblBorders>
+          <w:tblCellMar>
+            <w:top w:w="0" w:type="dxa"/>
+            <w:left w:w="108" w:type="dxa"/>
+            <w:bottom w:w="0" w:type="dxa"/>
+            <w:right w:w="108" w:type="dxa"/>
+          </w:tblCellMar>
+        </w:tblPrEx>
+        <w:trPr>
+          <w:trHeight w:val="340" w:hRule="atLeast"/>
+        </w:trPr>
+        <w:tc>
+          <w:tcPr>
+            <w:tcW w:w="672" w:type="pct"/>
+            <w:tcBorders>
+              <w:top w:val="single" w:color="000000" w:sz="4" w:space="0"/>
+              <w:left w:val="single" w:color="000000" w:sz="4" w:space="0"/>
+              <w:bottom w:val="single" w:color="000000" w:sz="4" w:space="0"/>
+              <w:right w:val="single" w:color="000000" w:sz="4" w:space="0"/>
+            </w:tcBorders>
+            <w:shd w:val="clear" w:color="auto" w:fill="FFFFFF"/>
+            <w:vAlign w:val="center"/>
+          </w:tcPr>
+          <w:p>
+            <w:pPr>
+              <w:keepNext w:val="0"/>
+              <w:keepLines w:val="0"/>
+              <w:widowControl/>
+              <w:suppressLineNumbers w:val="0"/>
+              <w:jc w:val="left"/>
+              <w:textAlignment w:val="center"/>
+              <w:rPr>
+                <w:rFonts w:hint="eastAsia" w:ascii="Times New Roman" w:hAnsi="Times New Roman" w:eastAsia="宋体" w:cs="Times New Roman"/>
+                <w:b w:val="0"/>
+                <w:bCs w:val="0"/>
+                <w:i w:val="0"/>
+                <w:iCs w:val="0"/>
+                <w:color w:val="000000"/>
+                <w:kern w:val="2"/>
+                <w:sz w:val="20"/>
+                <w:szCs w:val="20"/>
+                <w:u w:val="none"/>
+                <w:lang w:val="en-US" w:eastAsia="zh-CN" w:bidi="ar-SA"/>
+              </w:rPr>
+            </w:pPr>
+            <w:r>
+              <w:rPr>
+                <w:rFonts w:hint="eastAsia" w:ascii="Times New Roman" w:hAnsi="Times New Roman" w:eastAsia="宋体" w:cs="Times New Roman"/>
+                <w:b w:val="0"/>
+                <w:bCs w:val="0"/>
+                <w:i w:val="0"/>
+                <w:iCs w:val="0"/>
+                <w:color w:val="000000"/>
+                <w:kern w:val="2"/>
+                <w:sz w:val="20"/>
+                <w:szCs w:val="20"/>
+                <w:u w:val="none"/>
+                <w:lang w:val="en-US" w:eastAsia="zh-CN" w:bidi="ar-SA"/>
+              </w:rPr>
+              <w:t>TP53</w:t>
+            </w:r>
+          </w:p>
+        </w:tc>
+        <w:tc>
+          <w:tcPr>
+            <w:tcW w:w="792" w:type="pct"/>
+            <w:tcBorders>
+              <w:top w:val="single" w:color="000000" w:sz="4" w:space="0"/>
+              <w:left w:val="single" w:color="000000" w:sz="4" w:space="0"/>
+              <w:bottom w:val="single" w:color="000000" w:sz="4" w:space="0"/>
+              <w:right w:val="single" w:color="000000" w:sz="4" w:space="0"/>
+            </w:tcBorders>
+            <w:shd w:val="clear" w:color="auto" w:fill="FFFFFF"/>
+            <w:vAlign w:val="center"/>
+          </w:tcPr>
+          <w:p>
+            <w:pPr>
+              <w:keepNext w:val="0"/>
+              <w:keepLines w:val="0"/>
+              <w:widowControl/>
+              <w:suppressLineNumbers w:val="0"/>
+              <w:jc w:val="left"/>
+              <w:textAlignment w:val="center"/>
+              <w:rPr>
+                <w:rFonts w:hint="default" w:ascii="Times New Roman" w:hAnsi="Times New Roman" w:eastAsia="宋体" w:cs="Times New Roman"/>
+                <w:b w:val="0"/>
+                <w:bCs w:val="0"/>
+                <w:i w:val="0"/>
+                <w:iCs w:val="0"/>
+                <w:color w:val="000000"/>
+                <w:kern w:val="2"/>
+                <w:sz w:val="20"/>
+                <w:szCs w:val="20"/>
+                <w:u w:val="none"/>
+                <w:lang w:val="en-US" w:eastAsia="zh-CN" w:bidi="ar-SA"/>
+              </w:rPr>
+            </w:pPr>
+            <w:r>
+              <w:rPr>
+                <w:rFonts w:hint="eastAsia" w:ascii="Times New Roman" w:hAnsi="Times New Roman" w:eastAsia="宋体" w:cs="Times New Roman"/>
+                <w:b w:val="0"/>
+                <w:bCs w:val="0"/>
+                <w:i w:val="0"/>
+                <w:iCs w:val="0"/>
+                <w:color w:val="000000"/>
+                <w:kern w:val="2"/>
+                <w:sz w:val="20"/>
+                <w:szCs w:val="20"/>
+                <w:u w:val="none"/>
+                <w:lang w:val="en-US" w:eastAsia="zh-CN" w:bidi="ar-SA"/>
+              </w:rPr>
+              <w:t>7</w:t>
+            </w:r>
+          </w:p>
+        </w:tc>
+        <w:tc>
+          <w:tcPr>
+            <w:tcW w:w="1672" w:type="pct"/>
+            <w:tcBorders>
+              <w:top w:val="single" w:color="000000" w:sz="4" w:space="0"/>
+              <w:left w:val="single" w:color="000000" w:sz="4" w:space="0"/>
+              <w:bottom w:val="single" w:color="000000" w:sz="4" w:space="0"/>
+              <w:right w:val="single" w:color="000000" w:sz="4" w:space="0"/>
+            </w:tcBorders>
+            <w:shd w:val="clear" w:color="auto" w:fill="FFFFFF"/>
+            <w:vAlign w:val="center"/>
+          </w:tcPr>
+          <w:p>
+            <w:pPr>
+              <w:keepNext w:val="0"/>
+              <w:keepLines w:val="0"/>
+              <w:widowControl/>
+              <w:suppressLineNumbers w:val="0"/>
+              <w:jc w:val="left"/>
+              <w:textAlignment w:val="center"/>
+              <w:rPr>
+                <w:rFonts w:hint="default" w:ascii="Times New Roman" w:hAnsi="Times New Roman" w:eastAsia="宋体" w:cs="Times New Roman"/>
+                <w:b w:val="0"/>
+                <w:bCs w:val="0"/>
+                <w:i w:val="0"/>
+                <w:iCs w:val="0"/>
+                <w:color w:val="000000"/>
+                <w:kern w:val="2"/>
+                <w:sz w:val="20"/>
+                <w:szCs w:val="20"/>
+                <w:u w:val="none"/>
+                <w:lang w:val="en-US" w:eastAsia="zh-CN" w:bidi="ar-SA"/>
+              </w:rPr>
+            </w:pPr>
+            <w:r>
+              <w:rPr>
+                <w:rFonts w:hint="default" w:ascii="Times New Roman" w:hAnsi="Times New Roman" w:eastAsia="宋体" w:cs="Times New Roman"/>
+                <w:b w:val="0"/>
+                <w:bCs w:val="0"/>
+                <w:i w:val="0"/>
+                <w:iCs w:val="0"/>
+                <w:color w:val="000000"/>
+                <w:kern w:val="2"/>
+                <w:sz w:val="20"/>
+                <w:szCs w:val="20"/>
+                <w:u w:val="none"/>
+                <w:lang w:val="en-US" w:eastAsia="zh-CN" w:bidi="ar-SA"/>
+              </w:rPr>
+              <w:t>c.711G&gt;A</w:t>
+            </w:r>
+          </w:p>
+        </w:tc>
+        <w:tc>
+          <w:tcPr>
+            <w:tcW w:w="1862" w:type="pct"/>
+            <w:tcBorders>
+              <w:top w:val="single" w:color="000000" w:sz="4" w:space="0"/>
+              <w:left w:val="single" w:color="000000" w:sz="4" w:space="0"/>
+              <w:bottom w:val="single" w:color="000000" w:sz="4" w:space="0"/>
+              <w:right w:val="single" w:color="000000" w:sz="4" w:space="0"/>
+            </w:tcBorders>
+            <w:shd w:val="clear" w:color="auto" w:fill="FFFFFF"/>
+            <w:vAlign w:val="center"/>
+          </w:tcPr>
+          <w:p>
+            <w:pPr>
+              <w:keepNext w:val="0"/>
+              <w:keepLines w:val="0"/>
+              <w:widowControl/>
+              <w:suppressLineNumbers w:val="0"/>
+              <w:jc w:val="left"/>
+              <w:textAlignment w:val="center"/>
+              <w:rPr>
+                <w:rFonts w:hint="default" w:ascii="Times New Roman" w:hAnsi="Times New Roman" w:eastAsia="宋体" w:cs="Times New Roman"/>
+                <w:b w:val="0"/>
+                <w:bCs w:val="0"/>
+                <w:i w:val="0"/>
+                <w:iCs w:val="0"/>
+                <w:color w:val="000000"/>
+                <w:kern w:val="0"/>
+                <w:sz w:val="20"/>
+                <w:szCs w:val="20"/>
+                <w:u w:val="none"/>
+                <w:lang w:val="en-US" w:eastAsia="zh-CN" w:bidi="ar"/>
+              </w:rPr>
+            </w:pPr>
+            <w:r>
+              <w:rPr>
+                <w:rFonts w:hint="default" w:ascii="Times New Roman" w:hAnsi="Times New Roman" w:eastAsia="宋体" w:cs="Times New Roman"/>
+                <w:b w:val="0"/>
+                <w:bCs w:val="0"/>
+                <w:i w:val="0"/>
+                <w:iCs w:val="0"/>
+                <w:color w:val="000000"/>
+                <w:kern w:val="0"/>
+                <w:sz w:val="20"/>
+                <w:szCs w:val="20"/>
+                <w:u w:val="none"/>
+                <w:lang w:val="en-US" w:eastAsia="zh-CN" w:bidi="ar"/>
+              </w:rPr>
+              <w:t>p.M237I</w:t>
+            </w:r>
+          </w:p>
+        </w:tc>
+      </w:tr>
+      <w:tr>
+        <w:tblPrEx>
+          <w:tblBorders>
+            <w:top w:val="none" w:color="auto" w:sz="0" w:space="0"/>
+            <w:left w:val="none" w:color="auto" w:sz="0" w:space="0"/>
+            <w:bottom w:val="none" w:color="auto" w:sz="0" w:space="0"/>
+            <w:right w:val="none" w:color="auto" w:sz="0" w:space="0"/>
+            <w:insideH w:val="none" w:color="auto" w:sz="0" w:space="0"/>
+            <w:insideV w:val="none" w:color="auto" w:sz="0" w:space="0"/>
+          </w:tblBorders>
           <w:tblCellMar>
             <w:top w:w="0" w:type="dxa"/>
             <w:left w:w="108" w:type="dxa"/>
@@ -44142,8 +44088,8 @@
       </w:r>
       <w:bookmarkEnd w:id="17"/>
       <w:bookmarkStart w:id="102" w:name="_Toc3409"/>
-      <w:bookmarkStart w:id="103" w:name="_Toc15114"/>
-      <w:bookmarkStart w:id="104" w:name="_Toc27864"/>
+      <w:bookmarkStart w:id="103" w:name="_Toc27864"/>
+      <w:bookmarkStart w:id="104" w:name="_Toc15114"/>
       <w:bookmarkStart w:id="105" w:name="_Toc28454_WPSOffice_Level1"/>
       <w:bookmarkStart w:id="106" w:name="_Toc27693"/>
       <w:bookmarkStart w:id="107" w:name="_Toc26985_WPSOffice_Level1"/>
@@ -44755,8 +44701,6 @@
         </w:rPr>
         <w:t>.肿瘤发展或治疗过程中可能出现获得性基因变异，从而使癌症的突变谱发生变化，同时肿瘤也可能存在肿瘤间和肿瘤内的异质性。{% endif %}</w:t>
       </w:r>
-      <w:bookmarkStart w:id="121" w:name="_GoBack"/>
-      <w:bookmarkEnd w:id="121"/>
     </w:p>
     <w:p>
       <w:pPr>
@@ -44799,14 +44743,14 @@
         </w:rPr>
       </w:pPr>
       <w:bookmarkStart w:id="112" w:name="_Toc11901"/>
-      <w:bookmarkStart w:id="113" w:name="_Toc7828"/>
-      <w:bookmarkStart w:id="114" w:name="_Toc27809"/>
-      <w:bookmarkStart w:id="115" w:name="_Toc4503"/>
-      <w:bookmarkStart w:id="116" w:name="_Toc22162_WPSOffice_Level1"/>
-      <w:bookmarkStart w:id="117" w:name="_Toc13275"/>
-      <w:bookmarkStart w:id="118" w:name="_Toc19584_WPSOffice_Level1"/>
-      <w:bookmarkStart w:id="119" w:name="_Toc14611_WPSOffice_Level1"/>
-      <w:bookmarkStart w:id="120" w:name="_Toc22623"/>
+      <w:bookmarkStart w:id="113" w:name="_Toc27809"/>
+      <w:bookmarkStart w:id="114" w:name="_Toc4503"/>
+      <w:bookmarkStart w:id="115" w:name="_Toc7828"/>
+      <w:bookmarkStart w:id="116" w:name="_Toc22623"/>
+      <w:bookmarkStart w:id="117" w:name="_Toc22162_WPSOffice_Level1"/>
+      <w:bookmarkStart w:id="118" w:name="_Toc13275"/>
+      <w:bookmarkStart w:id="119" w:name="_Toc19584_WPSOffice_Level1"/>
+      <w:bookmarkStart w:id="120" w:name="_Toc14611_WPSOffice_Level1"/>
       <w:r>
         <w:rPr>
           <w:rFonts w:hint="eastAsia"/>
